--- a/deliverables/第7组_Sprint1计划会会议纪要.docx
+++ b/deliverables/第7组_Sprint1计划会会议纪要.docx
@@ -4,18 +4,26 @@
   <w:body>
     <w:p>
       <w:pPr>
-        <w:keepNext/>
-        <w:spacing w:after="320"/>
+        <w:pStyle w:val="Title"/>
         <w:jc w:val="center"/>
       </w:pPr>
       <w:r>
-        <w:rPr>
-          <w:rFonts w:ascii="Microsoft YaHei" w:hAnsi="Microsoft YaHei" w:eastAsia="Microsoft YaHei"/>
-          <w:b/>
-          <w:color w:val="000000"/>
-          <w:sz w:val="38"/>
-        </w:rPr>
-        <w:t>第7组 软件项目管理实验二 Sprint 1 计划会会议纪要</w:t>
+        <w:t>第7组 Sprint1计划会会议纪要</w:t>
+      </w:r>
+    </w:p>
+    <w:p>
+      <w:r>
+        <w:t>项目：爱管理　课程：软件项目管理实验二　Sprint：1</w:t>
+      </w:r>
+    </w:p>
+    <w:p>
+      <w:r>
+        <w:t>本轮 DRI：杨浩伟　整理日期：2026年10月8日</w:t>
+      </w:r>
+    </w:p>
+    <w:p>
+      <w:r>
+        <w:t>本轮选择 US01 查看项目成员、US04 创建并分配任务、US05 更新任务状态作为首个可运行增量。三个 Must 故事共同回答“有哪些人、谁负责什么、任务进行到哪里”，与实验一“看得见工作、看得见责任、看得见进度”的项目方向一致。本纪要还原范围与实施方案，并注明后续执行结果，供课程验收追溯。</w:t>
       </w:r>
     </w:p>
     <w:p>
@@ -23,105 +31,486 @@
         <w:pStyle w:val="Heading1"/>
       </w:pPr>
       <w:r>
-        <w:t>一、基本信息</w:t>
+        <w:t>一 记录来源与团队</w:t>
       </w:r>
     </w:p>
     <w:p>
-      <w:pPr/>
       <w:r>
-        <w:rPr>
-          <w:rFonts w:ascii="Microsoft YaHei" w:hAnsi="Microsoft YaHei" w:eastAsia="Microsoft YaHei"/>
-          <w:b/>
-          <w:color w:val="000000"/>
-        </w:rPr>
-        <w:t>会议名称：</w:t>
-      </w:r>
-      <w:r>
-        <w:t>Sprint 1 Planning</w:t>
+        <w:t>记录形成方式：依据 Sprint 1 期间团队协作、Git 历史及项目证据追溯整理；未单独留存会议起止时间。会议地点亦未留存。本文件不是独立现场会议的逐字记录，不推定所有成员在某一时刻共同参会。</w:t>
       </w:r>
     </w:p>
     <w:p>
-      <w:pPr/>
+      <w:r>
+        <w:t>团队协作成员为彭佳成、朱传玺、杨浩伟、何健翔。产品与范围职责由彭佳成承担；未见另行任命 PO 的记录。杨浩伟承担本轮 DRI 与质量风险协调。教师、外部干系人参会情况无独立记录。</w:t>
+      </w:r>
+    </w:p>
+    <w:tbl>
+      <w:tblPr>
+        <w:tblW w:type="auto" w:w="0"/>
+        <w:jc w:val="center"/>
+        <w:tblLayout w:type="fixed"/>
+        <w:tblLook w:firstColumn="1" w:firstRow="1" w:lastColumn="0" w:lastRow="0" w:noHBand="0" w:noVBand="1" w:val="04A0"/>
+        <w:tblBorders>
+          <w:top w:val="single" w:sz="4" w:color="D9D9D9"/>
+          <w:left w:val="single" w:sz="4" w:color="D9D9D9"/>
+          <w:bottom w:val="single" w:sz="4" w:color="D9D9D9"/>
+          <w:right w:val="single" w:sz="4" w:color="D9D9D9"/>
+          <w:insideH w:val="single" w:sz="4" w:color="D9D9D9"/>
+          <w:insideV w:val="single" w:sz="4" w:color="D9D9D9"/>
+        </w:tblBorders>
+      </w:tblPr>
+      <w:tblGrid>
+        <w:gridCol w:w="2393"/>
+        <w:gridCol w:w="2393"/>
+        <w:gridCol w:w="4626"/>
+      </w:tblGrid>
+      <w:tr>
+        <w:trPr>
+          <w:tblHeader/>
+          <w:cantSplit/>
+        </w:trPr>
+        <w:tc>
+          <w:tcPr>
+            <w:tcW w:type="dxa" w:w="2393"/>
+            <w:vAlign w:val="center"/>
+            <w:tcMar>
+              <w:top w:w="70" w:type="dxa"/>
+              <w:bottom w:w="70" w:type="dxa"/>
+              <w:left w:w="90" w:type="dxa"/>
+              <w:right w:w="90" w:type="dxa"/>
+            </w:tcMar>
+            <w:shd w:fill="E7E6E6"/>
+          </w:tcPr>
+          <w:p>
+            <w:pPr>
+              <w:spacing w:after="0" w:line="264" w:lineRule="auto"/>
+              <w:jc w:val="center"/>
+            </w:pPr>
+            <w:r>
+              <w:rPr>
+                <w:rFonts w:ascii="Arial" w:hAnsi="Arial" w:eastAsia="宋体"/>
+                <w:b/>
+                <w:color w:val="000000"/>
+                <w:sz w:val="20"/>
+              </w:rPr>
+              <w:t>成员</w:t>
+            </w:r>
+          </w:p>
+        </w:tc>
+        <w:tc>
+          <w:tcPr>
+            <w:tcW w:type="dxa" w:w="2393"/>
+            <w:vAlign w:val="center"/>
+            <w:tcMar>
+              <w:top w:w="70" w:type="dxa"/>
+              <w:bottom w:w="70" w:type="dxa"/>
+              <w:left w:w="90" w:type="dxa"/>
+              <w:right w:w="90" w:type="dxa"/>
+            </w:tcMar>
+            <w:shd w:fill="E7E6E6"/>
+          </w:tcPr>
+          <w:p>
+            <w:pPr>
+              <w:spacing w:after="0" w:line="264" w:lineRule="auto"/>
+              <w:jc w:val="center"/>
+            </w:pPr>
+            <w:r>
+              <w:rPr>
+                <w:rFonts w:ascii="Arial" w:hAnsi="Arial" w:eastAsia="宋体"/>
+                <w:b/>
+                <w:color w:val="000000"/>
+                <w:sz w:val="20"/>
+              </w:rPr>
+              <w:t>长期职责</w:t>
+            </w:r>
+          </w:p>
+        </w:tc>
+        <w:tc>
+          <w:tcPr>
+            <w:tcW w:type="dxa" w:w="4626"/>
+            <w:vAlign w:val="center"/>
+            <w:tcMar>
+              <w:top w:w="70" w:type="dxa"/>
+              <w:bottom w:w="70" w:type="dxa"/>
+              <w:left w:w="90" w:type="dxa"/>
+              <w:right w:w="90" w:type="dxa"/>
+            </w:tcMar>
+            <w:shd w:fill="E7E6E6"/>
+          </w:tcPr>
+          <w:p>
+            <w:pPr>
+              <w:spacing w:after="0" w:line="264" w:lineRule="auto"/>
+              <w:jc w:val="center"/>
+            </w:pPr>
+            <w:r>
+              <w:rPr>
+                <w:rFonts w:ascii="Arial" w:hAnsi="Arial" w:eastAsia="宋体"/>
+                <w:b/>
+                <w:color w:val="000000"/>
+                <w:sz w:val="20"/>
+              </w:rPr>
+              <w:t>本轮工作</w:t>
+            </w:r>
+          </w:p>
+        </w:tc>
+      </w:tr>
+      <w:tr>
+        <w:trPr>
+          <w:cantSplit/>
+        </w:trPr>
+        <w:tc>
+          <w:tcPr>
+            <w:tcW w:type="dxa" w:w="2393"/>
+            <w:vAlign w:val="center"/>
+            <w:tcMar>
+              <w:top w:w="70" w:type="dxa"/>
+              <w:bottom w:w="70" w:type="dxa"/>
+              <w:left w:w="90" w:type="dxa"/>
+              <w:right w:w="90" w:type="dxa"/>
+            </w:tcMar>
+          </w:tcPr>
+          <w:p>
+            <w:pPr>
+              <w:spacing w:after="0" w:line="264" w:lineRule="auto"/>
+              <w:jc w:val="center"/>
+            </w:pPr>
+            <w:r>
+              <w:rPr>
+                <w:rFonts w:ascii="Arial" w:hAnsi="Arial" w:eastAsia="宋体"/>
+                <w:b w:val="0"/>
+                <w:color w:val="000000"/>
+                <w:sz w:val="20"/>
+              </w:rPr>
+              <w:t>彭佳成</w:t>
+            </w:r>
+          </w:p>
+        </w:tc>
+        <w:tc>
+          <w:tcPr>
+            <w:tcW w:type="dxa" w:w="2393"/>
+            <w:vAlign w:val="center"/>
+            <w:tcMar>
+              <w:top w:w="70" w:type="dxa"/>
+              <w:bottom w:w="70" w:type="dxa"/>
+              <w:left w:w="90" w:type="dxa"/>
+              <w:right w:w="90" w:type="dxa"/>
+            </w:tcMar>
+          </w:tcPr>
+          <w:p>
+            <w:pPr>
+              <w:spacing w:after="0" w:line="264" w:lineRule="auto"/>
+              <w:jc w:val="center"/>
+            </w:pPr>
+            <w:r>
+              <w:rPr>
+                <w:rFonts w:ascii="Arial" w:hAnsi="Arial" w:eastAsia="宋体"/>
+                <w:b w:val="0"/>
+                <w:color w:val="000000"/>
+                <w:sz w:val="20"/>
+              </w:rPr>
+              <w:t>产品与范围</w:t>
+            </w:r>
+          </w:p>
+        </w:tc>
+        <w:tc>
+          <w:tcPr>
+            <w:tcW w:type="dxa" w:w="4626"/>
+            <w:vAlign w:val="center"/>
+            <w:tcMar>
+              <w:top w:w="70" w:type="dxa"/>
+              <w:bottom w:w="70" w:type="dxa"/>
+              <w:left w:w="90" w:type="dxa"/>
+              <w:right w:w="90" w:type="dxa"/>
+            </w:tcMar>
+          </w:tcPr>
+          <w:p>
+            <w:pPr>
+              <w:spacing w:after="0" w:line="264" w:lineRule="auto"/>
+            </w:pPr>
+            <w:r>
+              <w:rPr>
+                <w:rFonts w:ascii="Arial" w:hAnsi="Arial" w:eastAsia="宋体"/>
+                <w:b w:val="0"/>
+                <w:color w:val="000000"/>
+                <w:sz w:val="20"/>
+              </w:rPr>
+              <w:t>US01 成员契约、接口、页面边界与测试</w:t>
+            </w:r>
+          </w:p>
+        </w:tc>
+      </w:tr>
+      <w:tr>
+        <w:trPr>
+          <w:cantSplit/>
+        </w:trPr>
+        <w:tc>
+          <w:tcPr>
+            <w:tcW w:type="dxa" w:w="2393"/>
+            <w:vAlign w:val="center"/>
+            <w:tcMar>
+              <w:top w:w="70" w:type="dxa"/>
+              <w:bottom w:w="70" w:type="dxa"/>
+              <w:left w:w="90" w:type="dxa"/>
+              <w:right w:w="90" w:type="dxa"/>
+            </w:tcMar>
+          </w:tcPr>
+          <w:p>
+            <w:pPr>
+              <w:spacing w:after="0" w:line="264" w:lineRule="auto"/>
+              <w:jc w:val="center"/>
+            </w:pPr>
+            <w:r>
+              <w:rPr>
+                <w:rFonts w:ascii="Arial" w:hAnsi="Arial" w:eastAsia="宋体"/>
+                <w:b w:val="0"/>
+                <w:color w:val="000000"/>
+                <w:sz w:val="20"/>
+              </w:rPr>
+              <w:t>朱传玺</w:t>
+            </w:r>
+          </w:p>
+        </w:tc>
+        <w:tc>
+          <w:tcPr>
+            <w:tcW w:type="dxa" w:w="2393"/>
+            <w:vAlign w:val="center"/>
+            <w:tcMar>
+              <w:top w:w="70" w:type="dxa"/>
+              <w:bottom w:w="70" w:type="dxa"/>
+              <w:left w:w="90" w:type="dxa"/>
+              <w:right w:w="90" w:type="dxa"/>
+            </w:tcMar>
+          </w:tcPr>
+          <w:p>
+            <w:pPr>
+              <w:spacing w:after="0" w:line="264" w:lineRule="auto"/>
+              <w:jc w:val="center"/>
+            </w:pPr>
+            <w:r>
+              <w:rPr>
+                <w:rFonts w:ascii="Arial" w:hAnsi="Arial" w:eastAsia="宋体"/>
+                <w:b w:val="0"/>
+                <w:color w:val="000000"/>
+                <w:sz w:val="20"/>
+              </w:rPr>
+              <w:t>技术与架构</w:t>
+            </w:r>
+          </w:p>
+        </w:tc>
+        <w:tc>
+          <w:tcPr>
+            <w:tcW w:type="dxa" w:w="4626"/>
+            <w:vAlign w:val="center"/>
+            <w:tcMar>
+              <w:top w:w="70" w:type="dxa"/>
+              <w:bottom w:w="70" w:type="dxa"/>
+              <w:left w:w="90" w:type="dxa"/>
+              <w:right w:w="90" w:type="dxa"/>
+            </w:tcMar>
+          </w:tcPr>
+          <w:p>
+            <w:pPr>
+              <w:spacing w:after="0" w:line="264" w:lineRule="auto"/>
+            </w:pPr>
+            <w:r>
+              <w:rPr>
+                <w:rFonts w:ascii="Arial" w:hAnsi="Arial" w:eastAsia="宋体"/>
+                <w:b w:val="0"/>
+                <w:color w:val="000000"/>
+                <w:sz w:val="20"/>
+              </w:rPr>
+              <w:t>工程基础、统一数据层、US04 创建与分配</w:t>
+            </w:r>
+          </w:p>
+        </w:tc>
+      </w:tr>
+      <w:tr>
+        <w:trPr>
+          <w:cantSplit/>
+        </w:trPr>
+        <w:tc>
+          <w:tcPr>
+            <w:tcW w:type="dxa" w:w="2393"/>
+            <w:vAlign w:val="center"/>
+            <w:tcMar>
+              <w:top w:w="70" w:type="dxa"/>
+              <w:bottom w:w="70" w:type="dxa"/>
+              <w:left w:w="90" w:type="dxa"/>
+              <w:right w:w="90" w:type="dxa"/>
+            </w:tcMar>
+          </w:tcPr>
+          <w:p>
+            <w:pPr>
+              <w:spacing w:after="0" w:line="264" w:lineRule="auto"/>
+              <w:jc w:val="center"/>
+            </w:pPr>
+            <w:r>
+              <w:rPr>
+                <w:rFonts w:ascii="Arial" w:hAnsi="Arial" w:eastAsia="宋体"/>
+                <w:b w:val="0"/>
+                <w:color w:val="000000"/>
+                <w:sz w:val="20"/>
+              </w:rPr>
+              <w:t>杨浩伟</w:t>
+            </w:r>
+          </w:p>
+        </w:tc>
+        <w:tc>
+          <w:tcPr>
+            <w:tcW w:type="dxa" w:w="2393"/>
+            <w:vAlign w:val="center"/>
+            <w:tcMar>
+              <w:top w:w="70" w:type="dxa"/>
+              <w:bottom w:w="70" w:type="dxa"/>
+              <w:left w:w="90" w:type="dxa"/>
+              <w:right w:w="90" w:type="dxa"/>
+            </w:tcMar>
+          </w:tcPr>
+          <w:p>
+            <w:pPr>
+              <w:spacing w:after="0" w:line="264" w:lineRule="auto"/>
+              <w:jc w:val="center"/>
+            </w:pPr>
+            <w:r>
+              <w:rPr>
+                <w:rFonts w:ascii="Arial" w:hAnsi="Arial" w:eastAsia="宋体"/>
+                <w:b w:val="0"/>
+                <w:color w:val="000000"/>
+                <w:sz w:val="20"/>
+              </w:rPr>
+              <w:t>质量与风险</w:t>
+            </w:r>
+          </w:p>
+        </w:tc>
+        <w:tc>
+          <w:tcPr>
+            <w:tcW w:type="dxa" w:w="4626"/>
+            <w:vAlign w:val="center"/>
+            <w:tcMar>
+              <w:top w:w="70" w:type="dxa"/>
+              <w:bottom w:w="70" w:type="dxa"/>
+              <w:left w:w="90" w:type="dxa"/>
+              <w:right w:w="90" w:type="dxa"/>
+            </w:tcMar>
+          </w:tcPr>
+          <w:p>
+            <w:pPr>
+              <w:spacing w:after="0" w:line="264" w:lineRule="auto"/>
+            </w:pPr>
+            <w:r>
+              <w:rPr>
+                <w:rFonts w:ascii="Arial" w:hAnsi="Arial" w:eastAsia="宋体"/>
+                <w:b w:val="0"/>
+                <w:color w:val="000000"/>
+                <w:sz w:val="20"/>
+              </w:rPr>
+              <w:t>DRI、分支集成协调、验收与文档收尾</w:t>
+            </w:r>
+          </w:p>
+        </w:tc>
+      </w:tr>
+      <w:tr>
+        <w:trPr>
+          <w:cantSplit/>
+        </w:trPr>
+        <w:tc>
+          <w:tcPr>
+            <w:tcW w:type="dxa" w:w="2393"/>
+            <w:vAlign w:val="center"/>
+            <w:tcMar>
+              <w:top w:w="70" w:type="dxa"/>
+              <w:bottom w:w="70" w:type="dxa"/>
+              <w:left w:w="90" w:type="dxa"/>
+              <w:right w:w="90" w:type="dxa"/>
+            </w:tcMar>
+          </w:tcPr>
+          <w:p>
+            <w:pPr>
+              <w:spacing w:after="0" w:line="264" w:lineRule="auto"/>
+              <w:jc w:val="center"/>
+            </w:pPr>
+            <w:r>
+              <w:rPr>
+                <w:rFonts w:ascii="Arial" w:hAnsi="Arial" w:eastAsia="宋体"/>
+                <w:b w:val="0"/>
+                <w:color w:val="000000"/>
+                <w:sz w:val="20"/>
+              </w:rPr>
+              <w:t>何健翔</w:t>
+            </w:r>
+          </w:p>
+        </w:tc>
+        <w:tc>
+          <w:tcPr>
+            <w:tcW w:type="dxa" w:w="2393"/>
+            <w:vAlign w:val="center"/>
+            <w:tcMar>
+              <w:top w:w="70" w:type="dxa"/>
+              <w:bottom w:w="70" w:type="dxa"/>
+              <w:left w:w="90" w:type="dxa"/>
+              <w:right w:w="90" w:type="dxa"/>
+            </w:tcMar>
+          </w:tcPr>
+          <w:p>
+            <w:pPr>
+              <w:spacing w:after="0" w:line="264" w:lineRule="auto"/>
+              <w:jc w:val="center"/>
+            </w:pPr>
+            <w:r>
+              <w:rPr>
+                <w:rFonts w:ascii="Arial" w:hAnsi="Arial" w:eastAsia="宋体"/>
+                <w:b w:val="0"/>
+                <w:color w:val="000000"/>
+                <w:sz w:val="20"/>
+              </w:rPr>
+              <w:t>AI协调与记录</w:t>
+            </w:r>
+          </w:p>
+        </w:tc>
+        <w:tc>
+          <w:tcPr>
+            <w:tcW w:type="dxa" w:w="4626"/>
+            <w:vAlign w:val="center"/>
+            <w:tcMar>
+              <w:top w:w="70" w:type="dxa"/>
+              <w:bottom w:w="70" w:type="dxa"/>
+              <w:left w:w="90" w:type="dxa"/>
+              <w:right w:w="90" w:type="dxa"/>
+            </w:tcMar>
+          </w:tcPr>
+          <w:p>
+            <w:pPr>
+              <w:spacing w:after="0" w:line="264" w:lineRule="auto"/>
+            </w:pPr>
+            <w:r>
+              <w:rPr>
+                <w:rFonts w:ascii="Arial" w:hAnsi="Arial" w:eastAsia="宋体"/>
+                <w:b w:val="0"/>
+                <w:color w:val="000000"/>
+                <w:sz w:val="20"/>
+              </w:rPr>
+              <w:t>US05 状态逻辑、接口、测试及 AI 记录协作</w:t>
+            </w:r>
+          </w:p>
+        </w:tc>
+      </w:tr>
+    </w:tbl>
+    <w:p>
+      <w:pPr>
+        <w:spacing w:after="0" w:line="80" w:lineRule="exact"/>
+      </w:pPr>
       <w:r>
         <w:rPr>
-          <w:rFonts w:ascii="Microsoft YaHei" w:hAnsi="Microsoft YaHei" w:eastAsia="Microsoft YaHei"/>
-          <w:b/>
+          <w:rFonts w:ascii="Arial" w:hAnsi="Arial" w:eastAsia="宋体"/>
+          <w:b w:val="0"/>
           <w:color w:val="000000"/>
+          <w:sz w:val="2"/>
         </w:rPr>
-        <w:t>Sprint：</w:t>
-      </w:r>
-      <w:r>
-        <w:t>Sprint 1</w:t>
       </w:r>
     </w:p>
     <w:p>
-      <w:pPr/>
       <w:r>
-        <w:rPr>
-          <w:rFonts w:ascii="Microsoft YaHei" w:hAnsi="Microsoft YaHei" w:eastAsia="Microsoft YaHei"/>
-          <w:b/>
-          <w:color w:val="000000"/>
-        </w:rPr>
-        <w:t>项目背景：</w:t>
-      </w:r>
-      <w:r>
-        <w:t>爱管理</w:t>
-      </w:r>
-    </w:p>
-    <w:p>
-      <w:pPr/>
-      <w:r>
-        <w:rPr>
-          <w:rFonts w:ascii="Microsoft YaHei" w:hAnsi="Microsoft YaHei" w:eastAsia="Microsoft YaHei"/>
-          <w:b/>
-          <w:color w:val="000000"/>
-        </w:rPr>
-        <w:t>主持人：</w:t>
-      </w:r>
-      <w:r>
-        <w:t>杨浩伟（DRI / PO）</w:t>
-      </w:r>
-    </w:p>
-    <w:p>
-      <w:pPr/>
-      <w:r>
-        <w:rPr>
-          <w:rFonts w:ascii="Microsoft YaHei" w:hAnsi="Microsoft YaHei" w:eastAsia="Microsoft YaHei"/>
-          <w:b/>
-          <w:color w:val="000000"/>
-        </w:rPr>
-        <w:t>参会人员：</w:t>
-      </w:r>
-      <w:r>
-        <w:t>杨浩伟、彭佳成、朱传玺、何健翔</w:t>
-      </w:r>
-    </w:p>
-    <w:p>
-      <w:pPr/>
-      <w:r>
-        <w:rPr>
-          <w:rFonts w:ascii="Microsoft YaHei" w:hAnsi="Microsoft YaHei" w:eastAsia="Microsoft YaHei"/>
-          <w:b/>
-          <w:color w:val="000000"/>
-        </w:rPr>
-        <w:t>会议时间：</w:t>
-      </w:r>
-      <w:r>
-        <w:t>待填写</w:t>
-      </w:r>
-    </w:p>
-    <w:p>
-      <w:pPr/>
-      <w:r>
-        <w:rPr>
-          <w:rFonts w:ascii="Microsoft YaHei" w:hAnsi="Microsoft YaHei" w:eastAsia="Microsoft YaHei"/>
-          <w:b/>
-          <w:color w:val="000000"/>
-        </w:rPr>
-        <w:t>会议地点：</w:t>
-      </w:r>
-      <w:r>
-        <w:t>待填写</w:t>
+        <w:t>上述责任分配依据实验一正式规划与仓库实施文档，不以 Git 提交账户代替个人工作量统计。多人使用工具或共享提交身份，不能据此计算个人贡献比例。</w:t>
       </w:r>
     </w:p>
     <w:p>
@@ -129,31 +518,22 @@
         <w:pStyle w:val="Heading1"/>
       </w:pPr>
       <w:r>
-        <w:t>二、Sprint Goal</w:t>
+        <w:t>二 Sprint Goal 与范围依据</w:t>
       </w:r>
     </w:p>
     <w:p>
-      <w:pPr/>
       <w:r>
-        <w:rPr>
-          <w:rFonts w:ascii="Microsoft YaHei" w:hAnsi="Microsoft YaHei" w:eastAsia="Microsoft YaHei"/>
-          <w:b/>
-          <w:color w:val="000000"/>
-        </w:rPr>
-        <w:t>在本地演示环境中完成：</w:t>
-      </w:r>
-      <w:r/>
-    </w:p>
-    <w:p>
-      <w:pPr/>
-      <w:r>
-        <w:t>查看项目成员 → 创建并分配任务 → 更新任务状态</w:t>
+        <w:t>Sprint Goal：在本地演示环境中完成查看项目成员 → 创建并分配任务 → 更新任务状态，形成可运行、可测试、可演示的最小功能闭环。</w:t>
       </w:r>
     </w:p>
     <w:p>
-      <w:pPr/>
       <w:r>
-        <w:t>形成一个能够实际运行、测试和演示的最小功能闭环。</w:t>
+        <w:t>实验一正式规划将首个 Sprint 定为这三个故事，后续再加入登录、权限、任务属性、迭代管理和统计。本轮复用预置四名成员，不实施成员新增、登录、复杂权限、评论、上传或统计。首个切片先验证成员与任务的关联和状态持久化，避免在基础流程尚未连通前同时展开权限与多项目功能。</w:t>
+      </w:r>
+    </w:p>
+    <w:p>
+      <w:r>
+        <w:t>本次以实验一正式项目规划、当前仓库故事编号和实际实现为基线。另有早期用户故事地图采用不同编号与更大首轮范围，不与正式规划混用。技术栈是在执行阶段明确的，不能把最终方案写成实验一已确定的技术决策。</w:t>
       </w:r>
     </w:p>
     <w:p>
@@ -161,199 +541,608 @@
         <w:pStyle w:val="Heading1"/>
       </w:pPr>
       <w:r>
-        <w:t>三、入选用户故事</w:t>
+        <w:t>三 入选故事与验收标准</w:t>
+      </w:r>
+    </w:p>
+    <w:tbl>
+      <w:tblPr>
+        <w:tblW w:type="auto" w:w="0"/>
+        <w:jc w:val="center"/>
+        <w:tblLayout w:type="fixed"/>
+        <w:tblLook w:firstColumn="1" w:firstRow="1" w:lastColumn="0" w:lastRow="0" w:noHBand="0" w:noVBand="1" w:val="04A0"/>
+        <w:tblBorders>
+          <w:top w:val="single" w:sz="4" w:color="D9D9D9"/>
+          <w:left w:val="single" w:sz="4" w:color="D9D9D9"/>
+          <w:bottom w:val="single" w:sz="4" w:color="D9D9D9"/>
+          <w:right w:val="single" w:sz="4" w:color="D9D9D9"/>
+          <w:insideH w:val="single" w:sz="4" w:color="D9D9D9"/>
+          <w:insideV w:val="single" w:sz="4" w:color="D9D9D9"/>
+        </w:tblBorders>
+      </w:tblPr>
+      <w:tblGrid>
+        <w:gridCol w:w="1492"/>
+        <w:gridCol w:w="1377"/>
+        <w:gridCol w:w="1377"/>
+        <w:gridCol w:w="1377"/>
+        <w:gridCol w:w="3787"/>
+      </w:tblGrid>
+      <w:tr>
+        <w:trPr>
+          <w:tblHeader/>
+          <w:cantSplit/>
+        </w:trPr>
+        <w:tc>
+          <w:tcPr>
+            <w:tcW w:type="dxa" w:w="1492"/>
+            <w:vAlign w:val="center"/>
+            <w:tcMar>
+              <w:top w:w="70" w:type="dxa"/>
+              <w:bottom w:w="70" w:type="dxa"/>
+              <w:left w:w="90" w:type="dxa"/>
+              <w:right w:w="90" w:type="dxa"/>
+            </w:tcMar>
+            <w:shd w:fill="E7E6E6"/>
+          </w:tcPr>
+          <w:p>
+            <w:pPr>
+              <w:spacing w:after="0" w:line="264" w:lineRule="auto"/>
+              <w:jc w:val="center"/>
+            </w:pPr>
+            <w:r>
+              <w:rPr>
+                <w:rFonts w:ascii="Arial" w:hAnsi="Arial" w:eastAsia="宋体"/>
+                <w:b/>
+                <w:color w:val="000000"/>
+                <w:sz w:val="20"/>
+              </w:rPr>
+              <w:t>故事与标题</w:t>
+            </w:r>
+          </w:p>
+        </w:tc>
+        <w:tc>
+          <w:tcPr>
+            <w:tcW w:type="dxa" w:w="1377"/>
+            <w:vAlign w:val="center"/>
+            <w:tcMar>
+              <w:top w:w="70" w:type="dxa"/>
+              <w:bottom w:w="70" w:type="dxa"/>
+              <w:left w:w="90" w:type="dxa"/>
+              <w:right w:w="90" w:type="dxa"/>
+            </w:tcMar>
+            <w:shd w:fill="E7E6E6"/>
+          </w:tcPr>
+          <w:p>
+            <w:pPr>
+              <w:spacing w:after="0" w:line="264" w:lineRule="auto"/>
+              <w:jc w:val="center"/>
+            </w:pPr>
+            <w:r>
+              <w:rPr>
+                <w:rFonts w:ascii="Arial" w:hAnsi="Arial" w:eastAsia="宋体"/>
+                <w:b/>
+                <w:color w:val="000000"/>
+                <w:sz w:val="20"/>
+              </w:rPr>
+              <w:t>优先级</w:t>
+            </w:r>
+          </w:p>
+        </w:tc>
+        <w:tc>
+          <w:tcPr>
+            <w:tcW w:type="dxa" w:w="1377"/>
+            <w:vAlign w:val="center"/>
+            <w:tcMar>
+              <w:top w:w="70" w:type="dxa"/>
+              <w:bottom w:w="70" w:type="dxa"/>
+              <w:left w:w="90" w:type="dxa"/>
+              <w:right w:w="90" w:type="dxa"/>
+            </w:tcMar>
+            <w:shd w:fill="E7E6E6"/>
+          </w:tcPr>
+          <w:p>
+            <w:pPr>
+              <w:spacing w:after="0" w:line="264" w:lineRule="auto"/>
+              <w:jc w:val="center"/>
+            </w:pPr>
+            <w:r>
+              <w:rPr>
+                <w:rFonts w:ascii="Arial" w:hAnsi="Arial" w:eastAsia="宋体"/>
+                <w:b/>
+                <w:color w:val="000000"/>
+                <w:sz w:val="20"/>
+              </w:rPr>
+              <w:t>负责人</w:t>
+            </w:r>
+          </w:p>
+        </w:tc>
+        <w:tc>
+          <w:tcPr>
+            <w:tcW w:type="dxa" w:w="1377"/>
+            <w:vAlign w:val="center"/>
+            <w:tcMar>
+              <w:top w:w="70" w:type="dxa"/>
+              <w:bottom w:w="70" w:type="dxa"/>
+              <w:left w:w="90" w:type="dxa"/>
+              <w:right w:w="90" w:type="dxa"/>
+            </w:tcMar>
+            <w:shd w:fill="E7E6E6"/>
+          </w:tcPr>
+          <w:p>
+            <w:pPr>
+              <w:spacing w:after="0" w:line="264" w:lineRule="auto"/>
+              <w:jc w:val="center"/>
+            </w:pPr>
+            <w:r>
+              <w:rPr>
+                <w:rFonts w:ascii="Arial" w:hAnsi="Arial" w:eastAsia="宋体"/>
+                <w:b/>
+                <w:color w:val="000000"/>
+                <w:sz w:val="20"/>
+              </w:rPr>
+              <w:t>原规划规模</w:t>
+            </w:r>
+          </w:p>
+        </w:tc>
+        <w:tc>
+          <w:tcPr>
+            <w:tcW w:type="dxa" w:w="3787"/>
+            <w:vAlign w:val="center"/>
+            <w:tcMar>
+              <w:top w:w="70" w:type="dxa"/>
+              <w:bottom w:w="70" w:type="dxa"/>
+              <w:left w:w="90" w:type="dxa"/>
+              <w:right w:w="90" w:type="dxa"/>
+            </w:tcMar>
+            <w:shd w:fill="E7E6E6"/>
+          </w:tcPr>
+          <w:p>
+            <w:pPr>
+              <w:spacing w:after="0" w:line="264" w:lineRule="auto"/>
+              <w:jc w:val="center"/>
+            </w:pPr>
+            <w:r>
+              <w:rPr>
+                <w:rFonts w:ascii="Arial" w:hAnsi="Arial" w:eastAsia="宋体"/>
+                <w:b/>
+                <w:color w:val="000000"/>
+                <w:sz w:val="20"/>
+              </w:rPr>
+              <w:t>核心验收标准</w:t>
+            </w:r>
+          </w:p>
+        </w:tc>
+      </w:tr>
+      <w:tr>
+        <w:trPr>
+          <w:cantSplit/>
+        </w:trPr>
+        <w:tc>
+          <w:tcPr>
+            <w:tcW w:type="dxa" w:w="1492"/>
+            <w:vAlign w:val="center"/>
+            <w:tcMar>
+              <w:top w:w="70" w:type="dxa"/>
+              <w:bottom w:w="70" w:type="dxa"/>
+              <w:left w:w="90" w:type="dxa"/>
+              <w:right w:w="90" w:type="dxa"/>
+            </w:tcMar>
+          </w:tcPr>
+          <w:p>
+            <w:pPr>
+              <w:spacing w:after="0" w:line="264" w:lineRule="auto"/>
+            </w:pPr>
+            <w:r>
+              <w:rPr>
+                <w:rFonts w:ascii="Arial" w:hAnsi="Arial" w:eastAsia="宋体"/>
+                <w:b w:val="0"/>
+                <w:color w:val="000000"/>
+                <w:sz w:val="20"/>
+              </w:rPr>
+              <w:t>US01 查看项目成员</w:t>
+            </w:r>
+          </w:p>
+        </w:tc>
+        <w:tc>
+          <w:tcPr>
+            <w:tcW w:type="dxa" w:w="1377"/>
+            <w:vAlign w:val="center"/>
+            <w:tcMar>
+              <w:top w:w="70" w:type="dxa"/>
+              <w:bottom w:w="70" w:type="dxa"/>
+              <w:left w:w="90" w:type="dxa"/>
+              <w:right w:w="90" w:type="dxa"/>
+            </w:tcMar>
+          </w:tcPr>
+          <w:p>
+            <w:pPr>
+              <w:spacing w:after="0" w:line="264" w:lineRule="auto"/>
+              <w:jc w:val="center"/>
+            </w:pPr>
+            <w:r>
+              <w:rPr>
+                <w:rFonts w:ascii="Arial" w:hAnsi="Arial" w:eastAsia="宋体"/>
+                <w:b w:val="0"/>
+                <w:color w:val="000000"/>
+                <w:sz w:val="20"/>
+              </w:rPr>
+              <w:t>Must</w:t>
+            </w:r>
+          </w:p>
+        </w:tc>
+        <w:tc>
+          <w:tcPr>
+            <w:tcW w:type="dxa" w:w="1377"/>
+            <w:vAlign w:val="center"/>
+            <w:tcMar>
+              <w:top w:w="70" w:type="dxa"/>
+              <w:bottom w:w="70" w:type="dxa"/>
+              <w:left w:w="90" w:type="dxa"/>
+              <w:right w:w="90" w:type="dxa"/>
+            </w:tcMar>
+          </w:tcPr>
+          <w:p>
+            <w:pPr>
+              <w:spacing w:after="0" w:line="264" w:lineRule="auto"/>
+              <w:jc w:val="center"/>
+            </w:pPr>
+            <w:r>
+              <w:rPr>
+                <w:rFonts w:ascii="Arial" w:hAnsi="Arial" w:eastAsia="宋体"/>
+                <w:b w:val="0"/>
+                <w:color w:val="000000"/>
+                <w:sz w:val="20"/>
+              </w:rPr>
+              <w:t>彭佳成</w:t>
+            </w:r>
+          </w:p>
+        </w:tc>
+        <w:tc>
+          <w:tcPr>
+            <w:tcW w:type="dxa" w:w="1377"/>
+            <w:vAlign w:val="center"/>
+            <w:tcMar>
+              <w:top w:w="70" w:type="dxa"/>
+              <w:bottom w:w="70" w:type="dxa"/>
+              <w:left w:w="90" w:type="dxa"/>
+              <w:right w:w="90" w:type="dxa"/>
+            </w:tcMar>
+          </w:tcPr>
+          <w:p>
+            <w:pPr>
+              <w:spacing w:after="0" w:line="264" w:lineRule="auto"/>
+              <w:jc w:val="center"/>
+            </w:pPr>
+            <w:r>
+              <w:rPr>
+                <w:rFonts w:ascii="Arial" w:hAnsi="Arial" w:eastAsia="宋体"/>
+                <w:b w:val="0"/>
+                <w:color w:val="000000"/>
+                <w:sz w:val="20"/>
+              </w:rPr>
+              <w:t>小</w:t>
+            </w:r>
+          </w:p>
+        </w:tc>
+        <w:tc>
+          <w:tcPr>
+            <w:tcW w:type="dxa" w:w="3787"/>
+            <w:vAlign w:val="center"/>
+            <w:tcMar>
+              <w:top w:w="70" w:type="dxa"/>
+              <w:bottom w:w="70" w:type="dxa"/>
+              <w:left w:w="90" w:type="dxa"/>
+              <w:right w:w="90" w:type="dxa"/>
+            </w:tcMar>
+          </w:tcPr>
+          <w:p>
+            <w:pPr>
+              <w:spacing w:after="0" w:line="264" w:lineRule="auto"/>
+            </w:pPr>
+            <w:r>
+              <w:rPr>
+                <w:rFonts w:ascii="Arial" w:hAnsi="Arial" w:eastAsia="宋体"/>
+                <w:b w:val="0"/>
+                <w:color w:val="000000"/>
+                <w:sz w:val="20"/>
+              </w:rPr>
+              <w:t>显示四名成员及分工；成员 id 唯一；负责人选项与成员列表同源</w:t>
+            </w:r>
+          </w:p>
+        </w:tc>
+      </w:tr>
+      <w:tr>
+        <w:trPr>
+          <w:cantSplit/>
+        </w:trPr>
+        <w:tc>
+          <w:tcPr>
+            <w:tcW w:type="dxa" w:w="1492"/>
+            <w:vAlign w:val="center"/>
+            <w:tcMar>
+              <w:top w:w="70" w:type="dxa"/>
+              <w:bottom w:w="70" w:type="dxa"/>
+              <w:left w:w="90" w:type="dxa"/>
+              <w:right w:w="90" w:type="dxa"/>
+            </w:tcMar>
+          </w:tcPr>
+          <w:p>
+            <w:pPr>
+              <w:spacing w:after="0" w:line="264" w:lineRule="auto"/>
+            </w:pPr>
+            <w:r>
+              <w:rPr>
+                <w:rFonts w:ascii="Arial" w:hAnsi="Arial" w:eastAsia="宋体"/>
+                <w:b w:val="0"/>
+                <w:color w:val="000000"/>
+                <w:sz w:val="20"/>
+              </w:rPr>
+              <w:t>US04 创建并分配任务</w:t>
+            </w:r>
+          </w:p>
+        </w:tc>
+        <w:tc>
+          <w:tcPr>
+            <w:tcW w:type="dxa" w:w="1377"/>
+            <w:vAlign w:val="center"/>
+            <w:tcMar>
+              <w:top w:w="70" w:type="dxa"/>
+              <w:bottom w:w="70" w:type="dxa"/>
+              <w:left w:w="90" w:type="dxa"/>
+              <w:right w:w="90" w:type="dxa"/>
+            </w:tcMar>
+          </w:tcPr>
+          <w:p>
+            <w:pPr>
+              <w:spacing w:after="0" w:line="264" w:lineRule="auto"/>
+              <w:jc w:val="center"/>
+            </w:pPr>
+            <w:r>
+              <w:rPr>
+                <w:rFonts w:ascii="Arial" w:hAnsi="Arial" w:eastAsia="宋体"/>
+                <w:b w:val="0"/>
+                <w:color w:val="000000"/>
+                <w:sz w:val="20"/>
+              </w:rPr>
+              <w:t>Must</w:t>
+            </w:r>
+          </w:p>
+        </w:tc>
+        <w:tc>
+          <w:tcPr>
+            <w:tcW w:type="dxa" w:w="1377"/>
+            <w:vAlign w:val="center"/>
+            <w:tcMar>
+              <w:top w:w="70" w:type="dxa"/>
+              <w:bottom w:w="70" w:type="dxa"/>
+              <w:left w:w="90" w:type="dxa"/>
+              <w:right w:w="90" w:type="dxa"/>
+            </w:tcMar>
+          </w:tcPr>
+          <w:p>
+            <w:pPr>
+              <w:spacing w:after="0" w:line="264" w:lineRule="auto"/>
+              <w:jc w:val="center"/>
+            </w:pPr>
+            <w:r>
+              <w:rPr>
+                <w:rFonts w:ascii="Arial" w:hAnsi="Arial" w:eastAsia="宋体"/>
+                <w:b w:val="0"/>
+                <w:color w:val="000000"/>
+                <w:sz w:val="20"/>
+              </w:rPr>
+              <w:t>朱传玺</w:t>
+            </w:r>
+          </w:p>
+        </w:tc>
+        <w:tc>
+          <w:tcPr>
+            <w:tcW w:type="dxa" w:w="1377"/>
+            <w:vAlign w:val="center"/>
+            <w:tcMar>
+              <w:top w:w="70" w:type="dxa"/>
+              <w:bottom w:w="70" w:type="dxa"/>
+              <w:left w:w="90" w:type="dxa"/>
+              <w:right w:w="90" w:type="dxa"/>
+            </w:tcMar>
+          </w:tcPr>
+          <w:p>
+            <w:pPr>
+              <w:spacing w:after="0" w:line="264" w:lineRule="auto"/>
+              <w:jc w:val="center"/>
+            </w:pPr>
+            <w:r>
+              <w:rPr>
+                <w:rFonts w:ascii="Arial" w:hAnsi="Arial" w:eastAsia="宋体"/>
+                <w:b w:val="0"/>
+                <w:color w:val="000000"/>
+                <w:sz w:val="20"/>
+              </w:rPr>
+              <w:t>中</w:t>
+            </w:r>
+          </w:p>
+        </w:tc>
+        <w:tc>
+          <w:tcPr>
+            <w:tcW w:type="dxa" w:w="3787"/>
+            <w:vAlign w:val="center"/>
+            <w:tcMar>
+              <w:top w:w="70" w:type="dxa"/>
+              <w:bottom w:w="70" w:type="dxa"/>
+              <w:left w:w="90" w:type="dxa"/>
+              <w:right w:w="90" w:type="dxa"/>
+            </w:tcMar>
+          </w:tcPr>
+          <w:p>
+            <w:pPr>
+              <w:spacing w:after="0" w:line="264" w:lineRule="auto"/>
+            </w:pPr>
+            <w:r>
+              <w:rPr>
+                <w:rFonts w:ascii="Arial" w:hAnsi="Arial" w:eastAsia="宋体"/>
+                <w:b w:val="0"/>
+                <w:color w:val="000000"/>
+                <w:sz w:val="20"/>
+              </w:rPr>
+              <w:t>标题非空、负责人有效；保存成功初始为 TODO；刷新后可读</w:t>
+            </w:r>
+          </w:p>
+        </w:tc>
+      </w:tr>
+      <w:tr>
+        <w:trPr>
+          <w:cantSplit/>
+        </w:trPr>
+        <w:tc>
+          <w:tcPr>
+            <w:tcW w:type="dxa" w:w="1492"/>
+            <w:vAlign w:val="center"/>
+            <w:tcMar>
+              <w:top w:w="70" w:type="dxa"/>
+              <w:bottom w:w="70" w:type="dxa"/>
+              <w:left w:w="90" w:type="dxa"/>
+              <w:right w:w="90" w:type="dxa"/>
+            </w:tcMar>
+          </w:tcPr>
+          <w:p>
+            <w:pPr>
+              <w:spacing w:after="0" w:line="264" w:lineRule="auto"/>
+            </w:pPr>
+            <w:r>
+              <w:rPr>
+                <w:rFonts w:ascii="Arial" w:hAnsi="Arial" w:eastAsia="宋体"/>
+                <w:b w:val="0"/>
+                <w:color w:val="000000"/>
+                <w:sz w:val="20"/>
+              </w:rPr>
+              <w:t>US05 更新任务状态</w:t>
+            </w:r>
+          </w:p>
+        </w:tc>
+        <w:tc>
+          <w:tcPr>
+            <w:tcW w:type="dxa" w:w="1377"/>
+            <w:vAlign w:val="center"/>
+            <w:tcMar>
+              <w:top w:w="70" w:type="dxa"/>
+              <w:bottom w:w="70" w:type="dxa"/>
+              <w:left w:w="90" w:type="dxa"/>
+              <w:right w:w="90" w:type="dxa"/>
+            </w:tcMar>
+          </w:tcPr>
+          <w:p>
+            <w:pPr>
+              <w:spacing w:after="0" w:line="264" w:lineRule="auto"/>
+              <w:jc w:val="center"/>
+            </w:pPr>
+            <w:r>
+              <w:rPr>
+                <w:rFonts w:ascii="Arial" w:hAnsi="Arial" w:eastAsia="宋体"/>
+                <w:b w:val="0"/>
+                <w:color w:val="000000"/>
+                <w:sz w:val="20"/>
+              </w:rPr>
+              <w:t>Must</w:t>
+            </w:r>
+          </w:p>
+        </w:tc>
+        <w:tc>
+          <w:tcPr>
+            <w:tcW w:type="dxa" w:w="1377"/>
+            <w:vAlign w:val="center"/>
+            <w:tcMar>
+              <w:top w:w="70" w:type="dxa"/>
+              <w:bottom w:w="70" w:type="dxa"/>
+              <w:left w:w="90" w:type="dxa"/>
+              <w:right w:w="90" w:type="dxa"/>
+            </w:tcMar>
+          </w:tcPr>
+          <w:p>
+            <w:pPr>
+              <w:spacing w:after="0" w:line="264" w:lineRule="auto"/>
+              <w:jc w:val="center"/>
+            </w:pPr>
+            <w:r>
+              <w:rPr>
+                <w:rFonts w:ascii="Arial" w:hAnsi="Arial" w:eastAsia="宋体"/>
+                <w:b w:val="0"/>
+                <w:color w:val="000000"/>
+                <w:sz w:val="20"/>
+              </w:rPr>
+              <w:t>何健翔</w:t>
+            </w:r>
+          </w:p>
+        </w:tc>
+        <w:tc>
+          <w:tcPr>
+            <w:tcW w:type="dxa" w:w="1377"/>
+            <w:vAlign w:val="center"/>
+            <w:tcMar>
+              <w:top w:w="70" w:type="dxa"/>
+              <w:bottom w:w="70" w:type="dxa"/>
+              <w:left w:w="90" w:type="dxa"/>
+              <w:right w:w="90" w:type="dxa"/>
+            </w:tcMar>
+          </w:tcPr>
+          <w:p>
+            <w:pPr>
+              <w:spacing w:after="0" w:line="264" w:lineRule="auto"/>
+              <w:jc w:val="center"/>
+            </w:pPr>
+            <w:r>
+              <w:rPr>
+                <w:rFonts w:ascii="Arial" w:hAnsi="Arial" w:eastAsia="宋体"/>
+                <w:b w:val="0"/>
+                <w:color w:val="000000"/>
+                <w:sz w:val="20"/>
+              </w:rPr>
+              <w:t>小</w:t>
+            </w:r>
+          </w:p>
+        </w:tc>
+        <w:tc>
+          <w:tcPr>
+            <w:tcW w:type="dxa" w:w="3787"/>
+            <w:vAlign w:val="center"/>
+            <w:tcMar>
+              <w:top w:w="70" w:type="dxa"/>
+              <w:bottom w:w="70" w:type="dxa"/>
+              <w:left w:w="90" w:type="dxa"/>
+              <w:right w:w="90" w:type="dxa"/>
+            </w:tcMar>
+          </w:tcPr>
+          <w:p>
+            <w:pPr>
+              <w:spacing w:after="0" w:line="264" w:lineRule="auto"/>
+            </w:pPr>
+            <w:r>
+              <w:rPr>
+                <w:rFonts w:ascii="Arial" w:hAnsi="Arial" w:eastAsia="宋体"/>
+                <w:b w:val="0"/>
+                <w:color w:val="000000"/>
+                <w:sz w:val="20"/>
+              </w:rPr>
+              <w:t>支持 TODO、DOING、DONE；拒绝非法状态；刷新后保留状态</w:t>
+            </w:r>
+          </w:p>
+        </w:tc>
+      </w:tr>
+    </w:tbl>
+    <w:p>
+      <w:pPr>
+        <w:spacing w:after="0" w:line="80" w:lineRule="exact"/>
+      </w:pPr>
+      <w:r>
+        <w:rPr>
+          <w:rFonts w:ascii="Arial" w:hAnsi="Arial" w:eastAsia="宋体"/>
+          <w:b w:val="0"/>
+          <w:color w:val="000000"/>
+          <w:sz w:val="2"/>
+        </w:rPr>
       </w:r>
     </w:p>
     <w:p>
-      <w:pPr>
-        <w:ind w:left="403" w:hanging="317"/>
-      </w:pPr>
       <w:r>
-        <w:t>1. 编号：US01</w:t>
-      </w:r>
-    </w:p>
-    <w:p>
-      <w:pPr/>
-      <w:r>
-        <w:rPr>
-          <w:rFonts w:ascii="Microsoft YaHei" w:hAnsi="Microsoft YaHei" w:eastAsia="Microsoft YaHei"/>
-          <w:b/>
-          <w:color w:val="000000"/>
-        </w:rPr>
-        <w:t>用户故事：</w:t>
-      </w:r>
-      <w:r>
-        <w:t>查看项目成员</w:t>
-      </w:r>
-    </w:p>
-    <w:p>
-      <w:pPr/>
-      <w:r>
-        <w:rPr>
-          <w:rFonts w:ascii="Microsoft YaHei" w:hAnsi="Microsoft YaHei" w:eastAsia="Microsoft YaHei"/>
-          <w:b/>
-          <w:color w:val="000000"/>
-        </w:rPr>
-        <w:t>优先级：</w:t>
-      </w:r>
-      <w:r>
-        <w:t>Must</w:t>
-      </w:r>
-    </w:p>
-    <w:p>
-      <w:pPr/>
-      <w:r>
-        <w:rPr>
-          <w:rFonts w:ascii="Microsoft YaHei" w:hAnsi="Microsoft YaHei" w:eastAsia="Microsoft YaHei"/>
-          <w:b/>
-          <w:color w:val="000000"/>
-        </w:rPr>
-        <w:t>规模：</w:t>
-      </w:r>
-      <w:r>
-        <w:t>小</w:t>
-      </w:r>
-    </w:p>
-    <w:p>
-      <w:pPr/>
-      <w:r>
-        <w:rPr>
-          <w:rFonts w:ascii="Microsoft YaHei" w:hAnsi="Microsoft YaHei" w:eastAsia="Microsoft YaHei"/>
-          <w:b/>
-          <w:color w:val="000000"/>
-        </w:rPr>
-        <w:t>负责人：</w:t>
-      </w:r>
-      <w:r>
-        <w:t>彭佳成</w:t>
-      </w:r>
-    </w:p>
-    <w:p>
-      <w:pPr>
-        <w:ind w:left="403" w:hanging="317"/>
-      </w:pPr>
-      <w:r>
-        <w:t>2. 编号：US04</w:t>
-      </w:r>
-    </w:p>
-    <w:p>
-      <w:pPr/>
-      <w:r>
-        <w:rPr>
-          <w:rFonts w:ascii="Microsoft YaHei" w:hAnsi="Microsoft YaHei" w:eastAsia="Microsoft YaHei"/>
-          <w:b/>
-          <w:color w:val="000000"/>
-        </w:rPr>
-        <w:t>用户故事：</w:t>
-      </w:r>
-      <w:r>
-        <w:t>创建并分配任务</w:t>
-      </w:r>
-    </w:p>
-    <w:p>
-      <w:pPr/>
-      <w:r>
-        <w:rPr>
-          <w:rFonts w:ascii="Microsoft YaHei" w:hAnsi="Microsoft YaHei" w:eastAsia="Microsoft YaHei"/>
-          <w:b/>
-          <w:color w:val="000000"/>
-        </w:rPr>
-        <w:t>优先级：</w:t>
-      </w:r>
-      <w:r>
-        <w:t>Must</w:t>
-      </w:r>
-    </w:p>
-    <w:p>
-      <w:pPr/>
-      <w:r>
-        <w:rPr>
-          <w:rFonts w:ascii="Microsoft YaHei" w:hAnsi="Microsoft YaHei" w:eastAsia="Microsoft YaHei"/>
-          <w:b/>
-          <w:color w:val="000000"/>
-        </w:rPr>
-        <w:t>规模：</w:t>
-      </w:r>
-      <w:r>
-        <w:t>中</w:t>
-      </w:r>
-    </w:p>
-    <w:p>
-      <w:pPr/>
-      <w:r>
-        <w:rPr>
-          <w:rFonts w:ascii="Microsoft YaHei" w:hAnsi="Microsoft YaHei" w:eastAsia="Microsoft YaHei"/>
-          <w:b/>
-          <w:color w:val="000000"/>
-        </w:rPr>
-        <w:t>负责人：</w:t>
-      </w:r>
-      <w:r>
-        <w:t>朱传玺</w:t>
-      </w:r>
-    </w:p>
-    <w:p>
-      <w:pPr>
-        <w:ind w:left="403" w:hanging="317"/>
-      </w:pPr>
-      <w:r>
-        <w:t>3. 编号：US05</w:t>
-      </w:r>
-    </w:p>
-    <w:p>
-      <w:pPr/>
-      <w:r>
-        <w:rPr>
-          <w:rFonts w:ascii="Microsoft YaHei" w:hAnsi="Microsoft YaHei" w:eastAsia="Microsoft YaHei"/>
-          <w:b/>
-          <w:color w:val="000000"/>
-        </w:rPr>
-        <w:t>用户故事：</w:t>
-      </w:r>
-      <w:r>
-        <w:t>更新任务状态</w:t>
-      </w:r>
-    </w:p>
-    <w:p>
-      <w:pPr/>
-      <w:r>
-        <w:rPr>
-          <w:rFonts w:ascii="Microsoft YaHei" w:hAnsi="Microsoft YaHei" w:eastAsia="Microsoft YaHei"/>
-          <w:b/>
-          <w:color w:val="000000"/>
-        </w:rPr>
-        <w:t>优先级：</w:t>
-      </w:r>
-      <w:r>
-        <w:t>Must</w:t>
-      </w:r>
-    </w:p>
-    <w:p>
-      <w:pPr/>
-      <w:r>
-        <w:rPr>
-          <w:rFonts w:ascii="Microsoft YaHei" w:hAnsi="Microsoft YaHei" w:eastAsia="Microsoft YaHei"/>
-          <w:b/>
-          <w:color w:val="000000"/>
-        </w:rPr>
-        <w:t>规模：</w:t>
-      </w:r>
-      <w:r>
-        <w:t>小</w:t>
-      </w:r>
-    </w:p>
-    <w:p>
-      <w:pPr/>
-      <w:r>
-        <w:rPr>
-          <w:rFonts w:ascii="Microsoft YaHei" w:hAnsi="Microsoft YaHei" w:eastAsia="Microsoft YaHei"/>
-          <w:b/>
-          <w:color w:val="000000"/>
-        </w:rPr>
-        <w:t>负责人：</w:t>
-      </w:r>
-      <w:r>
-        <w:t>何健翔</w:t>
+        <w:t>“小、中”是原规划的相对规模，不是工时承诺。未留存原始工时估算、个人可用容量或具体承诺截止时间，不据提交时间推算计划完成率或超时比例。</w:t>
       </w:r>
     </w:p>
     <w:p>
@@ -361,183 +1150,22 @@
         <w:pStyle w:val="Heading1"/>
       </w:pPr>
       <w:r>
-        <w:t>四、用户故事验收标准</w:t>
+        <w:t>四 工作拆分与执行中的完善</w:t>
       </w:r>
     </w:p>
     <w:p>
-      <w:pPr>
-        <w:pStyle w:val="Heading2"/>
-      </w:pPr>
       <w:r>
-        <w:t>一 US01 查看项目成员</w:t>
+        <w:t>US01 的基础工作是建立 Member 的 id、name、role 契约，提供 GET /api/members，将成员姓名与分工显示在页面，并让 US04 负责人下拉框使用同一响应。后续 US01 增强提交 8109119 补充了重复 id 和非法字段校验、空列表、加载失败与重试、禁止无效分配、成员读取不改写数据等边界测试。这些是实施中的完善，不是未经记录的原计划承诺。</w:t>
       </w:r>
     </w:p>
     <w:p>
-      <w:pPr>
-        <w:ind w:left="403" w:hanging="317"/>
-      </w:pPr>
       <w:r>
-        <w:t>1. 可以查看预置项目成员。</w:t>
+        <w:t>US04 建立 Task 的 id、title、description、assigneeId、status 字段，createdAt 为实现中的辅助字段。创建接口校验非空标题与有效成员，分配自增 id，写入统一 JSON 数据文件；原生页面提供表单、任务列表和负责人选择。正常创建、非法输入、再次读取及持久化由五项测试支撑。工程基础与成员预置数据先供并行开发复用，再由 US01 完善成员能力。</w:t>
       </w:r>
     </w:p>
     <w:p>
-      <w:pPr>
-        <w:ind w:left="403" w:hanging="317"/>
-      </w:pPr>
       <w:r>
-        <w:t>2. 至少展示姓名和分工。</w:t>
-      </w:r>
-    </w:p>
-    <w:p>
-      <w:pPr>
-        <w:ind w:left="403" w:hanging="317"/>
-      </w:pPr>
-      <w:r>
-        <w:t>3. 成员 id 唯一。</w:t>
-      </w:r>
-    </w:p>
-    <w:p>
-      <w:pPr>
-        <w:ind w:left="403" w:hanging="317"/>
-      </w:pPr>
-      <w:r>
-        <w:t>4. US04 的负责人选择必须来源于这里的成员列表。</w:t>
-      </w:r>
-    </w:p>
-    <w:p>
-      <w:pPr>
-        <w:pStyle w:val="Heading2"/>
-      </w:pPr>
-      <w:r>
-        <w:t>二 US04 创建并分配任务</w:t>
-      </w:r>
-    </w:p>
-    <w:p>
-      <w:pPr>
-        <w:ind w:left="403" w:hanging="317"/>
-      </w:pPr>
-      <w:r>
-        <w:t>1. 可以填写任务标题。</w:t>
-      </w:r>
-    </w:p>
-    <w:p>
-      <w:pPr>
-        <w:ind w:left="403" w:hanging="317"/>
-      </w:pPr>
-      <w:r>
-        <w:t>2. 可以填写任务描述。</w:t>
-      </w:r>
-    </w:p>
-    <w:p>
-      <w:pPr>
-        <w:ind w:left="403" w:hanging="317"/>
-      </w:pPr>
-      <w:r>
-        <w:t>3. 可以选择负责人。</w:t>
-      </w:r>
-    </w:p>
-    <w:p>
-      <w:pPr>
-        <w:ind w:left="403" w:hanging="317"/>
-      </w:pPr>
-      <w:r>
-        <w:t>4. 负责人必须对应真实项目成员。</w:t>
-      </w:r>
-    </w:p>
-    <w:p>
-      <w:pPr>
-        <w:ind w:left="403" w:hanging="317"/>
-      </w:pPr>
-      <w:r>
-        <w:t>5. 空标题应被拒绝。</w:t>
-      </w:r>
-    </w:p>
-    <w:p>
-      <w:pPr>
-        <w:ind w:left="403" w:hanging="317"/>
-      </w:pPr>
-      <w:r>
-        <w:t>6. 无效负责人应被拒绝。</w:t>
-      </w:r>
-    </w:p>
-    <w:p>
-      <w:pPr>
-        <w:ind w:left="403" w:hanging="317"/>
-      </w:pPr>
-      <w:r>
-        <w:t>7. 创建成功后任务可以查看。</w:t>
-      </w:r>
-    </w:p>
-    <w:p>
-      <w:pPr>
-        <w:ind w:left="403" w:hanging="317"/>
-      </w:pPr>
-      <w:r>
-        <w:t>8. 刷新或重新读取后任务仍然存在。</w:t>
-      </w:r>
-    </w:p>
-    <w:p>
-      <w:pPr>
-        <w:pStyle w:val="Heading2"/>
-      </w:pPr>
-      <w:r>
-        <w:t>三 US05 更新任务状态</w:t>
-      </w:r>
-    </w:p>
-    <w:p>
-      <w:pPr>
-        <w:ind w:left="403" w:hanging="317"/>
-      </w:pPr>
-      <w:r>
-        <w:t>1. 可以修改已有任务状态。</w:t>
-      </w:r>
-    </w:p>
-    <w:p>
-      <w:pPr>
-        <w:ind w:left="403" w:hanging="317"/>
-      </w:pPr>
-      <w:r>
-        <w:t>2. 支持 TODO / DOING / DONE。</w:t>
-      </w:r>
-    </w:p>
-    <w:p>
-      <w:pPr>
-        <w:ind w:left="403" w:hanging="317"/>
-      </w:pPr>
-      <w:r>
-        <w:t>3. 页面展示待办 / 进行中 / 已完成。</w:t>
-      </w:r>
-    </w:p>
-    <w:p>
-      <w:pPr>
-        <w:ind w:left="403" w:hanging="317"/>
-      </w:pPr>
-      <w:r>
-        <w:t>4. 不要求拖拽。</w:t>
-      </w:r>
-    </w:p>
-    <w:p>
-      <w:pPr>
-        <w:ind w:left="403" w:hanging="317"/>
-      </w:pPr>
-      <w:r>
-        <w:t>5. 修改后页面能够看到新状态。</w:t>
-      </w:r>
-    </w:p>
-    <w:p>
-      <w:pPr>
-        <w:ind w:left="403" w:hanging="317"/>
-      </w:pPr>
-      <w:r>
-        <w:t>6. 刷新后状态仍然保存。</w:t>
-      </w:r>
-    </w:p>
-    <w:p>
-      <w:pPr>
-        <w:ind w:left="403" w:hanging="317"/>
-      </w:pPr>
-      <w:r>
-        <w:t>7. 非法状态应被拒绝。</w:t>
+        <w:t>US05 统一 TODO、DOING、DONE 状态，提供合法性检查、状态更新领域逻辑、PATCH /api/tasks/:id/status 与页面切换，将状态写回同一数据文件。测试覆盖两个主要状态转换、非法状态和不存在任务。集成时移植状态逻辑而非保留分支中的独立存储，实现后续共享数据方案的一致性。</w:t>
       </w:r>
     </w:p>
     <w:p>
@@ -545,151 +1173,22 @@
         <w:pStyle w:val="Heading1"/>
       </w:pPr>
       <w:r>
-        <w:t>五、开发任务拆解</w:t>
+        <w:t>五 最终采用的技术方案</w:t>
       </w:r>
     </w:p>
     <w:p>
-      <w:pPr>
-        <w:pStyle w:val="Heading2"/>
-      </w:pPr>
       <w:r>
-        <w:t>一 US01 查看项目成员</w:t>
+        <w:t>后端使用 Node.js 与 Express，前端为原生 HTML、CSS、JavaScript，持久化使用单个 JSON 文件；模块采用 CommonJS，测试使用 Node 内置 node:test 和 fetch。package.json 要求 Node.js 18 或以上，npm ci 安装锁定依赖，npm start 启动，npm test 执行三个故事的测试文件。</w:t>
       </w:r>
     </w:p>
     <w:p>
-      <w:pPr>
-        <w:ind w:left="403" w:hanging="317"/>
-      </w:pPr>
       <w:r>
-        <w:t>1. 待开发：确定 Member 数据结构（id、name、role）。</w:t>
+        <w:t>该方案适合本地课程原型：无前端构建环节、无需数据库服务，接口和文件数据都能直接核验。createApp 可注入 dataFile，自动测试使用隔离临时文件，避免写入演示数据。单文件同步读写不提供生产级并发、事务或访问控制，这一取舍只适用于当前小范围演示，不代表后续上线方案已确定。</w:t>
       </w:r>
     </w:p>
     <w:p>
-      <w:pPr>
-        <w:ind w:left="403" w:hanging="317"/>
-      </w:pPr>
       <w:r>
-        <w:t>2. 待开发：提供预置成员数据。</w:t>
-      </w:r>
-    </w:p>
-    <w:p>
-      <w:pPr>
-        <w:ind w:left="403" w:hanging="317"/>
-      </w:pPr>
-      <w:r>
-        <w:t>3. 待开发：展示成员姓名和分工。</w:t>
-      </w:r>
-    </w:p>
-    <w:p>
-      <w:pPr>
-        <w:ind w:left="403" w:hanging="317"/>
-      </w:pPr>
-      <w:r>
-        <w:t>4. 待开发：补充成员列表关键路径测试。</w:t>
-      </w:r>
-    </w:p>
-    <w:p>
-      <w:pPr>
-        <w:pStyle w:val="Heading2"/>
-      </w:pPr>
-      <w:r>
-        <w:t>二 US04 创建并分配任务</w:t>
-      </w:r>
-    </w:p>
-    <w:p>
-      <w:pPr>
-        <w:ind w:left="403" w:hanging="317"/>
-      </w:pPr>
-      <w:r>
-        <w:t>1. 待开发：确定 Task 数据结构（id、title、description、assigneeId、status）。</w:t>
-      </w:r>
-    </w:p>
-    <w:p>
-      <w:pPr>
-        <w:ind w:left="403" w:hanging="317"/>
-      </w:pPr>
-      <w:r>
-        <w:t>2. 待开发：复用 US01 的成员列表作为负责人选项。</w:t>
-      </w:r>
-    </w:p>
-    <w:p>
-      <w:pPr>
-        <w:ind w:left="403" w:hanging="317"/>
-      </w:pPr>
-      <w:r>
-        <w:t>3. 待开发：实现标题、描述和负责人填写。</w:t>
-      </w:r>
-    </w:p>
-    <w:p>
-      <w:pPr>
-        <w:ind w:left="403" w:hanging="317"/>
-      </w:pPr>
-      <w:r>
-        <w:t>4. 待开发：校验空标题和无效负责人。</w:t>
-      </w:r>
-    </w:p>
-    <w:p>
-      <w:pPr>
-        <w:ind w:left="403" w:hanging="317"/>
-      </w:pPr>
-      <w:r>
-        <w:t>5. 待开发：保存并重新读取任务。</w:t>
-      </w:r>
-    </w:p>
-    <w:p>
-      <w:pPr>
-        <w:ind w:left="403" w:hanging="317"/>
-      </w:pPr>
-      <w:r>
-        <w:t>6. 待开发：补充创建与校验测试。</w:t>
-      </w:r>
-    </w:p>
-    <w:p>
-      <w:pPr>
-        <w:pStyle w:val="Heading2"/>
-      </w:pPr>
-      <w:r>
-        <w:t>三 US05 更新任务状态</w:t>
-      </w:r>
-    </w:p>
-    <w:p>
-      <w:pPr>
-        <w:ind w:left="403" w:hanging="317"/>
-      </w:pPr>
-      <w:r>
-        <w:t>1. 待开发：复用统一 Task 模型。</w:t>
-      </w:r>
-    </w:p>
-    <w:p>
-      <w:pPr>
-        <w:ind w:left="403" w:hanging="317"/>
-      </w:pPr>
-      <w:r>
-        <w:t>2. 待开发：提供 TODO / DOING / DONE 状态操作。</w:t>
-      </w:r>
-    </w:p>
-    <w:p>
-      <w:pPr>
-        <w:ind w:left="403" w:hanging="317"/>
-      </w:pPr>
-      <w:r>
-        <w:t>3. 待开发：展示待办 / 进行中 / 已完成。</w:t>
-      </w:r>
-    </w:p>
-    <w:p>
-      <w:pPr>
-        <w:ind w:left="403" w:hanging="317"/>
-      </w:pPr>
-      <w:r>
-        <w:t>4. 待开发：保存状态并支持刷新后读取。</w:t>
-      </w:r>
-    </w:p>
-    <w:p>
-      <w:pPr>
-        <w:ind w:left="403" w:hanging="317"/>
-      </w:pPr>
-      <w:r>
-        <w:t>5. 待开发：拒绝非法状态并补充测试。</w:t>
+        <w:t>Member 为 id、name、role；Task 为 id、title、description、assigneeId、status、createdAt。assigneeId 引用当前 Member.id。成员的 role 是人员分工说明，不是访问权限。三个故事共用 src/db.js 和同一数据文件，避免成员显示、负责人选项和任务归属各自维护一套数据。</w:t>
       </w:r>
     </w:p>
     <w:p>
@@ -697,93 +1196,22 @@
         <w:pStyle w:val="Heading1"/>
       </w:pPr>
       <w:r>
-        <w:t>六、DoD</w:t>
+        <w:t>六 依赖与集成风险</w:t>
       </w:r>
     </w:p>
     <w:p>
-      <w:pPr/>
       <w:r>
-        <w:t>每个用户故事只有满足对应 DoD 检查项后，才能在 Sprint 结束验收时标记为 Done。当前尚未进行验收，全部保持未勾选。</w:t>
+        <w:t>业务依赖为 US01 → US04 → US05。US04 需要真实成员才能分配，US05 依赖已创建任务及统一状态字段。并行开发可以先使用约定的预置数据，但集成必须统一模型、路由、页面和测试入口。</w:t>
       </w:r>
     </w:p>
     <w:p>
-      <w:pPr>
-        <w:ind w:left="403" w:hanging="317"/>
-      </w:pPr>
       <w:r>
-        <w:t>1. 功能能够正常运行。</w:t>
+        <w:t>实际 US04/US05 合并提交 79948a5 记录了 package.json、package-lock.json、src/app.js、任务路由、页面与 AI 记录等共享文件冲突。两者虽都使用 Node.js，存储位置、测试工具和接口落点仍不同。集成保留 US04 工程与公共数据层，将 US05 状态逻辑、接口和页面能力移入，最终统一 node:test。后续 US01 经 integration/us01-merge 预检后合入 develop，没有文本冲突；无文本冲突仍需验证成员来源和完整业务链路。</w:t>
       </w:r>
     </w:p>
     <w:p>
-      <w:pPr>
-        <w:ind w:left="403" w:hanging="317"/>
-      </w:pPr>
       <w:r>
-        <w:t>2. 达到该用户故事验收标准。</w:t>
-      </w:r>
-    </w:p>
-    <w:p>
-      <w:pPr>
-        <w:ind w:left="403" w:hanging="317"/>
-      </w:pPr>
-      <w:r>
-        <w:t>3. 有关键路径基本测试。</w:t>
-      </w:r>
-    </w:p>
-    <w:p>
-      <w:pPr>
-        <w:ind w:left="403" w:hanging="317"/>
-      </w:pPr>
-      <w:r>
-        <w:t>4. 测试实际运行通过。</w:t>
-      </w:r>
-    </w:p>
-    <w:p>
-      <w:pPr>
-        <w:ind w:left="403" w:hanging="317"/>
-      </w:pPr>
-      <w:r>
-        <w:t>5. 关键模块或函数具有必要注释。</w:t>
-      </w:r>
-    </w:p>
-    <w:p>
-      <w:pPr>
-        <w:ind w:left="403" w:hanging="317"/>
-      </w:pPr>
-      <w:r>
-        <w:t>6. AI 生成代码经过人工 diff 审查。</w:t>
-      </w:r>
-    </w:p>
-    <w:p>
-      <w:pPr>
-        <w:ind w:left="403" w:hanging="317"/>
-      </w:pPr>
-      <w:r>
-        <w:t>7. Feature 合入 develop 后仍可运行。</w:t>
-      </w:r>
-    </w:p>
-    <w:p>
-      <w:pPr>
-        <w:ind w:left="403" w:hanging="317"/>
-      </w:pPr>
-      <w:r>
-        <w:t>8. 集成测试未破坏其他 Sprint 1 功能。</w:t>
-      </w:r>
-    </w:p>
-    <w:p>
-      <w:pPr>
-        <w:ind w:left="403" w:hanging="317"/>
-      </w:pPr>
-      <w:r>
-        <w:t>9. 有运行或测试证据。</w:t>
-      </w:r>
-    </w:p>
-    <w:p>
-      <w:pPr>
-        <w:ind w:left="403" w:hanging="317"/>
-      </w:pPr>
-      <w:r>
-        <w:t>10. AI 互动记录已经保留。</w:t>
+        <w:t>AI 输出需要检查范围、字段和异常行为，不能因能启动或自动测试通过就视为完成人工审查。原始会话记录不完整、公共文件协调不够前置、集成时间未明确保留，均会增加追溯和交付风险。</w:t>
       </w:r>
     </w:p>
     <w:p>
@@ -791,39 +1219,17 @@
         <w:pStyle w:val="Heading1"/>
       </w:pPr>
       <w:r>
-        <w:t>七、分工与认领</w:t>
+        <w:t>七 DoD 约定与后续执行核对</w:t>
       </w:r>
     </w:p>
     <w:p>
-      <w:pPr>
-        <w:ind w:left="403" w:hanging="317"/>
-      </w:pPr>
       <w:r>
-        <w:t>1. 杨浩伟：本轮 DRI，兼任 PO、Scrum Master、集成与质量负责人；负责主持 Sprint Planning，控制 Sprint 范围，协调公共接口，进行 PR Review，负责 develop 集成、全量测试、DoD 验收，并主持 Sprint Review、Sprint Retrospective 和最终交付检查。</w:t>
+        <w:t>完成定义包括功能能运行、故事达到验收标准、有基本测试、关键函数有必要注释、AI 代码经过人工 diff Review、集成后正常运行以及有可核验的运行证据。该约定来自仓库 DoD，不因事后整理降低要求。</w:t>
       </w:r>
     </w:p>
     <w:p>
-      <w:pPr>
-        <w:ind w:left="403" w:hanging="317"/>
-      </w:pPr>
       <w:r>
-        <w:t>2. 彭佳成：负责 US01 查看项目成员，分支为 feature/us01-members；额外负责产品验收协助和 Sprint Review 演示准备。</w:t>
-      </w:r>
-    </w:p>
-    <w:p>
-      <w:pPr>
-        <w:ind w:left="403" w:hanging="317"/>
-      </w:pPr>
-      <w:r>
-        <w:t>3. 朱传玺：负责 US04 创建并分配任务，分支为 feature/us04-create-task；额外负责 Task 数据结构、公共接口协作和 README / 技术整理。</w:t>
-      </w:r>
-    </w:p>
-    <w:p>
-      <w:pPr>
-        <w:ind w:left="403" w:hanging="317"/>
-      </w:pPr>
-      <w:r>
-        <w:t>4. 何健翔：负责 US05 更新任务状态，分支为 feature/us05-task-status；额外负责 AI 互动记录汇总和 Sprint Retrospective 记录协助。</w:t>
+        <w:t>执行结果是三个故事已集成，自动测试 24/24 通过，2026年9月22日 DRI 确认最终人工 Demo 七项通过。AI 静态检查认为关键函数注释充分，已有测试日志、浏览器记录和截图。人工 diff 审查未见独立确认记录，因此不宣称所有正式 DoD 已通过；也未将增量合入 main。</w:t>
       </w:r>
     </w:p>
     <w:p>
@@ -831,39 +1237,721 @@
         <w:pStyle w:val="Heading1"/>
       </w:pPr>
       <w:r>
-        <w:t>八、依赖关系</w:t>
+        <w:t>八 行动项与执行结果</w:t>
+      </w:r>
+    </w:p>
+    <w:tbl>
+      <w:tblPr>
+        <w:tblW w:type="auto" w:w="0"/>
+        <w:jc w:val="center"/>
+        <w:tblLayout w:type="fixed"/>
+        <w:tblLook w:firstColumn="1" w:firstRow="1" w:lastColumn="0" w:lastRow="0" w:noHBand="0" w:noVBand="1" w:val="04A0"/>
+        <w:tblBorders>
+          <w:top w:val="single" w:sz="4" w:color="D9D9D9"/>
+          <w:left w:val="single" w:sz="4" w:color="D9D9D9"/>
+          <w:bottom w:val="single" w:sz="4" w:color="D9D9D9"/>
+          <w:right w:val="single" w:sz="4" w:color="D9D9D9"/>
+          <w:insideH w:val="single" w:sz="4" w:color="D9D9D9"/>
+          <w:insideV w:val="single" w:sz="4" w:color="D9D9D9"/>
+        </w:tblBorders>
+      </w:tblPr>
+      <w:tblGrid>
+        <w:gridCol w:w="1852"/>
+        <w:gridCol w:w="1639"/>
+        <w:gridCol w:w="1639"/>
+        <w:gridCol w:w="4280"/>
+      </w:tblGrid>
+      <w:tr>
+        <w:trPr>
+          <w:tblHeader/>
+          <w:cantSplit/>
+        </w:trPr>
+        <w:tc>
+          <w:tcPr>
+            <w:tcW w:type="dxa" w:w="1852"/>
+            <w:vAlign w:val="center"/>
+            <w:tcMar>
+              <w:top w:w="70" w:type="dxa"/>
+              <w:bottom w:w="70" w:type="dxa"/>
+              <w:left w:w="90" w:type="dxa"/>
+              <w:right w:w="90" w:type="dxa"/>
+            </w:tcMar>
+            <w:shd w:fill="E7E6E6"/>
+          </w:tcPr>
+          <w:p>
+            <w:pPr>
+              <w:spacing w:after="0" w:line="264" w:lineRule="auto"/>
+              <w:jc w:val="center"/>
+            </w:pPr>
+            <w:r>
+              <w:rPr>
+                <w:rFonts w:ascii="Arial" w:hAnsi="Arial" w:eastAsia="宋体"/>
+                <w:b/>
+                <w:color w:val="000000"/>
+                <w:sz w:val="20"/>
+              </w:rPr>
+              <w:t>行动项</w:t>
+            </w:r>
+          </w:p>
+        </w:tc>
+        <w:tc>
+          <w:tcPr>
+            <w:tcW w:type="dxa" w:w="1639"/>
+            <w:vAlign w:val="center"/>
+            <w:tcMar>
+              <w:top w:w="70" w:type="dxa"/>
+              <w:bottom w:w="70" w:type="dxa"/>
+              <w:left w:w="90" w:type="dxa"/>
+              <w:right w:w="90" w:type="dxa"/>
+            </w:tcMar>
+            <w:shd w:fill="E7E6E6"/>
+          </w:tcPr>
+          <w:p>
+            <w:pPr>
+              <w:spacing w:after="0" w:line="264" w:lineRule="auto"/>
+              <w:jc w:val="center"/>
+            </w:pPr>
+            <w:r>
+              <w:rPr>
+                <w:rFonts w:ascii="Arial" w:hAnsi="Arial" w:eastAsia="宋体"/>
+                <w:b/>
+                <w:color w:val="000000"/>
+                <w:sz w:val="20"/>
+              </w:rPr>
+              <w:t>责任人</w:t>
+            </w:r>
+          </w:p>
+        </w:tc>
+        <w:tc>
+          <w:tcPr>
+            <w:tcW w:type="dxa" w:w="1639"/>
+            <w:vAlign w:val="center"/>
+            <w:tcMar>
+              <w:top w:w="70" w:type="dxa"/>
+              <w:bottom w:w="70" w:type="dxa"/>
+              <w:left w:w="90" w:type="dxa"/>
+              <w:right w:w="90" w:type="dxa"/>
+            </w:tcMar>
+            <w:shd w:fill="E7E6E6"/>
+          </w:tcPr>
+          <w:p>
+            <w:pPr>
+              <w:spacing w:after="0" w:line="264" w:lineRule="auto"/>
+              <w:jc w:val="center"/>
+            </w:pPr>
+            <w:r>
+              <w:rPr>
+                <w:rFonts w:ascii="Arial" w:hAnsi="Arial" w:eastAsia="宋体"/>
+                <w:b/>
+                <w:color w:val="000000"/>
+                <w:sz w:val="20"/>
+              </w:rPr>
+              <w:t>完成时限记录</w:t>
+            </w:r>
+          </w:p>
+        </w:tc>
+        <w:tc>
+          <w:tcPr>
+            <w:tcW w:type="dxa" w:w="4280"/>
+            <w:vAlign w:val="center"/>
+            <w:tcMar>
+              <w:top w:w="70" w:type="dxa"/>
+              <w:bottom w:w="70" w:type="dxa"/>
+              <w:left w:w="90" w:type="dxa"/>
+              <w:right w:w="90" w:type="dxa"/>
+            </w:tcMar>
+            <w:shd w:fill="E7E6E6"/>
+          </w:tcPr>
+          <w:p>
+            <w:pPr>
+              <w:spacing w:after="0" w:line="264" w:lineRule="auto"/>
+              <w:jc w:val="center"/>
+            </w:pPr>
+            <w:r>
+              <w:rPr>
+                <w:rFonts w:ascii="Arial" w:hAnsi="Arial" w:eastAsia="宋体"/>
+                <w:b/>
+                <w:color w:val="000000"/>
+                <w:sz w:val="20"/>
+              </w:rPr>
+              <w:t>后续执行结果</w:t>
+            </w:r>
+          </w:p>
+        </w:tc>
+      </w:tr>
+      <w:tr>
+        <w:trPr>
+          <w:cantSplit/>
+        </w:trPr>
+        <w:tc>
+          <w:tcPr>
+            <w:tcW w:type="dxa" w:w="1852"/>
+            <w:vAlign w:val="center"/>
+            <w:tcMar>
+              <w:top w:w="70" w:type="dxa"/>
+              <w:bottom w:w="70" w:type="dxa"/>
+              <w:left w:w="90" w:type="dxa"/>
+              <w:right w:w="90" w:type="dxa"/>
+            </w:tcMar>
+          </w:tcPr>
+          <w:p>
+            <w:pPr>
+              <w:spacing w:after="0" w:line="264" w:lineRule="auto"/>
+            </w:pPr>
+            <w:r>
+              <w:rPr>
+                <w:rFonts w:ascii="Arial" w:hAnsi="Arial" w:eastAsia="宋体"/>
+                <w:b w:val="0"/>
+                <w:color w:val="000000"/>
+                <w:sz w:val="20"/>
+              </w:rPr>
+              <w:t>完成成员查看与分配数据契约</w:t>
+            </w:r>
+          </w:p>
+        </w:tc>
+        <w:tc>
+          <w:tcPr>
+            <w:tcW w:type="dxa" w:w="1639"/>
+            <w:vAlign w:val="center"/>
+            <w:tcMar>
+              <w:top w:w="70" w:type="dxa"/>
+              <w:bottom w:w="70" w:type="dxa"/>
+              <w:left w:w="90" w:type="dxa"/>
+              <w:right w:w="90" w:type="dxa"/>
+            </w:tcMar>
+          </w:tcPr>
+          <w:p>
+            <w:pPr>
+              <w:spacing w:after="0" w:line="264" w:lineRule="auto"/>
+              <w:jc w:val="center"/>
+            </w:pPr>
+            <w:r>
+              <w:rPr>
+                <w:rFonts w:ascii="Arial" w:hAnsi="Arial" w:eastAsia="宋体"/>
+                <w:b w:val="0"/>
+                <w:color w:val="000000"/>
+                <w:sz w:val="20"/>
+              </w:rPr>
+              <w:t>彭佳成</w:t>
+            </w:r>
+          </w:p>
+        </w:tc>
+        <w:tc>
+          <w:tcPr>
+            <w:tcW w:type="dxa" w:w="1639"/>
+            <w:vAlign w:val="center"/>
+            <w:tcMar>
+              <w:top w:w="70" w:type="dxa"/>
+              <w:bottom w:w="70" w:type="dxa"/>
+              <w:left w:w="90" w:type="dxa"/>
+              <w:right w:w="90" w:type="dxa"/>
+            </w:tcMar>
+          </w:tcPr>
+          <w:p>
+            <w:pPr>
+              <w:spacing w:after="0" w:line="264" w:lineRule="auto"/>
+              <w:jc w:val="center"/>
+            </w:pPr>
+            <w:r>
+              <w:rPr>
+                <w:rFonts w:ascii="Arial" w:hAnsi="Arial" w:eastAsia="宋体"/>
+                <w:b w:val="0"/>
+                <w:color w:val="000000"/>
+                <w:sz w:val="20"/>
+              </w:rPr>
+              <w:t>未留存具体承诺时限</w:t>
+            </w:r>
+          </w:p>
+        </w:tc>
+        <w:tc>
+          <w:tcPr>
+            <w:tcW w:type="dxa" w:w="4280"/>
+            <w:vAlign w:val="center"/>
+            <w:tcMar>
+              <w:top w:w="70" w:type="dxa"/>
+              <w:bottom w:w="70" w:type="dxa"/>
+              <w:left w:w="90" w:type="dxa"/>
+              <w:right w:w="90" w:type="dxa"/>
+            </w:tcMar>
+          </w:tcPr>
+          <w:p>
+            <w:pPr>
+              <w:spacing w:after="0" w:line="264" w:lineRule="auto"/>
+            </w:pPr>
+            <w:r>
+              <w:rPr>
+                <w:rFonts w:ascii="Arial" w:hAnsi="Arial" w:eastAsia="宋体"/>
+                <w:b w:val="0"/>
+                <w:color w:val="000000"/>
+                <w:sz w:val="20"/>
+              </w:rPr>
+              <w:t>8109119 实现，US01 15/15 通过</w:t>
+            </w:r>
+          </w:p>
+        </w:tc>
+      </w:tr>
+      <w:tr>
+        <w:trPr>
+          <w:cantSplit/>
+        </w:trPr>
+        <w:tc>
+          <w:tcPr>
+            <w:tcW w:type="dxa" w:w="1852"/>
+            <w:vAlign w:val="center"/>
+            <w:tcMar>
+              <w:top w:w="70" w:type="dxa"/>
+              <w:bottom w:w="70" w:type="dxa"/>
+              <w:left w:w="90" w:type="dxa"/>
+              <w:right w:w="90" w:type="dxa"/>
+            </w:tcMar>
+          </w:tcPr>
+          <w:p>
+            <w:pPr>
+              <w:spacing w:after="0" w:line="264" w:lineRule="auto"/>
+            </w:pPr>
+            <w:r>
+              <w:rPr>
+                <w:rFonts w:ascii="Arial" w:hAnsi="Arial" w:eastAsia="宋体"/>
+                <w:b w:val="0"/>
+                <w:color w:val="000000"/>
+                <w:sz w:val="20"/>
+              </w:rPr>
+              <w:t>完成工程基础及任务创建</w:t>
+            </w:r>
+          </w:p>
+        </w:tc>
+        <w:tc>
+          <w:tcPr>
+            <w:tcW w:type="dxa" w:w="1639"/>
+            <w:vAlign w:val="center"/>
+            <w:tcMar>
+              <w:top w:w="70" w:type="dxa"/>
+              <w:bottom w:w="70" w:type="dxa"/>
+              <w:left w:w="90" w:type="dxa"/>
+              <w:right w:w="90" w:type="dxa"/>
+            </w:tcMar>
+          </w:tcPr>
+          <w:p>
+            <w:pPr>
+              <w:spacing w:after="0" w:line="264" w:lineRule="auto"/>
+              <w:jc w:val="center"/>
+            </w:pPr>
+            <w:r>
+              <w:rPr>
+                <w:rFonts w:ascii="Arial" w:hAnsi="Arial" w:eastAsia="宋体"/>
+                <w:b w:val="0"/>
+                <w:color w:val="000000"/>
+                <w:sz w:val="20"/>
+              </w:rPr>
+              <w:t>朱传玺</w:t>
+            </w:r>
+          </w:p>
+        </w:tc>
+        <w:tc>
+          <w:tcPr>
+            <w:tcW w:type="dxa" w:w="1639"/>
+            <w:vAlign w:val="center"/>
+            <w:tcMar>
+              <w:top w:w="70" w:type="dxa"/>
+              <w:bottom w:w="70" w:type="dxa"/>
+              <w:left w:w="90" w:type="dxa"/>
+              <w:right w:w="90" w:type="dxa"/>
+            </w:tcMar>
+          </w:tcPr>
+          <w:p>
+            <w:pPr>
+              <w:spacing w:after="0" w:line="264" w:lineRule="auto"/>
+              <w:jc w:val="center"/>
+            </w:pPr>
+            <w:r>
+              <w:rPr>
+                <w:rFonts w:ascii="Arial" w:hAnsi="Arial" w:eastAsia="宋体"/>
+                <w:b w:val="0"/>
+                <w:color w:val="000000"/>
+                <w:sz w:val="20"/>
+              </w:rPr>
+              <w:t>未留存具体承诺时限</w:t>
+            </w:r>
+          </w:p>
+        </w:tc>
+        <w:tc>
+          <w:tcPr>
+            <w:tcW w:type="dxa" w:w="4280"/>
+            <w:vAlign w:val="center"/>
+            <w:tcMar>
+              <w:top w:w="70" w:type="dxa"/>
+              <w:bottom w:w="70" w:type="dxa"/>
+              <w:left w:w="90" w:type="dxa"/>
+              <w:right w:w="90" w:type="dxa"/>
+            </w:tcMar>
+          </w:tcPr>
+          <w:p>
+            <w:pPr>
+              <w:spacing w:after="0" w:line="264" w:lineRule="auto"/>
+            </w:pPr>
+            <w:r>
+              <w:rPr>
+                <w:rFonts w:ascii="Arial" w:hAnsi="Arial" w:eastAsia="宋体"/>
+                <w:b w:val="0"/>
+                <w:color w:val="000000"/>
+                <w:sz w:val="20"/>
+              </w:rPr>
+              <w:t>f143bd5、40b9b4e；US04 5/5 通过</w:t>
+            </w:r>
+          </w:p>
+        </w:tc>
+      </w:tr>
+      <w:tr>
+        <w:trPr>
+          <w:cantSplit/>
+        </w:trPr>
+        <w:tc>
+          <w:tcPr>
+            <w:tcW w:type="dxa" w:w="1852"/>
+            <w:vAlign w:val="center"/>
+            <w:tcMar>
+              <w:top w:w="70" w:type="dxa"/>
+              <w:bottom w:w="70" w:type="dxa"/>
+              <w:left w:w="90" w:type="dxa"/>
+              <w:right w:w="90" w:type="dxa"/>
+            </w:tcMar>
+          </w:tcPr>
+          <w:p>
+            <w:pPr>
+              <w:spacing w:after="0" w:line="264" w:lineRule="auto"/>
+            </w:pPr>
+            <w:r>
+              <w:rPr>
+                <w:rFonts w:ascii="Arial" w:hAnsi="Arial" w:eastAsia="宋体"/>
+                <w:b w:val="0"/>
+                <w:color w:val="000000"/>
+                <w:sz w:val="20"/>
+              </w:rPr>
+              <w:t>完成状态更新及非法状态校验</w:t>
+            </w:r>
+          </w:p>
+        </w:tc>
+        <w:tc>
+          <w:tcPr>
+            <w:tcW w:type="dxa" w:w="1639"/>
+            <w:vAlign w:val="center"/>
+            <w:tcMar>
+              <w:top w:w="70" w:type="dxa"/>
+              <w:bottom w:w="70" w:type="dxa"/>
+              <w:left w:w="90" w:type="dxa"/>
+              <w:right w:w="90" w:type="dxa"/>
+            </w:tcMar>
+          </w:tcPr>
+          <w:p>
+            <w:pPr>
+              <w:spacing w:after="0" w:line="264" w:lineRule="auto"/>
+              <w:jc w:val="center"/>
+            </w:pPr>
+            <w:r>
+              <w:rPr>
+                <w:rFonts w:ascii="Arial" w:hAnsi="Arial" w:eastAsia="宋体"/>
+                <w:b w:val="0"/>
+                <w:color w:val="000000"/>
+                <w:sz w:val="20"/>
+              </w:rPr>
+              <w:t>何健翔</w:t>
+            </w:r>
+          </w:p>
+        </w:tc>
+        <w:tc>
+          <w:tcPr>
+            <w:tcW w:type="dxa" w:w="1639"/>
+            <w:vAlign w:val="center"/>
+            <w:tcMar>
+              <w:top w:w="70" w:type="dxa"/>
+              <w:bottom w:w="70" w:type="dxa"/>
+              <w:left w:w="90" w:type="dxa"/>
+              <w:right w:w="90" w:type="dxa"/>
+            </w:tcMar>
+          </w:tcPr>
+          <w:p>
+            <w:pPr>
+              <w:spacing w:after="0" w:line="264" w:lineRule="auto"/>
+              <w:jc w:val="center"/>
+            </w:pPr>
+            <w:r>
+              <w:rPr>
+                <w:rFonts w:ascii="Arial" w:hAnsi="Arial" w:eastAsia="宋体"/>
+                <w:b w:val="0"/>
+                <w:color w:val="000000"/>
+                <w:sz w:val="20"/>
+              </w:rPr>
+              <w:t>未留存具体承诺时限</w:t>
+            </w:r>
+          </w:p>
+        </w:tc>
+        <w:tc>
+          <w:tcPr>
+            <w:tcW w:type="dxa" w:w="4280"/>
+            <w:vAlign w:val="center"/>
+            <w:tcMar>
+              <w:top w:w="70" w:type="dxa"/>
+              <w:bottom w:w="70" w:type="dxa"/>
+              <w:left w:w="90" w:type="dxa"/>
+              <w:right w:w="90" w:type="dxa"/>
+            </w:tcMar>
+          </w:tcPr>
+          <w:p>
+            <w:pPr>
+              <w:spacing w:after="0" w:line="264" w:lineRule="auto"/>
+            </w:pPr>
+            <w:r>
+              <w:rPr>
+                <w:rFonts w:ascii="Arial" w:hAnsi="Arial" w:eastAsia="宋体"/>
+                <w:b w:val="0"/>
+                <w:color w:val="000000"/>
+                <w:sz w:val="20"/>
+              </w:rPr>
+              <w:t>8f74544、f6cad04；US05 集成后 4/4 通过</w:t>
+            </w:r>
+          </w:p>
+        </w:tc>
+      </w:tr>
+      <w:tr>
+        <w:trPr>
+          <w:cantSplit/>
+        </w:trPr>
+        <w:tc>
+          <w:tcPr>
+            <w:tcW w:type="dxa" w:w="1852"/>
+            <w:vAlign w:val="center"/>
+            <w:tcMar>
+              <w:top w:w="70" w:type="dxa"/>
+              <w:bottom w:w="70" w:type="dxa"/>
+              <w:left w:w="90" w:type="dxa"/>
+              <w:right w:w="90" w:type="dxa"/>
+            </w:tcMar>
+          </w:tcPr>
+          <w:p>
+            <w:pPr>
+              <w:spacing w:after="0" w:line="264" w:lineRule="auto"/>
+            </w:pPr>
+            <w:r>
+              <w:rPr>
+                <w:rFonts w:ascii="Arial" w:hAnsi="Arial" w:eastAsia="宋体"/>
+                <w:b w:val="0"/>
+                <w:color w:val="000000"/>
+                <w:sz w:val="20"/>
+              </w:rPr>
+              <w:t>协调共享文件与全量集成</w:t>
+            </w:r>
+          </w:p>
+        </w:tc>
+        <w:tc>
+          <w:tcPr>
+            <w:tcW w:type="dxa" w:w="1639"/>
+            <w:vAlign w:val="center"/>
+            <w:tcMar>
+              <w:top w:w="70" w:type="dxa"/>
+              <w:bottom w:w="70" w:type="dxa"/>
+              <w:left w:w="90" w:type="dxa"/>
+              <w:right w:w="90" w:type="dxa"/>
+            </w:tcMar>
+          </w:tcPr>
+          <w:p>
+            <w:pPr>
+              <w:spacing w:after="0" w:line="264" w:lineRule="auto"/>
+              <w:jc w:val="center"/>
+            </w:pPr>
+            <w:r>
+              <w:rPr>
+                <w:rFonts w:ascii="Arial" w:hAnsi="Arial" w:eastAsia="宋体"/>
+                <w:b w:val="0"/>
+                <w:color w:val="000000"/>
+                <w:sz w:val="20"/>
+              </w:rPr>
+              <w:t>杨浩伟</w:t>
+            </w:r>
+          </w:p>
+        </w:tc>
+        <w:tc>
+          <w:tcPr>
+            <w:tcW w:type="dxa" w:w="1639"/>
+            <w:vAlign w:val="center"/>
+            <w:tcMar>
+              <w:top w:w="70" w:type="dxa"/>
+              <w:bottom w:w="70" w:type="dxa"/>
+              <w:left w:w="90" w:type="dxa"/>
+              <w:right w:w="90" w:type="dxa"/>
+            </w:tcMar>
+          </w:tcPr>
+          <w:p>
+            <w:pPr>
+              <w:spacing w:after="0" w:line="264" w:lineRule="auto"/>
+              <w:jc w:val="center"/>
+            </w:pPr>
+            <w:r>
+              <w:rPr>
+                <w:rFonts w:ascii="Arial" w:hAnsi="Arial" w:eastAsia="宋体"/>
+                <w:b w:val="0"/>
+                <w:color w:val="000000"/>
+                <w:sz w:val="20"/>
+              </w:rPr>
+              <w:t>未留存具体承诺时限</w:t>
+            </w:r>
+          </w:p>
+        </w:tc>
+        <w:tc>
+          <w:tcPr>
+            <w:tcW w:type="dxa" w:w="4280"/>
+            <w:vAlign w:val="center"/>
+            <w:tcMar>
+              <w:top w:w="70" w:type="dxa"/>
+              <w:bottom w:w="70" w:type="dxa"/>
+              <w:left w:w="90" w:type="dxa"/>
+              <w:right w:w="90" w:type="dxa"/>
+            </w:tcMar>
+          </w:tcPr>
+          <w:p>
+            <w:pPr>
+              <w:spacing w:after="0" w:line="264" w:lineRule="auto"/>
+            </w:pPr>
+            <w:r>
+              <w:rPr>
+                <w:rFonts w:ascii="Arial" w:hAnsi="Arial" w:eastAsia="宋体"/>
+                <w:b w:val="0"/>
+                <w:color w:val="000000"/>
+                <w:sz w:val="20"/>
+              </w:rPr>
+              <w:t>79948a5、cc7c937、34b3df7；develop 已集成</w:t>
+            </w:r>
+          </w:p>
+        </w:tc>
+      </w:tr>
+      <w:tr>
+        <w:trPr>
+          <w:cantSplit/>
+        </w:trPr>
+        <w:tc>
+          <w:tcPr>
+            <w:tcW w:type="dxa" w:w="1852"/>
+            <w:vAlign w:val="center"/>
+            <w:tcMar>
+              <w:top w:w="70" w:type="dxa"/>
+              <w:bottom w:w="70" w:type="dxa"/>
+              <w:left w:w="90" w:type="dxa"/>
+              <w:right w:w="90" w:type="dxa"/>
+            </w:tcMar>
+          </w:tcPr>
+          <w:p>
+            <w:pPr>
+              <w:spacing w:after="0" w:line="264" w:lineRule="auto"/>
+              <w:jc w:val="center"/>
+            </w:pPr>
+            <w:r>
+              <w:rPr>
+                <w:rFonts w:ascii="Arial" w:hAnsi="Arial" w:eastAsia="宋体"/>
+                <w:b w:val="0"/>
+                <w:color w:val="000000"/>
+                <w:sz w:val="20"/>
+              </w:rPr>
+              <w:t>完成最终人工链路演示</w:t>
+            </w:r>
+          </w:p>
+        </w:tc>
+        <w:tc>
+          <w:tcPr>
+            <w:tcW w:type="dxa" w:w="1639"/>
+            <w:vAlign w:val="center"/>
+            <w:tcMar>
+              <w:top w:w="70" w:type="dxa"/>
+              <w:bottom w:w="70" w:type="dxa"/>
+              <w:left w:w="90" w:type="dxa"/>
+              <w:right w:w="90" w:type="dxa"/>
+            </w:tcMar>
+          </w:tcPr>
+          <w:p>
+            <w:pPr>
+              <w:spacing w:after="0" w:line="264" w:lineRule="auto"/>
+              <w:jc w:val="center"/>
+            </w:pPr>
+            <w:r>
+              <w:rPr>
+                <w:rFonts w:ascii="Arial" w:hAnsi="Arial" w:eastAsia="宋体"/>
+                <w:b w:val="0"/>
+                <w:color w:val="000000"/>
+                <w:sz w:val="20"/>
+              </w:rPr>
+              <w:t>杨浩伟</w:t>
+            </w:r>
+          </w:p>
+        </w:tc>
+        <w:tc>
+          <w:tcPr>
+            <w:tcW w:type="dxa" w:w="1639"/>
+            <w:vAlign w:val="center"/>
+            <w:tcMar>
+              <w:top w:w="70" w:type="dxa"/>
+              <w:bottom w:w="70" w:type="dxa"/>
+              <w:left w:w="90" w:type="dxa"/>
+              <w:right w:w="90" w:type="dxa"/>
+            </w:tcMar>
+          </w:tcPr>
+          <w:p>
+            <w:pPr>
+              <w:spacing w:after="0" w:line="264" w:lineRule="auto"/>
+              <w:jc w:val="center"/>
+            </w:pPr>
+            <w:r>
+              <w:rPr>
+                <w:rFonts w:ascii="Arial" w:hAnsi="Arial" w:eastAsia="宋体"/>
+                <w:b w:val="0"/>
+                <w:color w:val="000000"/>
+                <w:sz w:val="20"/>
+              </w:rPr>
+              <w:t>未留存具体承诺时限</w:t>
+            </w:r>
+          </w:p>
+        </w:tc>
+        <w:tc>
+          <w:tcPr>
+            <w:tcW w:type="dxa" w:w="4280"/>
+            <w:vAlign w:val="center"/>
+            <w:tcMar>
+              <w:top w:w="70" w:type="dxa"/>
+              <w:bottom w:w="70" w:type="dxa"/>
+              <w:left w:w="90" w:type="dxa"/>
+              <w:right w:w="90" w:type="dxa"/>
+            </w:tcMar>
+          </w:tcPr>
+          <w:p>
+            <w:pPr>
+              <w:spacing w:after="0" w:line="264" w:lineRule="auto"/>
+            </w:pPr>
+            <w:r>
+              <w:rPr>
+                <w:rFonts w:ascii="Arial" w:hAnsi="Arial" w:eastAsia="宋体"/>
+                <w:b w:val="0"/>
+                <w:color w:val="000000"/>
+                <w:sz w:val="20"/>
+              </w:rPr>
+              <w:t>2026年9月22日用户确认七项通过</w:t>
+            </w:r>
+          </w:p>
+        </w:tc>
+      </w:tr>
+    </w:tbl>
+    <w:p>
+      <w:pPr>
+        <w:spacing w:after="0" w:line="80" w:lineRule="exact"/>
+      </w:pPr>
+      <w:r>
+        <w:rPr>
+          <w:rFonts w:ascii="Arial" w:hAnsi="Arial" w:eastAsia="宋体"/>
+          <w:b w:val="0"/>
+          <w:color w:val="000000"/>
+          <w:sz w:val="2"/>
+        </w:rPr>
       </w:r>
     </w:p>
     <w:p>
-      <w:pPr>
-        <w:ind w:left="403" w:hanging="317"/>
-      </w:pPr>
       <w:r>
-        <w:t>1. US04 依赖 US01 提供统一成员数据。</w:t>
-      </w:r>
-    </w:p>
-    <w:p>
-      <w:pPr>
-        <w:ind w:left="403" w:hanging="317"/>
-      </w:pPr>
-      <w:r>
-        <w:t>2. US05 依赖 US04 的统一 Task 模型。</w:t>
-      </w:r>
-    </w:p>
-    <w:p>
-      <w:pPr>
-        <w:ind w:left="403" w:hanging="317"/>
-      </w:pPr>
-      <w:r>
-        <w:t>3. 三个故事必须共享同一 Member / Task 数据定义。</w:t>
-      </w:r>
-    </w:p>
-    <w:p>
-      <w:pPr>
-        <w:ind w:left="403" w:hanging="317"/>
-      </w:pPr>
-      <w:r>
-        <w:t>4. 整体依赖链为：US01 → US04 → US05。</w:t>
+        <w:t>尚无独立证明的事项是人工 diff 审查完成情况与原始 AI 会话完整性。下一轮应在 Feature 合并前同步保存审查与会话证据；这是本次追溯分析形成的建议，不补写成当时已经达成的共识。</w:t>
       </w:r>
     </w:p>
     <w:p>
@@ -871,163 +1959,18 @@
         <w:pStyle w:val="Heading1"/>
       </w:pPr>
       <w:r>
-        <w:t>九、统一数据约定</w:t>
+        <w:t>九 检索依据</w:t>
       </w:r>
     </w:p>
     <w:p>
-      <w:pPr/>
       <w:r>
-        <w:rPr>
-          <w:rFonts w:ascii="Microsoft YaHei" w:hAnsi="Microsoft YaHei" w:eastAsia="Microsoft YaHei"/>
-          <w:b/>
-          <w:color w:val="000000"/>
-        </w:rPr>
-        <w:t>Member 字段：</w:t>
-      </w:r>
-      <w:r>
-        <w:t>id、name、role。</w:t>
-      </w:r>
-    </w:p>
-    <w:p>
-      <w:pPr/>
-      <w:r>
-        <w:rPr>
-          <w:rFonts w:ascii="Microsoft YaHei" w:hAnsi="Microsoft YaHei" w:eastAsia="Microsoft YaHei"/>
-          <w:b/>
-          <w:color w:val="000000"/>
-        </w:rPr>
-        <w:t>Task 字段：</w:t>
-      </w:r>
-      <w:r>
-        <w:t>id、title、description、assigneeId、status。</w:t>
-      </w:r>
-    </w:p>
-    <w:p>
-      <w:pPr/>
-      <w:r>
-        <w:t>其中 assigneeId 必须对应真实存在的 Member.id。</w:t>
-      </w:r>
-    </w:p>
-    <w:p>
-      <w:pPr/>
-      <w:r>
-        <w:t>任务状态统一为 TODO、DOING、DONE，页面中文显示为“待办”“进行中”“已完成”。</w:t>
-      </w:r>
-    </w:p>
-    <w:p>
-      <w:pPr>
-        <w:pStyle w:val="Heading1"/>
-      </w:pPr>
-      <w:r>
-        <w:t>十、已识别风险</w:t>
-      </w:r>
-    </w:p>
-    <w:p>
-      <w:pPr>
-        <w:ind w:left="403" w:hanging="317"/>
-      </w:pPr>
-      <w:r>
-        <w:t>1. 多分支开发导致公共数据结构不一致。</w:t>
-      </w:r>
-    </w:p>
-    <w:p>
-      <w:pPr>
-        <w:ind w:left="403" w:hanging="317"/>
-      </w:pPr>
-      <w:r>
-        <w:t>2. US04 / US05 对 Task 定义产生冲突。</w:t>
-      </w:r>
-    </w:p>
-    <w:p>
-      <w:pPr>
-        <w:ind w:left="403" w:hanging="317"/>
-      </w:pPr>
-      <w:r>
-        <w:t>3. AI 生成代码可能与现有接口不一致。</w:t>
-      </w:r>
-    </w:p>
-    <w:p>
-      <w:pPr>
-        <w:ind w:left="403" w:hanging="317"/>
-      </w:pPr>
-      <w:r>
-        <w:t>4. 时间有限导致测试和集成时间被压缩。</w:t>
-      </w:r>
-    </w:p>
-    <w:p>
-      <w:pPr>
-        <w:ind w:left="403" w:hanging="317"/>
-      </w:pPr>
-      <w:r>
-        <w:t>5. AI 互动记录可能遗漏。</w:t>
-      </w:r>
-    </w:p>
-    <w:p>
-      <w:pPr/>
-      <w:r>
-        <w:t>以上为当前识别的风险，不代表问题已经发生。</w:t>
-      </w:r>
-    </w:p>
-    <w:p>
-      <w:pPr>
-        <w:pStyle w:val="Heading1"/>
-      </w:pPr>
-      <w:r>
-        <w:t>十一、行动项</w:t>
-      </w:r>
-    </w:p>
-    <w:p>
-      <w:pPr>
-        <w:ind w:left="403" w:hanging="317"/>
-      </w:pPr>
-      <w:r>
-        <w:t>1. 事项：确认 Member 数据结构；责任人：杨浩伟、彭佳成；完成时限：待填写；状态：待完成。</w:t>
-      </w:r>
-    </w:p>
-    <w:p>
-      <w:pPr>
-        <w:ind w:left="403" w:hanging="317"/>
-      </w:pPr>
-      <w:r>
-        <w:t>2. 事项：确认 Task 数据结构；责任人：杨浩伟、朱传玺；完成时限：待填写；状态：待完成。</w:t>
-      </w:r>
-    </w:p>
-    <w:p>
-      <w:pPr>
-        <w:ind w:left="403" w:hanging="317"/>
-      </w:pPr>
-      <w:r>
-        <w:t>3. 事项：完成各用户故事开发；责任人：彭佳成、朱传玺、何健翔；完成时限：待填写；状态：待完成。</w:t>
-      </w:r>
-    </w:p>
-    <w:p>
-      <w:pPr>
-        <w:ind w:left="403" w:hanging="317"/>
-      </w:pPr>
-      <w:r>
-        <w:t>4. 事项：完成 AI 实时记录；责任人：何健翔及全体成员；完成时限：待填写；状态：待完成。</w:t>
-      </w:r>
-    </w:p>
-    <w:p>
-      <w:pPr>
-        <w:ind w:left="403" w:hanging="317"/>
-      </w:pPr>
-      <w:r>
-        <w:t>5. 事项：提交 PR；责任人：各故事负责人；完成时限：待填写；状态：待完成。</w:t>
-      </w:r>
-    </w:p>
-    <w:p>
-      <w:pPr>
-        <w:ind w:left="403" w:hanging="317"/>
-      </w:pPr>
-      <w:r>
-        <w:t>6. 事项：集成测试；责任人：杨浩伟；完成时限：待填写；状态：待完成。</w:t>
+        <w:t>范围与规模依据 experiment1-reference 中的正式项目规划，该目录仅在本地参考，未复制、修改或提交。代码依据 src、public、test、package.json 与 README。Git 依据初始化 dfd7b81、US04/US05 集成 442ee8e/79948a5、US01 基线 6906e49 与集成 cc7c937/34b3df7/6f96b9d。验证依据 docs/evidence/us01-tests.tap、us01-browser-results.json、us01-verification.md，以及 docs/evidence/sprint1-final-test-20261008.txt 的本次复跑。</w:t>
       </w:r>
     </w:p>
     <w:sectPr>
       <w:footerReference w:type="default" r:id="rId9"/>
-      <w:pgSz w:w="12240" w:h="15840"/>
-      <w:pgMar w:top="1123" w:right="1181" w:bottom="1037" w:left="1181" w:header="720" w:footer="720" w:gutter="0"/>
+      <w:pgSz w:w="11906" w:h="16838"/>
+      <w:pgMar w:top="1134" w:right="1247" w:bottom="1134" w:left="1247" w:header="720" w:footer="720" w:gutter="0"/>
       <w:cols w:space="720"/>
       <w:docGrid w:linePitch="360"/>
     </w:sectPr>
@@ -1044,15 +1987,22 @@
     </w:pPr>
     <w:r>
       <w:rPr>
-        <w:rFonts w:ascii="Microsoft YaHei" w:hAnsi="Microsoft YaHei" w:eastAsia="Microsoft YaHei"/>
-        <w:color w:val="666666"/>
+        <w:rFonts w:ascii="Arial" w:hAnsi="Arial" w:eastAsia="宋体"/>
+        <w:b w:val="0"/>
+        <w:color w:val="000000"/>
         <w:sz w:val="18"/>
       </w:rPr>
-      <w:fldChar w:fldCharType="begin"/>
-      <w:instrText xml:space="preserve"> PAGE </w:instrText>
-      <w:fldChar w:fldCharType="separate"/>
-      <w:t>1</w:t>
-      <w:fldChar w:fldCharType="end"/>
+      <w:t xml:space="preserve">第 </w:t>
+    </w:r>
+    <w:fldSimple w:instr="PAGE"/>
+    <w:r>
+      <w:rPr>
+        <w:rFonts w:ascii="Arial" w:hAnsi="Arial" w:eastAsia="宋体"/>
+        <w:b w:val="0"/>
+        <w:color w:val="000000"/>
+        <w:sz w:val="18"/>
+      </w:rPr>
+      <w:t xml:space="preserve"> 页</w:t>
     </w:r>
   </w:p>
 </w:ftr>
@@ -1422,10 +2372,12 @@
     <w:qFormat/>
     <w:rsid w:val="00FC693F"/>
     <w:pPr>
-      <w:spacing w:after="100" w:line="276" w:lineRule="auto"/>
+      <w:widowControl/>
+      <w:spacing w:after="80" w:before="0" w:line="276" w:lineRule="auto"/>
     </w:pPr>
     <w:rPr>
-      <w:rFonts w:ascii="Microsoft YaHei" w:hAnsi="Microsoft YaHei" w:eastAsia="Microsoft YaHei"/>
+      <w:rFonts w:ascii="Arial" w:hAnsi="Arial" w:eastAsia="宋体"/>
+      <w:b w:val="0"/>
       <w:color w:val="000000"/>
       <w:sz w:val="22"/>
     </w:rPr>
@@ -1485,11 +2437,12 @@
     <w:pPr>
       <w:keepNext/>
       <w:keepLines/>
-      <w:spacing w:before="260" w:after="120"/>
+      <w:widowControl/>
+      <w:spacing w:before="160" w:after="120" w:line="276" w:lineRule="auto"/>
       <w:outlineLvl w:val="0"/>
     </w:pPr>
     <w:rPr>
-      <w:rFonts w:asciiTheme="majorHAnsi" w:eastAsiaTheme="majorEastAsia" w:hAnsiTheme="majorHAnsi" w:cstheme="majorBidi" w:ascii="Microsoft YaHei" w:hAnsi="Microsoft YaHei" w:eastAsia="Microsoft YaHei"/>
+      <w:rFonts w:ascii="Arial" w:hAnsi="Arial" w:eastAsia="黑体"/>
       <w:b/>
       <w:bCs/>
       <w:color w:val="000000"/>
@@ -1509,11 +2462,12 @@
     <w:pPr>
       <w:keepNext/>
       <w:keepLines/>
-      <w:spacing w:before="180" w:after="80"/>
+      <w:widowControl/>
+      <w:spacing w:before="160" w:after="120" w:line="276" w:lineRule="auto"/>
       <w:outlineLvl w:val="1"/>
     </w:pPr>
     <w:rPr>
-      <w:rFonts w:asciiTheme="majorHAnsi" w:eastAsiaTheme="majorEastAsia" w:hAnsiTheme="majorHAnsi" w:cstheme="majorBidi" w:ascii="Microsoft YaHei" w:hAnsi="Microsoft YaHei" w:eastAsia="Microsoft YaHei"/>
+      <w:rFonts w:ascii="Arial" w:hAnsi="Arial" w:eastAsia="黑体"/>
       <w:b/>
       <w:bCs/>
       <w:color w:val="000000"/>
@@ -1540,7 +2494,7 @@
       <w:rFonts w:asciiTheme="majorHAnsi" w:eastAsiaTheme="majorEastAsia" w:hAnsiTheme="majorHAnsi" w:cstheme="majorBidi"/>
       <w:b/>
       <w:bCs/>
-      <w:color w:val="4F81BD" w:themeColor="accent1"/>
+      <w:color w:val="000000"/>
     </w:rPr>
   </w:style>
   <w:style w:type="paragraph" w:styleId="Heading4">
@@ -1565,7 +2519,7 @@
       <w:bCs/>
       <w:i/>
       <w:iCs/>
-      <w:color w:val="4F81BD" w:themeColor="accent1"/>
+      <w:color w:val="000000"/>
     </w:rPr>
   </w:style>
   <w:style w:type="paragraph" w:styleId="Heading5">
@@ -1586,7 +2540,7 @@
     </w:pPr>
     <w:rPr>
       <w:rFonts w:asciiTheme="majorHAnsi" w:eastAsiaTheme="majorEastAsia" w:hAnsiTheme="majorHAnsi" w:cstheme="majorBidi"/>
-      <w:color w:val="243F60" w:themeColor="accent1" w:themeShade="7F"/>
+      <w:color w:val="000000"/>
     </w:rPr>
   </w:style>
   <w:style w:type="paragraph" w:styleId="Heading6">
@@ -1609,7 +2563,7 @@
       <w:rFonts w:asciiTheme="majorHAnsi" w:eastAsiaTheme="majorEastAsia" w:hAnsiTheme="majorHAnsi" w:cstheme="majorBidi"/>
       <w:i/>
       <w:iCs/>
-      <w:color w:val="243F60" w:themeColor="accent1" w:themeShade="7F"/>
+      <w:color w:val="000000"/>
     </w:rPr>
   </w:style>
   <w:style w:type="paragraph" w:styleId="Heading7">
@@ -1632,7 +2586,7 @@
       <w:rFonts w:asciiTheme="majorHAnsi" w:eastAsiaTheme="majorEastAsia" w:hAnsiTheme="majorHAnsi" w:cstheme="majorBidi"/>
       <w:i/>
       <w:iCs/>
-      <w:color w:val="404040" w:themeColor="text1" w:themeTint="BF"/>
+      <w:color w:val="000000"/>
     </w:rPr>
   </w:style>
   <w:style w:type="paragraph" w:styleId="Heading8">
@@ -1653,7 +2607,7 @@
     </w:pPr>
     <w:rPr>
       <w:rFonts w:asciiTheme="majorHAnsi" w:eastAsiaTheme="majorEastAsia" w:hAnsiTheme="majorHAnsi" w:cstheme="majorBidi"/>
-      <w:color w:val="4F81BD" w:themeColor="accent1"/>
+      <w:color w:val="000000"/>
       <w:sz w:val="20"/>
       <w:szCs w:val="20"/>
     </w:rPr>
@@ -1678,7 +2632,7 @@
       <w:rFonts w:asciiTheme="majorHAnsi" w:eastAsiaTheme="majorEastAsia" w:hAnsiTheme="majorHAnsi" w:cstheme="majorBidi"/>
       <w:i/>
       <w:iCs/>
-      <w:color w:val="404040" w:themeColor="text1" w:themeTint="BF"/>
+      <w:color w:val="000000"/>
       <w:sz w:val="20"/>
       <w:szCs w:val="20"/>
     </w:rPr>
@@ -1729,7 +2683,7 @@
       <w:rFonts w:asciiTheme="majorHAnsi" w:eastAsiaTheme="majorEastAsia" w:hAnsiTheme="majorHAnsi" w:cstheme="majorBidi"/>
       <w:b/>
       <w:bCs/>
-      <w:color w:val="365F91" w:themeColor="accent1" w:themeShade="BF"/>
+      <w:color w:val="000000"/>
       <w:sz w:val="28"/>
       <w:szCs w:val="28"/>
     </w:rPr>
@@ -1744,7 +2698,7 @@
       <w:rFonts w:asciiTheme="majorHAnsi" w:eastAsiaTheme="majorEastAsia" w:hAnsiTheme="majorHAnsi" w:cstheme="majorBidi"/>
       <w:b/>
       <w:bCs/>
-      <w:color w:val="4F81BD" w:themeColor="accent1"/>
+      <w:color w:val="000000"/>
       <w:sz w:val="26"/>
       <w:szCs w:val="26"/>
     </w:rPr>
@@ -1759,7 +2713,7 @@
       <w:rFonts w:asciiTheme="majorHAnsi" w:eastAsiaTheme="majorEastAsia" w:hAnsiTheme="majorHAnsi" w:cstheme="majorBidi"/>
       <w:b/>
       <w:bCs/>
-      <w:color w:val="4F81BD" w:themeColor="accent1"/>
+      <w:color w:val="000000"/>
     </w:rPr>
   </w:style>
   <w:style w:type="paragraph" w:styleId="Title">
@@ -1772,14 +2726,12 @@
     <w:rsid w:val="00FC693F"/>
     <w:pPr>
       <w:keepNext/>
-      <w:pBdr>
-        <w:bottom w:val="single" w:sz="8" w:space="4" w:color="4F81BD" w:themeColor="accent1"/>
-      </w:pBdr>
-      <w:spacing w:after="320" w:line="240" w:lineRule="auto"/>
+      <w:widowControl/>
+      <w:spacing w:after="120" w:line="276" w:lineRule="auto" w:before="0"/>
       <w:contextualSpacing/>
     </w:pPr>
     <w:rPr>
-      <w:rFonts w:asciiTheme="majorHAnsi" w:eastAsiaTheme="majorEastAsia" w:hAnsiTheme="majorHAnsi" w:cstheme="majorBidi" w:ascii="Microsoft YaHei" w:hAnsi="Microsoft YaHei" w:eastAsia="Microsoft YaHei"/>
+      <w:rFonts w:ascii="Arial" w:hAnsi="Arial" w:eastAsia="黑体"/>
       <w:b/>
       <w:color w:val="000000"/>
       <w:spacing w:val="5"/>
@@ -1796,7 +2748,7 @@
     <w:rsid w:val="00FC693F"/>
     <w:rPr>
       <w:rFonts w:asciiTheme="majorHAnsi" w:eastAsiaTheme="majorEastAsia" w:hAnsiTheme="majorHAnsi" w:cstheme="majorBidi"/>
-      <w:color w:val="17365D" w:themeColor="text2" w:themeShade="BF"/>
+      <w:color w:val="000000"/>
       <w:spacing w:val="5"/>
       <w:kern w:val="28"/>
       <w:sz w:val="52"/>
@@ -1820,7 +2772,7 @@
       <w:rFonts w:asciiTheme="majorHAnsi" w:eastAsiaTheme="majorEastAsia" w:hAnsiTheme="majorHAnsi" w:cstheme="majorBidi"/>
       <w:i/>
       <w:iCs/>
-      <w:color w:val="4F81BD" w:themeColor="accent1"/>
+      <w:color w:val="000000"/>
       <w:spacing w:val="15"/>
       <w:sz w:val="24"/>
       <w:szCs w:val="24"/>
@@ -1836,7 +2788,7 @@
       <w:rFonts w:asciiTheme="majorHAnsi" w:eastAsiaTheme="majorEastAsia" w:hAnsiTheme="majorHAnsi" w:cstheme="majorBidi"/>
       <w:i/>
       <w:iCs/>
-      <w:color w:val="4F81BD" w:themeColor="accent1"/>
+      <w:color w:val="000000"/>
       <w:spacing w:val="15"/>
       <w:sz w:val="24"/>
       <w:szCs w:val="24"/>
@@ -2108,7 +3060,7 @@
     <w:rPr>
       <w:i/>
       <w:iCs/>
-      <w:color w:val="000000" w:themeColor="text1"/>
+      <w:color w:val="000000"/>
     </w:rPr>
   </w:style>
   <w:style w:type="character" w:customStyle="1" w:styleId="QuoteChar">
@@ -2120,7 +3072,7 @@
     <w:rPr>
       <w:i/>
       <w:iCs/>
-      <w:color w:val="000000" w:themeColor="text1"/>
+      <w:color w:val="000000"/>
     </w:rPr>
   </w:style>
   <w:style w:type="character" w:customStyle="1" w:styleId="Heading4Char">
@@ -2136,7 +3088,7 @@
       <w:bCs/>
       <w:i/>
       <w:iCs/>
-      <w:color w:val="4F81BD" w:themeColor="accent1"/>
+      <w:color w:val="000000"/>
     </w:rPr>
   </w:style>
   <w:style w:type="character" w:customStyle="1" w:styleId="Heading5Char">
@@ -2148,7 +3100,7 @@
     <w:rsid w:val="00FC693F"/>
     <w:rPr>
       <w:rFonts w:asciiTheme="majorHAnsi" w:eastAsiaTheme="majorEastAsia" w:hAnsiTheme="majorHAnsi" w:cstheme="majorBidi"/>
-      <w:color w:val="243F60" w:themeColor="accent1" w:themeShade="7F"/>
+      <w:color w:val="000000"/>
     </w:rPr>
   </w:style>
   <w:style w:type="character" w:customStyle="1" w:styleId="Heading6Char">
@@ -2162,7 +3114,7 @@
       <w:rFonts w:asciiTheme="majorHAnsi" w:eastAsiaTheme="majorEastAsia" w:hAnsiTheme="majorHAnsi" w:cstheme="majorBidi"/>
       <w:i/>
       <w:iCs/>
-      <w:color w:val="243F60" w:themeColor="accent1" w:themeShade="7F"/>
+      <w:color w:val="000000"/>
     </w:rPr>
   </w:style>
   <w:style w:type="character" w:customStyle="1" w:styleId="Heading7Char">
@@ -2176,7 +3128,7 @@
       <w:rFonts w:asciiTheme="majorHAnsi" w:eastAsiaTheme="majorEastAsia" w:hAnsiTheme="majorHAnsi" w:cstheme="majorBidi"/>
       <w:i/>
       <w:iCs/>
-      <w:color w:val="404040" w:themeColor="text1" w:themeTint="BF"/>
+      <w:color w:val="000000"/>
     </w:rPr>
   </w:style>
   <w:style w:type="character" w:customStyle="1" w:styleId="Heading8Char">
@@ -2188,7 +3140,7 @@
     <w:rsid w:val="00FC693F"/>
     <w:rPr>
       <w:rFonts w:asciiTheme="majorHAnsi" w:eastAsiaTheme="majorEastAsia" w:hAnsiTheme="majorHAnsi" w:cstheme="majorBidi"/>
-      <w:color w:val="4F81BD" w:themeColor="accent1"/>
+      <w:color w:val="000000"/>
       <w:sz w:val="20"/>
       <w:szCs w:val="20"/>
     </w:rPr>
@@ -2204,7 +3156,7 @@
       <w:rFonts w:asciiTheme="majorHAnsi" w:eastAsiaTheme="majorEastAsia" w:hAnsiTheme="majorHAnsi" w:cstheme="majorBidi"/>
       <w:i/>
       <w:iCs/>
-      <w:color w:val="404040" w:themeColor="text1" w:themeTint="BF"/>
+      <w:color w:val="000000"/>
       <w:sz w:val="20"/>
       <w:szCs w:val="20"/>
     </w:rPr>
@@ -2224,7 +3176,7 @@
     <w:rPr>
       <w:b/>
       <w:bCs/>
-      <w:color w:val="4F81BD" w:themeColor="accent1"/>
+      <w:color w:val="000000"/>
       <w:sz w:val="18"/>
       <w:szCs w:val="18"/>
     </w:rPr>
@@ -2260,9 +3212,6 @@
     <w:qFormat/>
     <w:rsid w:val="00FC693F"/>
     <w:pPr>
-      <w:pBdr>
-        <w:bottom w:val="single" w:sz="4" w:space="4" w:color="4F81BD" w:themeColor="accent1"/>
-      </w:pBdr>
       <w:spacing w:before="200" w:after="280"/>
       <w:ind w:left="936" w:right="936"/>
     </w:pPr>
@@ -2271,7 +3220,7 @@
       <w:bCs/>
       <w:i/>
       <w:iCs/>
-      <w:color w:val="4F81BD" w:themeColor="accent1"/>
+      <w:color w:val="000000"/>
     </w:rPr>
   </w:style>
   <w:style w:type="character" w:customStyle="1" w:styleId="IntenseQuoteChar">
@@ -2285,7 +3234,7 @@
       <w:bCs/>
       <w:i/>
       <w:iCs/>
-      <w:color w:val="4F81BD" w:themeColor="accent1"/>
+      <w:color w:val="000000"/>
     </w:rPr>
   </w:style>
   <w:style w:type="character" w:styleId="SubtleEmphasis">
@@ -2297,7 +3246,7 @@
     <w:rPr>
       <w:i/>
       <w:iCs/>
-      <w:color w:val="808080" w:themeColor="text1" w:themeTint="7F"/>
+      <w:color w:val="000000"/>
     </w:rPr>
   </w:style>
   <w:style w:type="character" w:styleId="IntenseEmphasis">
@@ -2311,7 +3260,7 @@
       <w:bCs/>
       <w:i/>
       <w:iCs/>
-      <w:color w:val="4F81BD" w:themeColor="accent1"/>
+      <w:color w:val="000000"/>
     </w:rPr>
   </w:style>
   <w:style w:type="character" w:styleId="SubtleReference">
@@ -2322,7 +3271,7 @@
     <w:rsid w:val="00FC693F"/>
     <w:rPr>
       <w:smallCaps/>
-      <w:color w:val="C0504D" w:themeColor="accent2"/>
+      <w:color w:val="000000"/>
       <w:u w:val="single"/>
     </w:rPr>
   </w:style>
@@ -2336,7 +3285,7 @@
       <w:b/>
       <w:bCs/>
       <w:smallCaps/>
-      <w:color w:val="C0504D" w:themeColor="accent2"/>
+      <w:color w:val="000000"/>
       <w:spacing w:val="5"/>
       <w:u w:val="single"/>
     </w:rPr>
@@ -2402,7 +3351,7 @@
       <w:spacing w:after="0" w:line="240" w:lineRule="auto"/>
     </w:pPr>
     <w:rPr>
-      <w:color w:val="000000" w:themeColor="text1" w:themeShade="BF"/>
+      <w:color w:val="000000"/>
     </w:rPr>
     <w:tblPr>
       <w:tblStyleRowBandSize w:val="1"/>
@@ -2505,7 +3454,7 @@
       <w:spacing w:after="0" w:line="240" w:lineRule="auto"/>
     </w:pPr>
     <w:rPr>
-      <w:color w:val="365F91" w:themeColor="accent1" w:themeShade="BF"/>
+      <w:color w:val="000000"/>
     </w:rPr>
     <w:tblPr>
       <w:tblStyleRowBandSize w:val="1"/>
@@ -2608,7 +3557,7 @@
       <w:spacing w:after="0" w:line="240" w:lineRule="auto"/>
     </w:pPr>
     <w:rPr>
-      <w:color w:val="943634" w:themeColor="accent2" w:themeShade="BF"/>
+      <w:color w:val="000000"/>
     </w:rPr>
     <w:tblPr>
       <w:tblStyleRowBandSize w:val="1"/>
@@ -2711,7 +3660,7 @@
       <w:spacing w:after="0" w:line="240" w:lineRule="auto"/>
     </w:pPr>
     <w:rPr>
-      <w:color w:val="76923C" w:themeColor="accent3" w:themeShade="BF"/>
+      <w:color w:val="000000"/>
     </w:rPr>
     <w:tblPr>
       <w:tblStyleRowBandSize w:val="1"/>
@@ -2814,7 +3763,7 @@
       <w:spacing w:after="0" w:line="240" w:lineRule="auto"/>
     </w:pPr>
     <w:rPr>
-      <w:color w:val="5F497A" w:themeColor="accent4" w:themeShade="BF"/>
+      <w:color w:val="000000"/>
     </w:rPr>
     <w:tblPr>
       <w:tblStyleRowBandSize w:val="1"/>
@@ -2917,7 +3866,7 @@
       <w:spacing w:after="0" w:line="240" w:lineRule="auto"/>
     </w:pPr>
     <w:rPr>
-      <w:color w:val="31849B" w:themeColor="accent5" w:themeShade="BF"/>
+      <w:color w:val="000000"/>
     </w:rPr>
     <w:tblPr>
       <w:tblStyleRowBandSize w:val="1"/>
@@ -3020,7 +3969,7 @@
       <w:spacing w:after="0" w:line="240" w:lineRule="auto"/>
     </w:pPr>
     <w:rPr>
-      <w:color w:val="E36C0A" w:themeColor="accent6" w:themeShade="BF"/>
+      <w:color w:val="000000"/>
     </w:rPr>
     <w:tblPr>
       <w:tblStyleRowBandSize w:val="1"/>
@@ -3146,7 +4095,7 @@
       <w:rPr>
         <w:b/>
         <w:bCs/>
-        <w:color w:val="FFFFFF" w:themeColor="background1"/>
+        <w:color w:val="000000"/>
       </w:rPr>
       <w:tblPr/>
       <w:tcPr>
@@ -3238,7 +4187,7 @@
       <w:rPr>
         <w:b/>
         <w:bCs/>
-        <w:color w:val="FFFFFF" w:themeColor="background1"/>
+        <w:color w:val="000000"/>
       </w:rPr>
       <w:tblPr/>
       <w:tcPr>
@@ -3330,7 +4279,7 @@
       <w:rPr>
         <w:b/>
         <w:bCs/>
-        <w:color w:val="FFFFFF" w:themeColor="background1"/>
+        <w:color w:val="000000"/>
       </w:rPr>
       <w:tblPr/>
       <w:tcPr>
@@ -3422,7 +4371,7 @@
       <w:rPr>
         <w:b/>
         <w:bCs/>
-        <w:color w:val="FFFFFF" w:themeColor="background1"/>
+        <w:color w:val="000000"/>
       </w:rPr>
       <w:tblPr/>
       <w:tcPr>
@@ -3514,7 +4463,7 @@
       <w:rPr>
         <w:b/>
         <w:bCs/>
-        <w:color w:val="FFFFFF" w:themeColor="background1"/>
+        <w:color w:val="000000"/>
       </w:rPr>
       <w:tblPr/>
       <w:tcPr>
@@ -3606,7 +4555,7 @@
       <w:rPr>
         <w:b/>
         <w:bCs/>
-        <w:color w:val="FFFFFF" w:themeColor="background1"/>
+        <w:color w:val="000000"/>
       </w:rPr>
       <w:tblPr/>
       <w:tcPr>
@@ -3698,7 +4647,7 @@
       <w:rPr>
         <w:b/>
         <w:bCs/>
-        <w:color w:val="FFFFFF" w:themeColor="background1"/>
+        <w:color w:val="000000"/>
       </w:rPr>
       <w:tblPr/>
       <w:tcPr>
@@ -4701,7 +5650,7 @@
       <w:rPr>
         <w:b/>
         <w:bCs/>
-        <w:color w:val="FFFFFF" w:themeColor="background1"/>
+        <w:color w:val="000000"/>
       </w:rPr>
       <w:tblPr/>
       <w:tcPr>
@@ -4807,7 +5756,7 @@
       <w:rPr>
         <w:b/>
         <w:bCs/>
-        <w:color w:val="FFFFFF" w:themeColor="background1"/>
+        <w:color w:val="000000"/>
       </w:rPr>
       <w:tblPr/>
       <w:tcPr>
@@ -4913,7 +5862,7 @@
       <w:rPr>
         <w:b/>
         <w:bCs/>
-        <w:color w:val="FFFFFF" w:themeColor="background1"/>
+        <w:color w:val="000000"/>
       </w:rPr>
       <w:tblPr/>
       <w:tcPr>
@@ -5019,7 +5968,7 @@
       <w:rPr>
         <w:b/>
         <w:bCs/>
-        <w:color w:val="FFFFFF" w:themeColor="background1"/>
+        <w:color w:val="000000"/>
       </w:rPr>
       <w:tblPr/>
       <w:tcPr>
@@ -5125,7 +6074,7 @@
       <w:rPr>
         <w:b/>
         <w:bCs/>
-        <w:color w:val="FFFFFF" w:themeColor="background1"/>
+        <w:color w:val="000000"/>
       </w:rPr>
       <w:tblPr/>
       <w:tcPr>
@@ -5231,7 +6180,7 @@
       <w:rPr>
         <w:b/>
         <w:bCs/>
-        <w:color w:val="FFFFFF" w:themeColor="background1"/>
+        <w:color w:val="000000"/>
       </w:rPr>
       <w:tblPr/>
       <w:tcPr>
@@ -5337,7 +6286,7 @@
       <w:rPr>
         <w:b/>
         <w:bCs/>
-        <w:color w:val="FFFFFF" w:themeColor="background1"/>
+        <w:color w:val="000000"/>
       </w:rPr>
       <w:tblPr/>
       <w:tcPr>
@@ -5440,7 +6389,7 @@
       <w:rPr>
         <w:b/>
         <w:bCs/>
-        <w:color w:val="FFFFFF" w:themeColor="background1"/>
+        <w:color w:val="000000"/>
       </w:rPr>
       <w:tblPr/>
       <w:tcPr>
@@ -5460,7 +6409,7 @@
         <w:spacing w:before="0" w:after="0" w:line="240" w:lineRule="auto"/>
       </w:pPr>
       <w:rPr>
-        <w:color w:val="auto"/>
+        <w:color w:val="000000"/>
       </w:rPr>
       <w:tblPr/>
       <w:tcPr>
@@ -5479,7 +6428,7 @@
       <w:rPr>
         <w:b/>
         <w:bCs/>
-        <w:color w:val="FFFFFF" w:themeColor="background1"/>
+        <w:color w:val="000000"/>
       </w:rPr>
       <w:tblPr/>
       <w:tcPr>
@@ -5498,7 +6447,7 @@
       <w:rPr>
         <w:b/>
         <w:bCs/>
-        <w:color w:val="FFFFFF" w:themeColor="background1"/>
+        <w:color w:val="000000"/>
       </w:rPr>
       <w:tblPr/>
       <w:tcPr>
@@ -5544,7 +6493,7 @@
     </w:tblStylePr>
     <w:tblStylePr w:type="nwCell">
       <w:rPr>
-        <w:color w:val="FFFFFF" w:themeColor="background1"/>
+        <w:color w:val="000000"/>
       </w:rPr>
       <w:tblPr/>
       <w:tcPr>
@@ -5589,7 +6538,7 @@
       <w:rPr>
         <w:b/>
         <w:bCs/>
-        <w:color w:val="FFFFFF" w:themeColor="background1"/>
+        <w:color w:val="000000"/>
       </w:rPr>
       <w:tblPr/>
       <w:tcPr>
@@ -5609,7 +6558,7 @@
         <w:spacing w:before="0" w:after="0" w:line="240" w:lineRule="auto"/>
       </w:pPr>
       <w:rPr>
-        <w:color w:val="auto"/>
+        <w:color w:val="000000"/>
       </w:rPr>
       <w:tblPr/>
       <w:tcPr>
@@ -5628,7 +6577,7 @@
       <w:rPr>
         <w:b/>
         <w:bCs/>
-        <w:color w:val="FFFFFF" w:themeColor="background1"/>
+        <w:color w:val="000000"/>
       </w:rPr>
       <w:tblPr/>
       <w:tcPr>
@@ -5647,7 +6596,7 @@
       <w:rPr>
         <w:b/>
         <w:bCs/>
-        <w:color w:val="FFFFFF" w:themeColor="background1"/>
+        <w:color w:val="000000"/>
       </w:rPr>
       <w:tblPr/>
       <w:tcPr>
@@ -5693,7 +6642,7 @@
     </w:tblStylePr>
     <w:tblStylePr w:type="nwCell">
       <w:rPr>
-        <w:color w:val="FFFFFF" w:themeColor="background1"/>
+        <w:color w:val="000000"/>
       </w:rPr>
       <w:tblPr/>
       <w:tcPr>
@@ -5738,7 +6687,7 @@
       <w:rPr>
         <w:b/>
         <w:bCs/>
-        <w:color w:val="FFFFFF" w:themeColor="background1"/>
+        <w:color w:val="000000"/>
       </w:rPr>
       <w:tblPr/>
       <w:tcPr>
@@ -5758,7 +6707,7 @@
         <w:spacing w:before="0" w:after="0" w:line="240" w:lineRule="auto"/>
       </w:pPr>
       <w:rPr>
-        <w:color w:val="auto"/>
+        <w:color w:val="000000"/>
       </w:rPr>
       <w:tblPr/>
       <w:tcPr>
@@ -5777,7 +6726,7 @@
       <w:rPr>
         <w:b/>
         <w:bCs/>
-        <w:color w:val="FFFFFF" w:themeColor="background1"/>
+        <w:color w:val="000000"/>
       </w:rPr>
       <w:tblPr/>
       <w:tcPr>
@@ -5796,7 +6745,7 @@
       <w:rPr>
         <w:b/>
         <w:bCs/>
-        <w:color w:val="FFFFFF" w:themeColor="background1"/>
+        <w:color w:val="000000"/>
       </w:rPr>
       <w:tblPr/>
       <w:tcPr>
@@ -5842,7 +6791,7 @@
     </w:tblStylePr>
     <w:tblStylePr w:type="nwCell">
       <w:rPr>
-        <w:color w:val="FFFFFF" w:themeColor="background1"/>
+        <w:color w:val="000000"/>
       </w:rPr>
       <w:tblPr/>
       <w:tcPr>
@@ -5887,7 +6836,7 @@
       <w:rPr>
         <w:b/>
         <w:bCs/>
-        <w:color w:val="FFFFFF" w:themeColor="background1"/>
+        <w:color w:val="000000"/>
       </w:rPr>
       <w:tblPr/>
       <w:tcPr>
@@ -5907,7 +6856,7 @@
         <w:spacing w:before="0" w:after="0" w:line="240" w:lineRule="auto"/>
       </w:pPr>
       <w:rPr>
-        <w:color w:val="auto"/>
+        <w:color w:val="000000"/>
       </w:rPr>
       <w:tblPr/>
       <w:tcPr>
@@ -5926,7 +6875,7 @@
       <w:rPr>
         <w:b/>
         <w:bCs/>
-        <w:color w:val="FFFFFF" w:themeColor="background1"/>
+        <w:color w:val="000000"/>
       </w:rPr>
       <w:tblPr/>
       <w:tcPr>
@@ -5945,7 +6894,7 @@
       <w:rPr>
         <w:b/>
         <w:bCs/>
-        <w:color w:val="FFFFFF" w:themeColor="background1"/>
+        <w:color w:val="000000"/>
       </w:rPr>
       <w:tblPr/>
       <w:tcPr>
@@ -5991,7 +6940,7 @@
     </w:tblStylePr>
     <w:tblStylePr w:type="nwCell">
       <w:rPr>
-        <w:color w:val="FFFFFF" w:themeColor="background1"/>
+        <w:color w:val="000000"/>
       </w:rPr>
       <w:tblPr/>
       <w:tcPr>
@@ -6036,7 +6985,7 @@
       <w:rPr>
         <w:b/>
         <w:bCs/>
-        <w:color w:val="FFFFFF" w:themeColor="background1"/>
+        <w:color w:val="000000"/>
       </w:rPr>
       <w:tblPr/>
       <w:tcPr>
@@ -6056,7 +7005,7 @@
         <w:spacing w:before="0" w:after="0" w:line="240" w:lineRule="auto"/>
       </w:pPr>
       <w:rPr>
-        <w:color w:val="auto"/>
+        <w:color w:val="000000"/>
       </w:rPr>
       <w:tblPr/>
       <w:tcPr>
@@ -6075,7 +7024,7 @@
       <w:rPr>
         <w:b/>
         <w:bCs/>
-        <w:color w:val="FFFFFF" w:themeColor="background1"/>
+        <w:color w:val="000000"/>
       </w:rPr>
       <w:tblPr/>
       <w:tcPr>
@@ -6094,7 +7043,7 @@
       <w:rPr>
         <w:b/>
         <w:bCs/>
-        <w:color w:val="FFFFFF" w:themeColor="background1"/>
+        <w:color w:val="000000"/>
       </w:rPr>
       <w:tblPr/>
       <w:tcPr>
@@ -6140,7 +7089,7 @@
     </w:tblStylePr>
     <w:tblStylePr w:type="nwCell">
       <w:rPr>
-        <w:color w:val="FFFFFF" w:themeColor="background1"/>
+        <w:color w:val="000000"/>
       </w:rPr>
       <w:tblPr/>
       <w:tcPr>
@@ -6185,7 +7134,7 @@
       <w:rPr>
         <w:b/>
         <w:bCs/>
-        <w:color w:val="FFFFFF" w:themeColor="background1"/>
+        <w:color w:val="000000"/>
       </w:rPr>
       <w:tblPr/>
       <w:tcPr>
@@ -6205,7 +7154,7 @@
         <w:spacing w:before="0" w:after="0" w:line="240" w:lineRule="auto"/>
       </w:pPr>
       <w:rPr>
-        <w:color w:val="auto"/>
+        <w:color w:val="000000"/>
       </w:rPr>
       <w:tblPr/>
       <w:tcPr>
@@ -6224,7 +7173,7 @@
       <w:rPr>
         <w:b/>
         <w:bCs/>
-        <w:color w:val="FFFFFF" w:themeColor="background1"/>
+        <w:color w:val="000000"/>
       </w:rPr>
       <w:tblPr/>
       <w:tcPr>
@@ -6243,7 +7192,7 @@
       <w:rPr>
         <w:b/>
         <w:bCs/>
-        <w:color w:val="FFFFFF" w:themeColor="background1"/>
+        <w:color w:val="000000"/>
       </w:rPr>
       <w:tblPr/>
       <w:tcPr>
@@ -6289,7 +7238,7 @@
     </w:tblStylePr>
     <w:tblStylePr w:type="nwCell">
       <w:rPr>
-        <w:color w:val="FFFFFF" w:themeColor="background1"/>
+        <w:color w:val="000000"/>
       </w:rPr>
       <w:tblPr/>
       <w:tcPr>
@@ -6334,7 +7283,7 @@
       <w:rPr>
         <w:b/>
         <w:bCs/>
-        <w:color w:val="FFFFFF" w:themeColor="background1"/>
+        <w:color w:val="000000"/>
       </w:rPr>
       <w:tblPr/>
       <w:tcPr>
@@ -6354,7 +7303,7 @@
         <w:spacing w:before="0" w:after="0" w:line="240" w:lineRule="auto"/>
       </w:pPr>
       <w:rPr>
-        <w:color w:val="auto"/>
+        <w:color w:val="000000"/>
       </w:rPr>
       <w:tblPr/>
       <w:tcPr>
@@ -6373,7 +7322,7 @@
       <w:rPr>
         <w:b/>
         <w:bCs/>
-        <w:color w:val="FFFFFF" w:themeColor="background1"/>
+        <w:color w:val="000000"/>
       </w:rPr>
       <w:tblPr/>
       <w:tcPr>
@@ -6392,7 +7341,7 @@
       <w:rPr>
         <w:b/>
         <w:bCs/>
-        <w:color w:val="FFFFFF" w:themeColor="background1"/>
+        <w:color w:val="000000"/>
       </w:rPr>
       <w:tblPr/>
       <w:tcPr>
@@ -6438,7 +7387,7 @@
     </w:tblStylePr>
     <w:tblStylePr w:type="nwCell">
       <w:rPr>
-        <w:color w:val="FFFFFF" w:themeColor="background1"/>
+        <w:color w:val="000000"/>
       </w:rPr>
       <w:tblPr/>
       <w:tcPr>
@@ -6462,7 +7411,7 @@
       <w:spacing w:after="0" w:line="240" w:lineRule="auto"/>
     </w:pPr>
     <w:rPr>
-      <w:color w:val="000000" w:themeColor="text1"/>
+      <w:color w:val="000000"/>
     </w:rPr>
     <w:tblPr>
       <w:tblStyleRowBandSize w:val="1"/>
@@ -6495,7 +7444,7 @@
       <w:rPr>
         <w:b/>
         <w:bCs/>
-        <w:color w:val="1F497D" w:themeColor="text2"/>
+        <w:color w:val="000000"/>
       </w:rPr>
       <w:tblPr/>
       <w:tcPr>
@@ -6546,7 +7495,7 @@
       <w:spacing w:after="0" w:line="240" w:lineRule="auto"/>
     </w:pPr>
     <w:rPr>
-      <w:color w:val="000000" w:themeColor="text1"/>
+      <w:color w:val="000000"/>
     </w:rPr>
     <w:tblPr>
       <w:tblStyleRowBandSize w:val="1"/>
@@ -6579,7 +7528,7 @@
       <w:rPr>
         <w:b/>
         <w:bCs/>
-        <w:color w:val="1F497D" w:themeColor="text2"/>
+        <w:color w:val="000000"/>
       </w:rPr>
       <w:tblPr/>
       <w:tcPr>
@@ -6630,7 +7579,7 @@
       <w:spacing w:after="0" w:line="240" w:lineRule="auto"/>
     </w:pPr>
     <w:rPr>
-      <w:color w:val="000000" w:themeColor="text1"/>
+      <w:color w:val="000000"/>
     </w:rPr>
     <w:tblPr>
       <w:tblStyleRowBandSize w:val="1"/>
@@ -6663,7 +7612,7 @@
       <w:rPr>
         <w:b/>
         <w:bCs/>
-        <w:color w:val="1F497D" w:themeColor="text2"/>
+        <w:color w:val="000000"/>
       </w:rPr>
       <w:tblPr/>
       <w:tcPr>
@@ -6714,7 +7663,7 @@
       <w:spacing w:after="0" w:line="240" w:lineRule="auto"/>
     </w:pPr>
     <w:rPr>
-      <w:color w:val="000000" w:themeColor="text1"/>
+      <w:color w:val="000000"/>
     </w:rPr>
     <w:tblPr>
       <w:tblStyleRowBandSize w:val="1"/>
@@ -6747,7 +7696,7 @@
       <w:rPr>
         <w:b/>
         <w:bCs/>
-        <w:color w:val="1F497D" w:themeColor="text2"/>
+        <w:color w:val="000000"/>
       </w:rPr>
       <w:tblPr/>
       <w:tcPr>
@@ -6798,7 +7747,7 @@
       <w:spacing w:after="0" w:line="240" w:lineRule="auto"/>
     </w:pPr>
     <w:rPr>
-      <w:color w:val="000000" w:themeColor="text1"/>
+      <w:color w:val="000000"/>
     </w:rPr>
     <w:tblPr>
       <w:tblStyleRowBandSize w:val="1"/>
@@ -6831,7 +7780,7 @@
       <w:rPr>
         <w:b/>
         <w:bCs/>
-        <w:color w:val="1F497D" w:themeColor="text2"/>
+        <w:color w:val="000000"/>
       </w:rPr>
       <w:tblPr/>
       <w:tcPr>
@@ -6882,7 +7831,7 @@
       <w:spacing w:after="0" w:line="240" w:lineRule="auto"/>
     </w:pPr>
     <w:rPr>
-      <w:color w:val="000000" w:themeColor="text1"/>
+      <w:color w:val="000000"/>
     </w:rPr>
     <w:tblPr>
       <w:tblStyleRowBandSize w:val="1"/>
@@ -6915,7 +7864,7 @@
       <w:rPr>
         <w:b/>
         <w:bCs/>
-        <w:color w:val="1F497D" w:themeColor="text2"/>
+        <w:color w:val="000000"/>
       </w:rPr>
       <w:tblPr/>
       <w:tcPr>
@@ -6966,7 +7915,7 @@
       <w:spacing w:after="0" w:line="240" w:lineRule="auto"/>
     </w:pPr>
     <w:rPr>
-      <w:color w:val="000000" w:themeColor="text1"/>
+      <w:color w:val="000000"/>
     </w:rPr>
     <w:tblPr>
       <w:tblStyleRowBandSize w:val="1"/>
@@ -6999,7 +7948,7 @@
       <w:rPr>
         <w:b/>
         <w:bCs/>
-        <w:color w:val="1F497D" w:themeColor="text2"/>
+        <w:color w:val="000000"/>
       </w:rPr>
       <w:tblPr/>
       <w:tcPr>
@@ -7051,7 +8000,7 @@
     </w:pPr>
     <w:rPr>
       <w:rFonts w:asciiTheme="majorHAnsi" w:eastAsiaTheme="majorEastAsia" w:hAnsiTheme="majorHAnsi" w:cstheme="majorBidi"/>
-      <w:color w:val="000000" w:themeColor="text1"/>
+      <w:color w:val="000000"/>
     </w:rPr>
     <w:tblPr>
       <w:tblStyleRowBandSize w:val="1"/>
@@ -7179,7 +8128,7 @@
     </w:pPr>
     <w:rPr>
       <w:rFonts w:asciiTheme="majorHAnsi" w:eastAsiaTheme="majorEastAsia" w:hAnsiTheme="majorHAnsi" w:cstheme="majorBidi"/>
-      <w:color w:val="000000" w:themeColor="text1"/>
+      <w:color w:val="000000"/>
     </w:rPr>
     <w:tblPr>
       <w:tblStyleRowBandSize w:val="1"/>
@@ -7307,7 +8256,7 @@
     </w:pPr>
     <w:rPr>
       <w:rFonts w:asciiTheme="majorHAnsi" w:eastAsiaTheme="majorEastAsia" w:hAnsiTheme="majorHAnsi" w:cstheme="majorBidi"/>
-      <w:color w:val="000000" w:themeColor="text1"/>
+      <w:color w:val="000000"/>
     </w:rPr>
     <w:tblPr>
       <w:tblStyleRowBandSize w:val="1"/>
@@ -7435,7 +8384,7 @@
     </w:pPr>
     <w:rPr>
       <w:rFonts w:asciiTheme="majorHAnsi" w:eastAsiaTheme="majorEastAsia" w:hAnsiTheme="majorHAnsi" w:cstheme="majorBidi"/>
-      <w:color w:val="000000" w:themeColor="text1"/>
+      <w:color w:val="000000"/>
     </w:rPr>
     <w:tblPr>
       <w:tblStyleRowBandSize w:val="1"/>
@@ -7563,7 +8512,7 @@
     </w:pPr>
     <w:rPr>
       <w:rFonts w:asciiTheme="majorHAnsi" w:eastAsiaTheme="majorEastAsia" w:hAnsiTheme="majorHAnsi" w:cstheme="majorBidi"/>
-      <w:color w:val="000000" w:themeColor="text1"/>
+      <w:color w:val="000000"/>
     </w:rPr>
     <w:tblPr>
       <w:tblStyleRowBandSize w:val="1"/>
@@ -7691,7 +8640,7 @@
     </w:pPr>
     <w:rPr>
       <w:rFonts w:asciiTheme="majorHAnsi" w:eastAsiaTheme="majorEastAsia" w:hAnsiTheme="majorHAnsi" w:cstheme="majorBidi"/>
-      <w:color w:val="000000" w:themeColor="text1"/>
+      <w:color w:val="000000"/>
     </w:rPr>
     <w:tblPr>
       <w:tblStyleRowBandSize w:val="1"/>
@@ -7819,7 +8768,7 @@
     </w:pPr>
     <w:rPr>
       <w:rFonts w:asciiTheme="majorHAnsi" w:eastAsiaTheme="majorEastAsia" w:hAnsiTheme="majorHAnsi" w:cstheme="majorBidi"/>
-      <w:color w:val="000000" w:themeColor="text1"/>
+      <w:color w:val="000000"/>
     </w:rPr>
     <w:tblPr>
       <w:tblStyleRowBandSize w:val="1"/>
@@ -8458,7 +9407,7 @@
     </w:pPr>
     <w:rPr>
       <w:rFonts w:asciiTheme="majorHAnsi" w:eastAsiaTheme="majorEastAsia" w:hAnsiTheme="majorHAnsi" w:cstheme="majorBidi"/>
-      <w:color w:val="000000" w:themeColor="text1"/>
+      <w:color w:val="000000"/>
     </w:rPr>
     <w:tblPr>
       <w:tblStyleRowBandSize w:val="1"/>
@@ -8486,7 +9435,7 @@
       <w:rPr>
         <w:b/>
         <w:bCs/>
-        <w:color w:val="000000" w:themeColor="text1"/>
+        <w:color w:val="000000"/>
       </w:rPr>
       <w:tblPr/>
       <w:tcPr>
@@ -8497,7 +9446,7 @@
       <w:rPr>
         <w:b/>
         <w:bCs/>
-        <w:color w:val="000000" w:themeColor="text1"/>
+        <w:color w:val="000000"/>
       </w:rPr>
       <w:tblPr/>
       <w:tcPr>
@@ -8516,7 +9465,7 @@
       <w:rPr>
         <w:b/>
         <w:bCs/>
-        <w:color w:val="000000" w:themeColor="text1"/>
+        <w:color w:val="000000"/>
       </w:rPr>
       <w:tblPr/>
       <w:tcPr>
@@ -8535,7 +9484,7 @@
       <w:rPr>
         <w:b w:val="0"/>
         <w:bCs w:val="0"/>
-        <w:color w:val="000000" w:themeColor="text1"/>
+        <w:color w:val="000000"/>
       </w:rPr>
       <w:tblPr/>
       <w:tcPr>
@@ -8583,7 +9532,7 @@
     </w:pPr>
     <w:rPr>
       <w:rFonts w:asciiTheme="majorHAnsi" w:eastAsiaTheme="majorEastAsia" w:hAnsiTheme="majorHAnsi" w:cstheme="majorBidi"/>
-      <w:color w:val="000000" w:themeColor="text1"/>
+      <w:color w:val="000000"/>
     </w:rPr>
     <w:tblPr>
       <w:tblStyleRowBandSize w:val="1"/>
@@ -8611,7 +9560,7 @@
       <w:rPr>
         <w:b/>
         <w:bCs/>
-        <w:color w:val="000000" w:themeColor="text1"/>
+        <w:color w:val="000000"/>
       </w:rPr>
       <w:tblPr/>
       <w:tcPr>
@@ -8622,7 +9571,7 @@
       <w:rPr>
         <w:b/>
         <w:bCs/>
-        <w:color w:val="000000" w:themeColor="text1"/>
+        <w:color w:val="000000"/>
       </w:rPr>
       <w:tblPr/>
       <w:tcPr>
@@ -8641,7 +9590,7 @@
       <w:rPr>
         <w:b/>
         <w:bCs/>
-        <w:color w:val="000000" w:themeColor="text1"/>
+        <w:color w:val="000000"/>
       </w:rPr>
       <w:tblPr/>
       <w:tcPr>
@@ -8660,7 +9609,7 @@
       <w:rPr>
         <w:b w:val="0"/>
         <w:bCs w:val="0"/>
-        <w:color w:val="000000" w:themeColor="text1"/>
+        <w:color w:val="000000"/>
       </w:rPr>
       <w:tblPr/>
       <w:tcPr>
@@ -8708,7 +9657,7 @@
     </w:pPr>
     <w:rPr>
       <w:rFonts w:asciiTheme="majorHAnsi" w:eastAsiaTheme="majorEastAsia" w:hAnsiTheme="majorHAnsi" w:cstheme="majorBidi"/>
-      <w:color w:val="000000" w:themeColor="text1"/>
+      <w:color w:val="000000"/>
     </w:rPr>
     <w:tblPr>
       <w:tblStyleRowBandSize w:val="1"/>
@@ -8736,7 +9685,7 @@
       <w:rPr>
         <w:b/>
         <w:bCs/>
-        <w:color w:val="000000" w:themeColor="text1"/>
+        <w:color w:val="000000"/>
       </w:rPr>
       <w:tblPr/>
       <w:tcPr>
@@ -8747,7 +9696,7 @@
       <w:rPr>
         <w:b/>
         <w:bCs/>
-        <w:color w:val="000000" w:themeColor="text1"/>
+        <w:color w:val="000000"/>
       </w:rPr>
       <w:tblPr/>
       <w:tcPr>
@@ -8766,7 +9715,7 @@
       <w:rPr>
         <w:b/>
         <w:bCs/>
-        <w:color w:val="000000" w:themeColor="text1"/>
+        <w:color w:val="000000"/>
       </w:rPr>
       <w:tblPr/>
       <w:tcPr>
@@ -8785,7 +9734,7 @@
       <w:rPr>
         <w:b w:val="0"/>
         <w:bCs w:val="0"/>
-        <w:color w:val="000000" w:themeColor="text1"/>
+        <w:color w:val="000000"/>
       </w:rPr>
       <w:tblPr/>
       <w:tcPr>
@@ -8833,7 +9782,7 @@
     </w:pPr>
     <w:rPr>
       <w:rFonts w:asciiTheme="majorHAnsi" w:eastAsiaTheme="majorEastAsia" w:hAnsiTheme="majorHAnsi" w:cstheme="majorBidi"/>
-      <w:color w:val="000000" w:themeColor="text1"/>
+      <w:color w:val="000000"/>
     </w:rPr>
     <w:tblPr>
       <w:tblStyleRowBandSize w:val="1"/>
@@ -8861,7 +9810,7 @@
       <w:rPr>
         <w:b/>
         <w:bCs/>
-        <w:color w:val="000000" w:themeColor="text1"/>
+        <w:color w:val="000000"/>
       </w:rPr>
       <w:tblPr/>
       <w:tcPr>
@@ -8872,7 +9821,7 @@
       <w:rPr>
         <w:b/>
         <w:bCs/>
-        <w:color w:val="000000" w:themeColor="text1"/>
+        <w:color w:val="000000"/>
       </w:rPr>
       <w:tblPr/>
       <w:tcPr>
@@ -8891,7 +9840,7 @@
       <w:rPr>
         <w:b/>
         <w:bCs/>
-        <w:color w:val="000000" w:themeColor="text1"/>
+        <w:color w:val="000000"/>
       </w:rPr>
       <w:tblPr/>
       <w:tcPr>
@@ -8910,7 +9859,7 @@
       <w:rPr>
         <w:b w:val="0"/>
         <w:bCs w:val="0"/>
-        <w:color w:val="000000" w:themeColor="text1"/>
+        <w:color w:val="000000"/>
       </w:rPr>
       <w:tblPr/>
       <w:tcPr>
@@ -8958,7 +9907,7 @@
     </w:pPr>
     <w:rPr>
       <w:rFonts w:asciiTheme="majorHAnsi" w:eastAsiaTheme="majorEastAsia" w:hAnsiTheme="majorHAnsi" w:cstheme="majorBidi"/>
-      <w:color w:val="000000" w:themeColor="text1"/>
+      <w:color w:val="000000"/>
     </w:rPr>
     <w:tblPr>
       <w:tblStyleRowBandSize w:val="1"/>
@@ -8986,7 +9935,7 @@
       <w:rPr>
         <w:b/>
         <w:bCs/>
-        <w:color w:val="000000" w:themeColor="text1"/>
+        <w:color w:val="000000"/>
       </w:rPr>
       <w:tblPr/>
       <w:tcPr>
@@ -8997,7 +9946,7 @@
       <w:rPr>
         <w:b/>
         <w:bCs/>
-        <w:color w:val="000000" w:themeColor="text1"/>
+        <w:color w:val="000000"/>
       </w:rPr>
       <w:tblPr/>
       <w:tcPr>
@@ -9016,7 +9965,7 @@
       <w:rPr>
         <w:b/>
         <w:bCs/>
-        <w:color w:val="000000" w:themeColor="text1"/>
+        <w:color w:val="000000"/>
       </w:rPr>
       <w:tblPr/>
       <w:tcPr>
@@ -9035,7 +9984,7 @@
       <w:rPr>
         <w:b w:val="0"/>
         <w:bCs w:val="0"/>
-        <w:color w:val="000000" w:themeColor="text1"/>
+        <w:color w:val="000000"/>
       </w:rPr>
       <w:tblPr/>
       <w:tcPr>
@@ -9083,7 +10032,7 @@
     </w:pPr>
     <w:rPr>
       <w:rFonts w:asciiTheme="majorHAnsi" w:eastAsiaTheme="majorEastAsia" w:hAnsiTheme="majorHAnsi" w:cstheme="majorBidi"/>
-      <w:color w:val="000000" w:themeColor="text1"/>
+      <w:color w:val="000000"/>
     </w:rPr>
     <w:tblPr>
       <w:tblStyleRowBandSize w:val="1"/>
@@ -9111,7 +10060,7 @@
       <w:rPr>
         <w:b/>
         <w:bCs/>
-        <w:color w:val="000000" w:themeColor="text1"/>
+        <w:color w:val="000000"/>
       </w:rPr>
       <w:tblPr/>
       <w:tcPr>
@@ -9122,7 +10071,7 @@
       <w:rPr>
         <w:b/>
         <w:bCs/>
-        <w:color w:val="000000" w:themeColor="text1"/>
+        <w:color w:val="000000"/>
       </w:rPr>
       <w:tblPr/>
       <w:tcPr>
@@ -9141,7 +10090,7 @@
       <w:rPr>
         <w:b/>
         <w:bCs/>
-        <w:color w:val="000000" w:themeColor="text1"/>
+        <w:color w:val="000000"/>
       </w:rPr>
       <w:tblPr/>
       <w:tcPr>
@@ -9160,7 +10109,7 @@
       <w:rPr>
         <w:b w:val="0"/>
         <w:bCs w:val="0"/>
-        <w:color w:val="000000" w:themeColor="text1"/>
+        <w:color w:val="000000"/>
       </w:rPr>
       <w:tblPr/>
       <w:tcPr>
@@ -9208,7 +10157,7 @@
     </w:pPr>
     <w:rPr>
       <w:rFonts w:asciiTheme="majorHAnsi" w:eastAsiaTheme="majorEastAsia" w:hAnsiTheme="majorHAnsi" w:cstheme="majorBidi"/>
-      <w:color w:val="000000" w:themeColor="text1"/>
+      <w:color w:val="000000"/>
     </w:rPr>
     <w:tblPr>
       <w:tblStyleRowBandSize w:val="1"/>
@@ -9236,7 +10185,7 @@
       <w:rPr>
         <w:b/>
         <w:bCs/>
-        <w:color w:val="000000" w:themeColor="text1"/>
+        <w:color w:val="000000"/>
       </w:rPr>
       <w:tblPr/>
       <w:tcPr>
@@ -9247,7 +10196,7 @@
       <w:rPr>
         <w:b/>
         <w:bCs/>
-        <w:color w:val="000000" w:themeColor="text1"/>
+        <w:color w:val="000000"/>
       </w:rPr>
       <w:tblPr/>
       <w:tcPr>
@@ -9266,7 +10215,7 @@
       <w:rPr>
         <w:b/>
         <w:bCs/>
-        <w:color w:val="000000" w:themeColor="text1"/>
+        <w:color w:val="000000"/>
       </w:rPr>
       <w:tblPr/>
       <w:tcPr>
@@ -9285,7 +10234,7 @@
       <w:rPr>
         <w:b w:val="0"/>
         <w:bCs w:val="0"/>
-        <w:color w:val="000000" w:themeColor="text1"/>
+        <w:color w:val="000000"/>
       </w:rPr>
       <w:tblPr/>
       <w:tcPr>
@@ -9359,7 +10308,7 @@
         <w:bCs/>
         <w:i w:val="0"/>
         <w:iCs w:val="0"/>
-        <w:color w:val="FFFFFF" w:themeColor="background1"/>
+        <w:color w:val="000000"/>
       </w:rPr>
       <w:tblPr/>
       <w:tcPr>
@@ -9380,7 +10329,7 @@
         <w:bCs/>
         <w:i w:val="0"/>
         <w:iCs w:val="0"/>
-        <w:color w:val="FFFFFF" w:themeColor="background1"/>
+        <w:color w:val="000000"/>
       </w:rPr>
       <w:tblPr/>
       <w:tcPr>
@@ -9401,7 +10350,7 @@
         <w:bCs/>
         <w:i w:val="0"/>
         <w:iCs w:val="0"/>
-        <w:color w:val="FFFFFF" w:themeColor="background1"/>
+        <w:color w:val="000000"/>
       </w:rPr>
       <w:tblPr/>
       <w:tcPr>
@@ -9420,7 +10369,7 @@
         <w:bCs/>
         <w:i w:val="0"/>
         <w:iCs w:val="0"/>
-        <w:color w:val="FFFFFF" w:themeColor="background1"/>
+        <w:color w:val="000000"/>
       </w:rPr>
       <w:tblPr/>
       <w:tcPr>
@@ -9500,7 +10449,7 @@
         <w:bCs/>
         <w:i w:val="0"/>
         <w:iCs w:val="0"/>
-        <w:color w:val="FFFFFF" w:themeColor="background1"/>
+        <w:color w:val="000000"/>
       </w:rPr>
       <w:tblPr/>
       <w:tcPr>
@@ -9521,7 +10470,7 @@
         <w:bCs/>
         <w:i w:val="0"/>
         <w:iCs w:val="0"/>
-        <w:color w:val="FFFFFF" w:themeColor="background1"/>
+        <w:color w:val="000000"/>
       </w:rPr>
       <w:tblPr/>
       <w:tcPr>
@@ -9542,7 +10491,7 @@
         <w:bCs/>
         <w:i w:val="0"/>
         <w:iCs w:val="0"/>
-        <w:color w:val="FFFFFF" w:themeColor="background1"/>
+        <w:color w:val="000000"/>
       </w:rPr>
       <w:tblPr/>
       <w:tcPr>
@@ -9561,7 +10510,7 @@
         <w:bCs/>
         <w:i w:val="0"/>
         <w:iCs w:val="0"/>
-        <w:color w:val="FFFFFF" w:themeColor="background1"/>
+        <w:color w:val="000000"/>
       </w:rPr>
       <w:tblPr/>
       <w:tcPr>
@@ -9641,7 +10590,7 @@
         <w:bCs/>
         <w:i w:val="0"/>
         <w:iCs w:val="0"/>
-        <w:color w:val="FFFFFF" w:themeColor="background1"/>
+        <w:color w:val="000000"/>
       </w:rPr>
       <w:tblPr/>
       <w:tcPr>
@@ -9662,7 +10611,7 @@
         <w:bCs/>
         <w:i w:val="0"/>
         <w:iCs w:val="0"/>
-        <w:color w:val="FFFFFF" w:themeColor="background1"/>
+        <w:color w:val="000000"/>
       </w:rPr>
       <w:tblPr/>
       <w:tcPr>
@@ -9683,7 +10632,7 @@
         <w:bCs/>
         <w:i w:val="0"/>
         <w:iCs w:val="0"/>
-        <w:color w:val="FFFFFF" w:themeColor="background1"/>
+        <w:color w:val="000000"/>
       </w:rPr>
       <w:tblPr/>
       <w:tcPr>
@@ -9702,7 +10651,7 @@
         <w:bCs/>
         <w:i w:val="0"/>
         <w:iCs w:val="0"/>
-        <w:color w:val="FFFFFF" w:themeColor="background1"/>
+        <w:color w:val="000000"/>
       </w:rPr>
       <w:tblPr/>
       <w:tcPr>
@@ -9782,7 +10731,7 @@
         <w:bCs/>
         <w:i w:val="0"/>
         <w:iCs w:val="0"/>
-        <w:color w:val="FFFFFF" w:themeColor="background1"/>
+        <w:color w:val="000000"/>
       </w:rPr>
       <w:tblPr/>
       <w:tcPr>
@@ -9803,7 +10752,7 @@
         <w:bCs/>
         <w:i w:val="0"/>
         <w:iCs w:val="0"/>
-        <w:color w:val="FFFFFF" w:themeColor="background1"/>
+        <w:color w:val="000000"/>
       </w:rPr>
       <w:tblPr/>
       <w:tcPr>
@@ -9824,7 +10773,7 @@
         <w:bCs/>
         <w:i w:val="0"/>
         <w:iCs w:val="0"/>
-        <w:color w:val="FFFFFF" w:themeColor="background1"/>
+        <w:color w:val="000000"/>
       </w:rPr>
       <w:tblPr/>
       <w:tcPr>
@@ -9843,7 +10792,7 @@
         <w:bCs/>
         <w:i w:val="0"/>
         <w:iCs w:val="0"/>
-        <w:color w:val="FFFFFF" w:themeColor="background1"/>
+        <w:color w:val="000000"/>
       </w:rPr>
       <w:tblPr/>
       <w:tcPr>
@@ -9923,7 +10872,7 @@
         <w:bCs/>
         <w:i w:val="0"/>
         <w:iCs w:val="0"/>
-        <w:color w:val="FFFFFF" w:themeColor="background1"/>
+        <w:color w:val="000000"/>
       </w:rPr>
       <w:tblPr/>
       <w:tcPr>
@@ -9944,7 +10893,7 @@
         <w:bCs/>
         <w:i w:val="0"/>
         <w:iCs w:val="0"/>
-        <w:color w:val="FFFFFF" w:themeColor="background1"/>
+        <w:color w:val="000000"/>
       </w:rPr>
       <w:tblPr/>
       <w:tcPr>
@@ -9965,7 +10914,7 @@
         <w:bCs/>
         <w:i w:val="0"/>
         <w:iCs w:val="0"/>
-        <w:color w:val="FFFFFF" w:themeColor="background1"/>
+        <w:color w:val="000000"/>
       </w:rPr>
       <w:tblPr/>
       <w:tcPr>
@@ -9984,7 +10933,7 @@
         <w:bCs/>
         <w:i w:val="0"/>
         <w:iCs w:val="0"/>
-        <w:color w:val="FFFFFF" w:themeColor="background1"/>
+        <w:color w:val="000000"/>
       </w:rPr>
       <w:tblPr/>
       <w:tcPr>
@@ -10064,7 +11013,7 @@
         <w:bCs/>
         <w:i w:val="0"/>
         <w:iCs w:val="0"/>
-        <w:color w:val="FFFFFF" w:themeColor="background1"/>
+        <w:color w:val="000000"/>
       </w:rPr>
       <w:tblPr/>
       <w:tcPr>
@@ -10085,7 +11034,7 @@
         <w:bCs/>
         <w:i w:val="0"/>
         <w:iCs w:val="0"/>
-        <w:color w:val="FFFFFF" w:themeColor="background1"/>
+        <w:color w:val="000000"/>
       </w:rPr>
       <w:tblPr/>
       <w:tcPr>
@@ -10106,7 +11055,7 @@
         <w:bCs/>
         <w:i w:val="0"/>
         <w:iCs w:val="0"/>
-        <w:color w:val="FFFFFF" w:themeColor="background1"/>
+        <w:color w:val="000000"/>
       </w:rPr>
       <w:tblPr/>
       <w:tcPr>
@@ -10125,7 +11074,7 @@
         <w:bCs/>
         <w:i w:val="0"/>
         <w:iCs w:val="0"/>
-        <w:color w:val="FFFFFF" w:themeColor="background1"/>
+        <w:color w:val="000000"/>
       </w:rPr>
       <w:tblPr/>
       <w:tcPr>
@@ -10205,7 +11154,7 @@
         <w:bCs/>
         <w:i w:val="0"/>
         <w:iCs w:val="0"/>
-        <w:color w:val="FFFFFF" w:themeColor="background1"/>
+        <w:color w:val="000000"/>
       </w:rPr>
       <w:tblPr/>
       <w:tcPr>
@@ -10226,7 +11175,7 @@
         <w:bCs/>
         <w:i w:val="0"/>
         <w:iCs w:val="0"/>
-        <w:color w:val="FFFFFF" w:themeColor="background1"/>
+        <w:color w:val="000000"/>
       </w:rPr>
       <w:tblPr/>
       <w:tcPr>
@@ -10247,7 +11196,7 @@
         <w:bCs/>
         <w:i w:val="0"/>
         <w:iCs w:val="0"/>
-        <w:color w:val="FFFFFF" w:themeColor="background1"/>
+        <w:color w:val="000000"/>
       </w:rPr>
       <w:tblPr/>
       <w:tcPr>
@@ -10266,7 +11215,7 @@
         <w:bCs/>
         <w:i w:val="0"/>
         <w:iCs w:val="0"/>
-        <w:color w:val="FFFFFF" w:themeColor="background1"/>
+        <w:color w:val="000000"/>
       </w:rPr>
       <w:tblPr/>
       <w:tcPr>
@@ -10319,7 +11268,7 @@
       <w:spacing w:after="0" w:line="240" w:lineRule="auto"/>
     </w:pPr>
     <w:rPr>
-      <w:color w:val="FFFFFF" w:themeColor="background1"/>
+      <w:color w:val="000000"/>
     </w:rPr>
     <w:tblPr>
       <w:tblStyleRowBandSize w:val="1"/>
@@ -10433,7 +11382,7 @@
       <w:spacing w:after="0" w:line="240" w:lineRule="auto"/>
     </w:pPr>
     <w:rPr>
-      <w:color w:val="FFFFFF" w:themeColor="background1"/>
+      <w:color w:val="000000"/>
     </w:rPr>
     <w:tblPr>
       <w:tblStyleRowBandSize w:val="1"/>
@@ -10547,7 +11496,7 @@
       <w:spacing w:after="0" w:line="240" w:lineRule="auto"/>
     </w:pPr>
     <w:rPr>
-      <w:color w:val="FFFFFF" w:themeColor="background1"/>
+      <w:color w:val="000000"/>
     </w:rPr>
     <w:tblPr>
       <w:tblStyleRowBandSize w:val="1"/>
@@ -10661,7 +11610,7 @@
       <w:spacing w:after="0" w:line="240" w:lineRule="auto"/>
     </w:pPr>
     <w:rPr>
-      <w:color w:val="FFFFFF" w:themeColor="background1"/>
+      <w:color w:val="000000"/>
     </w:rPr>
     <w:tblPr>
       <w:tblStyleRowBandSize w:val="1"/>
@@ -10775,7 +11724,7 @@
       <w:spacing w:after="0" w:line="240" w:lineRule="auto"/>
     </w:pPr>
     <w:rPr>
-      <w:color w:val="FFFFFF" w:themeColor="background1"/>
+      <w:color w:val="000000"/>
     </w:rPr>
     <w:tblPr>
       <w:tblStyleRowBandSize w:val="1"/>
@@ -10889,7 +11838,7 @@
       <w:spacing w:after="0" w:line="240" w:lineRule="auto"/>
     </w:pPr>
     <w:rPr>
-      <w:color w:val="FFFFFF" w:themeColor="background1"/>
+      <w:color w:val="000000"/>
     </w:rPr>
     <w:tblPr>
       <w:tblStyleRowBandSize w:val="1"/>
@@ -11003,7 +11952,7 @@
       <w:spacing w:after="0" w:line="240" w:lineRule="auto"/>
     </w:pPr>
     <w:rPr>
-      <w:color w:val="FFFFFF" w:themeColor="background1"/>
+      <w:color w:val="000000"/>
     </w:rPr>
     <w:tblPr>
       <w:tblStyleRowBandSize w:val="1"/>
@@ -11117,7 +12066,7 @@
       <w:spacing w:after="0" w:line="240" w:lineRule="auto"/>
     </w:pPr>
     <w:rPr>
-      <w:color w:val="000000" w:themeColor="text1"/>
+      <w:color w:val="000000"/>
     </w:rPr>
     <w:tblPr>
       <w:tblStyleRowBandSize w:val="1"/>
@@ -11163,7 +12112,7 @@
       <w:rPr>
         <w:b/>
         <w:bCs/>
-        <w:color w:val="FFFFFF" w:themeColor="background1"/>
+        <w:color w:val="000000"/>
       </w:rPr>
       <w:tblPr/>
       <w:tcPr>
@@ -11175,7 +12124,7 @@
     </w:tblStylePr>
     <w:tblStylePr w:type="firstCol">
       <w:rPr>
-        <w:color w:val="FFFFFF" w:themeColor="background1"/>
+        <w:color w:val="000000"/>
       </w:rPr>
       <w:tblPr/>
       <w:tcPr>
@@ -11192,7 +12141,7 @@
     </w:tblStylePr>
     <w:tblStylePr w:type="lastCol">
       <w:rPr>
-        <w:color w:val="FFFFFF" w:themeColor="background1"/>
+        <w:color w:val="000000"/>
       </w:rPr>
       <w:tblPr/>
       <w:tcPr>
@@ -11221,12 +12170,12 @@
     </w:tblStylePr>
     <w:tblStylePr w:type="neCell">
       <w:rPr>
-        <w:color w:val="000000" w:themeColor="text1"/>
+        <w:color w:val="000000"/>
       </w:rPr>
     </w:tblStylePr>
     <w:tblStylePr w:type="nwCell">
       <w:rPr>
-        <w:color w:val="000000" w:themeColor="text1"/>
+        <w:color w:val="000000"/>
       </w:rPr>
     </w:tblStylePr>
   </w:style>
@@ -11239,7 +12188,7 @@
       <w:spacing w:after="0" w:line="240" w:lineRule="auto"/>
     </w:pPr>
     <w:rPr>
-      <w:color w:val="000000" w:themeColor="text1"/>
+      <w:color w:val="000000"/>
     </w:rPr>
     <w:tblPr>
       <w:tblStyleRowBandSize w:val="1"/>
@@ -11285,7 +12234,7 @@
       <w:rPr>
         <w:b/>
         <w:bCs/>
-        <w:color w:val="FFFFFF" w:themeColor="background1"/>
+        <w:color w:val="000000"/>
       </w:rPr>
       <w:tblPr/>
       <w:tcPr>
@@ -11297,7 +12246,7 @@
     </w:tblStylePr>
     <w:tblStylePr w:type="firstCol">
       <w:rPr>
-        <w:color w:val="FFFFFF" w:themeColor="background1"/>
+        <w:color w:val="000000"/>
       </w:rPr>
       <w:tblPr/>
       <w:tcPr>
@@ -11314,7 +12263,7 @@
     </w:tblStylePr>
     <w:tblStylePr w:type="lastCol">
       <w:rPr>
-        <w:color w:val="FFFFFF" w:themeColor="background1"/>
+        <w:color w:val="000000"/>
       </w:rPr>
       <w:tblPr/>
       <w:tcPr>
@@ -11343,12 +12292,12 @@
     </w:tblStylePr>
     <w:tblStylePr w:type="neCell">
       <w:rPr>
-        <w:color w:val="000000" w:themeColor="text1"/>
+        <w:color w:val="000000"/>
       </w:rPr>
     </w:tblStylePr>
     <w:tblStylePr w:type="nwCell">
       <w:rPr>
-        <w:color w:val="000000" w:themeColor="text1"/>
+        <w:color w:val="000000"/>
       </w:rPr>
     </w:tblStylePr>
   </w:style>
@@ -11361,7 +12310,7 @@
       <w:spacing w:after="0" w:line="240" w:lineRule="auto"/>
     </w:pPr>
     <w:rPr>
-      <w:color w:val="000000" w:themeColor="text1"/>
+      <w:color w:val="000000"/>
     </w:rPr>
     <w:tblPr>
       <w:tblStyleRowBandSize w:val="1"/>
@@ -11407,7 +12356,7 @@
       <w:rPr>
         <w:b/>
         <w:bCs/>
-        <w:color w:val="FFFFFF" w:themeColor="background1"/>
+        <w:color w:val="000000"/>
       </w:rPr>
       <w:tblPr/>
       <w:tcPr>
@@ -11419,7 +12368,7 @@
     </w:tblStylePr>
     <w:tblStylePr w:type="firstCol">
       <w:rPr>
-        <w:color w:val="FFFFFF" w:themeColor="background1"/>
+        <w:color w:val="000000"/>
       </w:rPr>
       <w:tblPr/>
       <w:tcPr>
@@ -11436,7 +12385,7 @@
     </w:tblStylePr>
     <w:tblStylePr w:type="lastCol">
       <w:rPr>
-        <w:color w:val="FFFFFF" w:themeColor="background1"/>
+        <w:color w:val="000000"/>
       </w:rPr>
       <w:tblPr/>
       <w:tcPr>
@@ -11465,12 +12414,12 @@
     </w:tblStylePr>
     <w:tblStylePr w:type="neCell">
       <w:rPr>
-        <w:color w:val="000000" w:themeColor="text1"/>
+        <w:color w:val="000000"/>
       </w:rPr>
     </w:tblStylePr>
     <w:tblStylePr w:type="nwCell">
       <w:rPr>
-        <w:color w:val="000000" w:themeColor="text1"/>
+        <w:color w:val="000000"/>
       </w:rPr>
     </w:tblStylePr>
   </w:style>
@@ -11483,7 +12432,7 @@
       <w:spacing w:after="0" w:line="240" w:lineRule="auto"/>
     </w:pPr>
     <w:rPr>
-      <w:color w:val="000000" w:themeColor="text1"/>
+      <w:color w:val="000000"/>
     </w:rPr>
     <w:tblPr>
       <w:tblStyleRowBandSize w:val="1"/>
@@ -11529,7 +12478,7 @@
       <w:rPr>
         <w:b/>
         <w:bCs/>
-        <w:color w:val="FFFFFF" w:themeColor="background1"/>
+        <w:color w:val="000000"/>
       </w:rPr>
       <w:tblPr/>
       <w:tcPr>
@@ -11541,7 +12490,7 @@
     </w:tblStylePr>
     <w:tblStylePr w:type="firstCol">
       <w:rPr>
-        <w:color w:val="FFFFFF" w:themeColor="background1"/>
+        <w:color w:val="000000"/>
       </w:rPr>
       <w:tblPr/>
       <w:tcPr>
@@ -11558,7 +12507,7 @@
     </w:tblStylePr>
     <w:tblStylePr w:type="lastCol">
       <w:rPr>
-        <w:color w:val="FFFFFF" w:themeColor="background1"/>
+        <w:color w:val="000000"/>
       </w:rPr>
       <w:tblPr/>
       <w:tcPr>
@@ -11595,7 +12544,7 @@
       <w:spacing w:after="0" w:line="240" w:lineRule="auto"/>
     </w:pPr>
     <w:rPr>
-      <w:color w:val="000000" w:themeColor="text1"/>
+      <w:color w:val="000000"/>
     </w:rPr>
     <w:tblPr>
       <w:tblStyleRowBandSize w:val="1"/>
@@ -11641,7 +12590,7 @@
       <w:rPr>
         <w:b/>
         <w:bCs/>
-        <w:color w:val="FFFFFF" w:themeColor="background1"/>
+        <w:color w:val="000000"/>
       </w:rPr>
       <w:tblPr/>
       <w:tcPr>
@@ -11653,7 +12602,7 @@
     </w:tblStylePr>
     <w:tblStylePr w:type="firstCol">
       <w:rPr>
-        <w:color w:val="FFFFFF" w:themeColor="background1"/>
+        <w:color w:val="000000"/>
       </w:rPr>
       <w:tblPr/>
       <w:tcPr>
@@ -11670,7 +12619,7 @@
     </w:tblStylePr>
     <w:tblStylePr w:type="lastCol">
       <w:rPr>
-        <w:color w:val="FFFFFF" w:themeColor="background1"/>
+        <w:color w:val="000000"/>
       </w:rPr>
       <w:tblPr/>
       <w:tcPr>
@@ -11699,12 +12648,12 @@
     </w:tblStylePr>
     <w:tblStylePr w:type="neCell">
       <w:rPr>
-        <w:color w:val="000000" w:themeColor="text1"/>
+        <w:color w:val="000000"/>
       </w:rPr>
     </w:tblStylePr>
     <w:tblStylePr w:type="nwCell">
       <w:rPr>
-        <w:color w:val="000000" w:themeColor="text1"/>
+        <w:color w:val="000000"/>
       </w:rPr>
     </w:tblStylePr>
   </w:style>
@@ -11717,7 +12666,7 @@
       <w:spacing w:after="0" w:line="240" w:lineRule="auto"/>
     </w:pPr>
     <w:rPr>
-      <w:color w:val="000000" w:themeColor="text1"/>
+      <w:color w:val="000000"/>
     </w:rPr>
     <w:tblPr>
       <w:tblStyleRowBandSize w:val="1"/>
@@ -11763,7 +12712,7 @@
       <w:rPr>
         <w:b/>
         <w:bCs/>
-        <w:color w:val="FFFFFF" w:themeColor="background1"/>
+        <w:color w:val="000000"/>
       </w:rPr>
       <w:tblPr/>
       <w:tcPr>
@@ -11775,7 +12724,7 @@
     </w:tblStylePr>
     <w:tblStylePr w:type="firstCol">
       <w:rPr>
-        <w:color w:val="FFFFFF" w:themeColor="background1"/>
+        <w:color w:val="000000"/>
       </w:rPr>
       <w:tblPr/>
       <w:tcPr>
@@ -11792,7 +12741,7 @@
     </w:tblStylePr>
     <w:tblStylePr w:type="lastCol">
       <w:rPr>
-        <w:color w:val="FFFFFF" w:themeColor="background1"/>
+        <w:color w:val="000000"/>
       </w:rPr>
       <w:tblPr/>
       <w:tcPr>
@@ -11821,12 +12770,12 @@
     </w:tblStylePr>
     <w:tblStylePr w:type="neCell">
       <w:rPr>
-        <w:color w:val="000000" w:themeColor="text1"/>
+        <w:color w:val="000000"/>
       </w:rPr>
     </w:tblStylePr>
     <w:tblStylePr w:type="nwCell">
       <w:rPr>
-        <w:color w:val="000000" w:themeColor="text1"/>
+        <w:color w:val="000000"/>
       </w:rPr>
     </w:tblStylePr>
   </w:style>
@@ -11839,7 +12788,7 @@
       <w:spacing w:after="0" w:line="240" w:lineRule="auto"/>
     </w:pPr>
     <w:rPr>
-      <w:color w:val="000000" w:themeColor="text1"/>
+      <w:color w:val="000000"/>
     </w:rPr>
     <w:tblPr>
       <w:tblStyleRowBandSize w:val="1"/>
@@ -11885,7 +12834,7 @@
       <w:rPr>
         <w:b/>
         <w:bCs/>
-        <w:color w:val="FFFFFF" w:themeColor="background1"/>
+        <w:color w:val="000000"/>
       </w:rPr>
       <w:tblPr/>
       <w:tcPr>
@@ -11897,7 +12846,7 @@
     </w:tblStylePr>
     <w:tblStylePr w:type="firstCol">
       <w:rPr>
-        <w:color w:val="FFFFFF" w:themeColor="background1"/>
+        <w:color w:val="000000"/>
       </w:rPr>
       <w:tblPr/>
       <w:tcPr>
@@ -11914,7 +12863,7 @@
     </w:tblStylePr>
     <w:tblStylePr w:type="lastCol">
       <w:rPr>
-        <w:color w:val="FFFFFF" w:themeColor="background1"/>
+        <w:color w:val="000000"/>
       </w:rPr>
       <w:tblPr/>
       <w:tcPr>
@@ -11943,12 +12892,12 @@
     </w:tblStylePr>
     <w:tblStylePr w:type="neCell">
       <w:rPr>
-        <w:color w:val="000000" w:themeColor="text1"/>
+        <w:color w:val="000000"/>
       </w:rPr>
     </w:tblStylePr>
     <w:tblStylePr w:type="nwCell">
       <w:rPr>
-        <w:color w:val="000000" w:themeColor="text1"/>
+        <w:color w:val="000000"/>
       </w:rPr>
     </w:tblStylePr>
   </w:style>
@@ -11961,7 +12910,7 @@
       <w:spacing w:after="0" w:line="240" w:lineRule="auto"/>
     </w:pPr>
     <w:rPr>
-      <w:color w:val="000000" w:themeColor="text1"/>
+      <w:color w:val="000000"/>
     </w:rPr>
     <w:tblPr>
       <w:tblStyleRowBandSize w:val="1"/>
@@ -11981,7 +12930,7 @@
       <w:rPr>
         <w:b/>
         <w:bCs/>
-        <w:color w:val="FFFFFF" w:themeColor="background1"/>
+        <w:color w:val="000000"/>
       </w:rPr>
       <w:tblPr/>
       <w:tcPr>
@@ -11995,7 +12944,7 @@
       <w:rPr>
         <w:b/>
         <w:bCs/>
-        <w:color w:val="9E3A38" w:themeColor="accent2" w:themeShade="CC"/>
+        <w:color w:val="000000"/>
       </w:rPr>
       <w:tblPr/>
       <w:tcPr>
@@ -12047,7 +12996,7 @@
       <w:spacing w:after="0" w:line="240" w:lineRule="auto"/>
     </w:pPr>
     <w:rPr>
-      <w:color w:val="000000" w:themeColor="text1"/>
+      <w:color w:val="000000"/>
     </w:rPr>
     <w:tblPr>
       <w:tblStyleRowBandSize w:val="1"/>
@@ -12067,7 +13016,7 @@
       <w:rPr>
         <w:b/>
         <w:bCs/>
-        <w:color w:val="FFFFFF" w:themeColor="background1"/>
+        <w:color w:val="000000"/>
       </w:rPr>
       <w:tblPr/>
       <w:tcPr>
@@ -12081,7 +13030,7 @@
       <w:rPr>
         <w:b/>
         <w:bCs/>
-        <w:color w:val="9E3A38" w:themeColor="accent2" w:themeShade="CC"/>
+        <w:color w:val="000000"/>
       </w:rPr>
       <w:tblPr/>
       <w:tcPr>
@@ -12133,7 +13082,7 @@
       <w:spacing w:after="0" w:line="240" w:lineRule="auto"/>
     </w:pPr>
     <w:rPr>
-      <w:color w:val="000000" w:themeColor="text1"/>
+      <w:color w:val="000000"/>
     </w:rPr>
     <w:tblPr>
       <w:tblStyleRowBandSize w:val="1"/>
@@ -12153,7 +13102,7 @@
       <w:rPr>
         <w:b/>
         <w:bCs/>
-        <w:color w:val="FFFFFF" w:themeColor="background1"/>
+        <w:color w:val="000000"/>
       </w:rPr>
       <w:tblPr/>
       <w:tcPr>
@@ -12167,7 +13116,7 @@
       <w:rPr>
         <w:b/>
         <w:bCs/>
-        <w:color w:val="9E3A38" w:themeColor="accent2" w:themeShade="CC"/>
+        <w:color w:val="000000"/>
       </w:rPr>
       <w:tblPr/>
       <w:tcPr>
@@ -12219,7 +13168,7 @@
       <w:spacing w:after="0" w:line="240" w:lineRule="auto"/>
     </w:pPr>
     <w:rPr>
-      <w:color w:val="000000" w:themeColor="text1"/>
+      <w:color w:val="000000"/>
     </w:rPr>
     <w:tblPr>
       <w:tblStyleRowBandSize w:val="1"/>
@@ -12239,7 +13188,7 @@
       <w:rPr>
         <w:b/>
         <w:bCs/>
-        <w:color w:val="FFFFFF" w:themeColor="background1"/>
+        <w:color w:val="000000"/>
       </w:rPr>
       <w:tblPr/>
       <w:tcPr>
@@ -12253,7 +13202,7 @@
       <w:rPr>
         <w:b/>
         <w:bCs/>
-        <w:color w:val="664E82" w:themeColor="accent4" w:themeShade="CC"/>
+        <w:color w:val="000000"/>
       </w:rPr>
       <w:tblPr/>
       <w:tcPr>
@@ -12305,7 +13254,7 @@
       <w:spacing w:after="0" w:line="240" w:lineRule="auto"/>
     </w:pPr>
     <w:rPr>
-      <w:color w:val="000000" w:themeColor="text1"/>
+      <w:color w:val="000000"/>
     </w:rPr>
     <w:tblPr>
       <w:tblStyleRowBandSize w:val="1"/>
@@ -12325,7 +13274,7 @@
       <w:rPr>
         <w:b/>
         <w:bCs/>
-        <w:color w:val="FFFFFF" w:themeColor="background1"/>
+        <w:color w:val="000000"/>
       </w:rPr>
       <w:tblPr/>
       <w:tcPr>
@@ -12339,7 +13288,7 @@
       <w:rPr>
         <w:b/>
         <w:bCs/>
-        <w:color w:val="7E9C40" w:themeColor="accent3" w:themeShade="CC"/>
+        <w:color w:val="000000"/>
       </w:rPr>
       <w:tblPr/>
       <w:tcPr>
@@ -12391,7 +13340,7 @@
       <w:spacing w:after="0" w:line="240" w:lineRule="auto"/>
     </w:pPr>
     <w:rPr>
-      <w:color w:val="000000" w:themeColor="text1"/>
+      <w:color w:val="000000"/>
     </w:rPr>
     <w:tblPr>
       <w:tblStyleRowBandSize w:val="1"/>
@@ -12411,7 +13360,7 @@
       <w:rPr>
         <w:b/>
         <w:bCs/>
-        <w:color w:val="FFFFFF" w:themeColor="background1"/>
+        <w:color w:val="000000"/>
       </w:rPr>
       <w:tblPr/>
       <w:tcPr>
@@ -12425,7 +13374,7 @@
       <w:rPr>
         <w:b/>
         <w:bCs/>
-        <w:color w:val="F2730A" w:themeColor="accent6" w:themeShade="CC"/>
+        <w:color w:val="000000"/>
       </w:rPr>
       <w:tblPr/>
       <w:tcPr>
@@ -12477,7 +13426,7 @@
       <w:spacing w:after="0" w:line="240" w:lineRule="auto"/>
     </w:pPr>
     <w:rPr>
-      <w:color w:val="000000" w:themeColor="text1"/>
+      <w:color w:val="000000"/>
     </w:rPr>
     <w:tblPr>
       <w:tblStyleRowBandSize w:val="1"/>
@@ -12497,7 +13446,7 @@
       <w:rPr>
         <w:b/>
         <w:bCs/>
-        <w:color w:val="FFFFFF" w:themeColor="background1"/>
+        <w:color w:val="000000"/>
       </w:rPr>
       <w:tblPr/>
       <w:tcPr>
@@ -12511,7 +13460,7 @@
       <w:rPr>
         <w:b/>
         <w:bCs/>
-        <w:color w:val="348DA5" w:themeColor="accent5" w:themeShade="CC"/>
+        <w:color w:val="000000"/>
       </w:rPr>
       <w:tblPr/>
       <w:tcPr>
@@ -12563,7 +13512,7 @@
       <w:spacing w:after="0" w:line="240" w:lineRule="auto"/>
     </w:pPr>
     <w:rPr>
-      <w:color w:val="000000" w:themeColor="text1"/>
+      <w:color w:val="000000"/>
     </w:rPr>
     <w:tblPr>
       <w:tblStyleRowBandSize w:val="1"/>
@@ -12596,7 +13545,7 @@
       <w:rPr>
         <w:b/>
         <w:bCs/>
-        <w:color w:val="000000" w:themeColor="text1"/>
+        <w:color w:val="000000"/>
       </w:rPr>
       <w:tblPr/>
       <w:tcPr>
@@ -12605,7 +13554,7 @@
     </w:tblStylePr>
     <w:tblStylePr w:type="firstCol">
       <w:rPr>
-        <w:color w:val="FFFFFF" w:themeColor="background1"/>
+        <w:color w:val="000000"/>
       </w:rPr>
       <w:tblPr/>
       <w:tcPr>
@@ -12614,7 +13563,7 @@
     </w:tblStylePr>
     <w:tblStylePr w:type="lastCol">
       <w:rPr>
-        <w:color w:val="FFFFFF" w:themeColor="background1"/>
+        <w:color w:val="000000"/>
       </w:rPr>
       <w:tblPr/>
       <w:tcPr>
@@ -12643,7 +13592,7 @@
       <w:spacing w:after="0" w:line="240" w:lineRule="auto"/>
     </w:pPr>
     <w:rPr>
-      <w:color w:val="000000" w:themeColor="text1"/>
+      <w:color w:val="000000"/>
     </w:rPr>
     <w:tblPr>
       <w:tblStyleRowBandSize w:val="1"/>
@@ -12676,7 +13625,7 @@
       <w:rPr>
         <w:b/>
         <w:bCs/>
-        <w:color w:val="000000" w:themeColor="text1"/>
+        <w:color w:val="000000"/>
       </w:rPr>
       <w:tblPr/>
       <w:tcPr>
@@ -12685,7 +13634,7 @@
     </w:tblStylePr>
     <w:tblStylePr w:type="firstCol">
       <w:rPr>
-        <w:color w:val="FFFFFF" w:themeColor="background1"/>
+        <w:color w:val="000000"/>
       </w:rPr>
       <w:tblPr/>
       <w:tcPr>
@@ -12694,7 +13643,7 @@
     </w:tblStylePr>
     <w:tblStylePr w:type="lastCol">
       <w:rPr>
-        <w:color w:val="FFFFFF" w:themeColor="background1"/>
+        <w:color w:val="000000"/>
       </w:rPr>
       <w:tblPr/>
       <w:tcPr>
@@ -12723,7 +13672,7 @@
       <w:spacing w:after="0" w:line="240" w:lineRule="auto"/>
     </w:pPr>
     <w:rPr>
-      <w:color w:val="000000" w:themeColor="text1"/>
+      <w:color w:val="000000"/>
     </w:rPr>
     <w:tblPr>
       <w:tblStyleRowBandSize w:val="1"/>
@@ -12756,7 +13705,7 @@
       <w:rPr>
         <w:b/>
         <w:bCs/>
-        <w:color w:val="000000" w:themeColor="text1"/>
+        <w:color w:val="000000"/>
       </w:rPr>
       <w:tblPr/>
       <w:tcPr>
@@ -12765,7 +13714,7 @@
     </w:tblStylePr>
     <w:tblStylePr w:type="firstCol">
       <w:rPr>
-        <w:color w:val="FFFFFF" w:themeColor="background1"/>
+        <w:color w:val="000000"/>
       </w:rPr>
       <w:tblPr/>
       <w:tcPr>
@@ -12774,7 +13723,7 @@
     </w:tblStylePr>
     <w:tblStylePr w:type="lastCol">
       <w:rPr>
-        <w:color w:val="FFFFFF" w:themeColor="background1"/>
+        <w:color w:val="000000"/>
       </w:rPr>
       <w:tblPr/>
       <w:tcPr>
@@ -12803,7 +13752,7 @@
       <w:spacing w:after="0" w:line="240" w:lineRule="auto"/>
     </w:pPr>
     <w:rPr>
-      <w:color w:val="000000" w:themeColor="text1"/>
+      <w:color w:val="000000"/>
     </w:rPr>
     <w:tblPr>
       <w:tblStyleRowBandSize w:val="1"/>
@@ -12836,7 +13785,7 @@
       <w:rPr>
         <w:b/>
         <w:bCs/>
-        <w:color w:val="000000" w:themeColor="text1"/>
+        <w:color w:val="000000"/>
       </w:rPr>
       <w:tblPr/>
       <w:tcPr>
@@ -12845,7 +13794,7 @@
     </w:tblStylePr>
     <w:tblStylePr w:type="firstCol">
       <w:rPr>
-        <w:color w:val="FFFFFF" w:themeColor="background1"/>
+        <w:color w:val="000000"/>
       </w:rPr>
       <w:tblPr/>
       <w:tcPr>
@@ -12854,7 +13803,7 @@
     </w:tblStylePr>
     <w:tblStylePr w:type="lastCol">
       <w:rPr>
-        <w:color w:val="FFFFFF" w:themeColor="background1"/>
+        <w:color w:val="000000"/>
       </w:rPr>
       <w:tblPr/>
       <w:tcPr>
@@ -12883,7 +13832,7 @@
       <w:spacing w:after="0" w:line="240" w:lineRule="auto"/>
     </w:pPr>
     <w:rPr>
-      <w:color w:val="000000" w:themeColor="text1"/>
+      <w:color w:val="000000"/>
     </w:rPr>
     <w:tblPr>
       <w:tblStyleRowBandSize w:val="1"/>
@@ -12916,7 +13865,7 @@
       <w:rPr>
         <w:b/>
         <w:bCs/>
-        <w:color w:val="000000" w:themeColor="text1"/>
+        <w:color w:val="000000"/>
       </w:rPr>
       <w:tblPr/>
       <w:tcPr>
@@ -12925,7 +13874,7 @@
     </w:tblStylePr>
     <w:tblStylePr w:type="firstCol">
       <w:rPr>
-        <w:color w:val="FFFFFF" w:themeColor="background1"/>
+        <w:color w:val="000000"/>
       </w:rPr>
       <w:tblPr/>
       <w:tcPr>
@@ -12934,7 +13883,7 @@
     </w:tblStylePr>
     <w:tblStylePr w:type="lastCol">
       <w:rPr>
-        <w:color w:val="FFFFFF" w:themeColor="background1"/>
+        <w:color w:val="000000"/>
       </w:rPr>
       <w:tblPr/>
       <w:tcPr>
@@ -12963,7 +13912,7 @@
       <w:spacing w:after="0" w:line="240" w:lineRule="auto"/>
     </w:pPr>
     <w:rPr>
-      <w:color w:val="000000" w:themeColor="text1"/>
+      <w:color w:val="000000"/>
     </w:rPr>
     <w:tblPr>
       <w:tblStyleRowBandSize w:val="1"/>
@@ -12996,7 +13945,7 @@
       <w:rPr>
         <w:b/>
         <w:bCs/>
-        <w:color w:val="000000" w:themeColor="text1"/>
+        <w:color w:val="000000"/>
       </w:rPr>
       <w:tblPr/>
       <w:tcPr>
@@ -13005,7 +13954,7 @@
     </w:tblStylePr>
     <w:tblStylePr w:type="firstCol">
       <w:rPr>
-        <w:color w:val="FFFFFF" w:themeColor="background1"/>
+        <w:color w:val="000000"/>
       </w:rPr>
       <w:tblPr/>
       <w:tcPr>
@@ -13014,7 +13963,7 @@
     </w:tblStylePr>
     <w:tblStylePr w:type="lastCol">
       <w:rPr>
-        <w:color w:val="FFFFFF" w:themeColor="background1"/>
+        <w:color w:val="000000"/>
       </w:rPr>
       <w:tblPr/>
       <w:tcPr>
@@ -13043,7 +13992,7 @@
       <w:spacing w:after="0" w:line="240" w:lineRule="auto"/>
     </w:pPr>
     <w:rPr>
-      <w:color w:val="000000" w:themeColor="text1"/>
+      <w:color w:val="000000"/>
     </w:rPr>
     <w:tblPr>
       <w:tblStyleRowBandSize w:val="1"/>
@@ -13076,7 +14025,7 @@
       <w:rPr>
         <w:b/>
         <w:bCs/>
-        <w:color w:val="000000" w:themeColor="text1"/>
+        <w:color w:val="000000"/>
       </w:rPr>
       <w:tblPr/>
       <w:tcPr>
@@ -13085,7 +14034,7 @@
     </w:tblStylePr>
     <w:tblStylePr w:type="firstCol">
       <w:rPr>
-        <w:color w:val="FFFFFF" w:themeColor="background1"/>
+        <w:color w:val="000000"/>
       </w:rPr>
       <w:tblPr/>
       <w:tcPr>
@@ -13094,7 +14043,7 @@
     </w:tblStylePr>
     <w:tblStylePr w:type="lastCol">
       <w:rPr>
-        <w:color w:val="FFFFFF" w:themeColor="background1"/>
+        <w:color w:val="000000"/>
       </w:rPr>
       <w:tblPr/>
       <w:tcPr>

--- a/deliverables/第7组_Sprint1计划会会议纪要.docx
+++ b/deliverables/第7组_Sprint1计划会会议纪要.docx
@@ -83,6 +83,7 @@
           </w:tcPr>
           <w:p>
             <w:pPr>
+              <w:keepNext/>
               <w:spacing w:after="0" w:line="264" w:lineRule="auto"/>
               <w:jc w:val="center"/>
             </w:pPr>
@@ -111,6 +112,7 @@
           </w:tcPr>
           <w:p>
             <w:pPr>
+              <w:keepNext/>
               <w:spacing w:after="0" w:line="264" w:lineRule="auto"/>
               <w:jc w:val="center"/>
             </w:pPr>
@@ -139,6 +141,7 @@
           </w:tcPr>
           <w:p>
             <w:pPr>
+              <w:keepNext/>
               <w:spacing w:after="0" w:line="264" w:lineRule="auto"/>
               <w:jc w:val="center"/>
             </w:pPr>
@@ -585,6 +588,7 @@
           </w:tcPr>
           <w:p>
             <w:pPr>
+              <w:keepNext/>
               <w:spacing w:after="0" w:line="264" w:lineRule="auto"/>
               <w:jc w:val="center"/>
             </w:pPr>
@@ -613,6 +617,7 @@
           </w:tcPr>
           <w:p>
             <w:pPr>
+              <w:keepNext/>
               <w:spacing w:after="0" w:line="264" w:lineRule="auto"/>
               <w:jc w:val="center"/>
             </w:pPr>
@@ -641,6 +646,7 @@
           </w:tcPr>
           <w:p>
             <w:pPr>
+              <w:keepNext/>
               <w:spacing w:after="0" w:line="264" w:lineRule="auto"/>
               <w:jc w:val="center"/>
             </w:pPr>
@@ -669,6 +675,7 @@
           </w:tcPr>
           <w:p>
             <w:pPr>
+              <w:keepNext/>
               <w:spacing w:after="0" w:line="264" w:lineRule="auto"/>
               <w:jc w:val="center"/>
             </w:pPr>
@@ -697,6 +704,7 @@
           </w:tcPr>
           <w:p>
             <w:pPr>
+              <w:keepNext/>
               <w:spacing w:after="0" w:line="264" w:lineRule="auto"/>
               <w:jc w:val="center"/>
             </w:pPr>
@@ -1229,7 +1237,7 @@
     </w:p>
     <w:p>
       <w:r>
-        <w:t>执行结果是三个故事已集成，自动测试 24/24 通过，2026年9月22日 DRI 确认最终人工 Demo 七项通过。AI 静态检查认为关键函数注释充分，已有测试日志、浏览器记录和截图。人工 diff 审查未见独立确认记录，因此不宣称所有正式 DoD 已通过；也未将增量合入 main。</w:t>
+        <w:t>执行结果是三个故事已集成，原业务自动测试24/24通过，2026年9月22日 DRI 确认最终人工 Demo 七项通过。10月8日最终交付分支补充05c7499服务状态修复及11项状态测试，最新全量35/35通过；不倒写为原计划会上已知结果。AI 静态检查认为关键函数注释充分，已有测试日志、浏览器记录和截图。人工 diff 审查未见独立确认记录，因此不宣称所有正式 DoD 已通过；也未将增量合入 main。</w:t>
       </w:r>
     </w:p>
     <w:p>
@@ -1280,6 +1288,7 @@
           </w:tcPr>
           <w:p>
             <w:pPr>
+              <w:keepNext/>
               <w:spacing w:after="0" w:line="264" w:lineRule="auto"/>
               <w:jc w:val="center"/>
             </w:pPr>
@@ -1308,6 +1317,7 @@
           </w:tcPr>
           <w:p>
             <w:pPr>
+              <w:keepNext/>
               <w:spacing w:after="0" w:line="264" w:lineRule="auto"/>
               <w:jc w:val="center"/>
             </w:pPr>
@@ -1336,6 +1346,7 @@
           </w:tcPr>
           <w:p>
             <w:pPr>
+              <w:keepNext/>
               <w:spacing w:after="0" w:line="264" w:lineRule="auto"/>
               <w:jc w:val="center"/>
             </w:pPr>
@@ -1364,6 +1375,7 @@
           </w:tcPr>
           <w:p>
             <w:pPr>
+              <w:keepNext/>
               <w:spacing w:after="0" w:line="264" w:lineRule="auto"/>
               <w:jc w:val="center"/>
             </w:pPr>
